--- a/docs/deliverables/out/Programme/BDOI_Inputs/BIBS_Templates_BRD-00_Master_Data_Upload_Guide_v1.0.docx
+++ b/docs/deliverables/out/Programme/BDOI_Inputs/BIBS_Templates_BRD-00_Master_Data_Upload_Guide_v1.0.docx
@@ -1981,7 +1981,7 @@
           <w:t xml:space="preserve">	</w:t>
         </w:r>
         <w:r>
-          <w:t xml:space="preserve">10</w:t>
+          <w:t xml:space="preserve">9</w:t>
         </w:r>
       </w:hyperlink>
     </w:p>
@@ -2013,7 +2013,7 @@
           <w:t xml:space="preserve">	</w:t>
         </w:r>
         <w:r>
-          <w:t xml:space="preserve">11</w:t>
+          <w:t xml:space="preserve">10</w:t>
         </w:r>
       </w:hyperlink>
     </w:p>
@@ -2029,7 +2029,7 @@
           <w:t xml:space="preserve">	</w:t>
         </w:r>
         <w:r>
-          <w:t xml:space="preserve">12</w:t>
+          <w:t xml:space="preserve">11</w:t>
         </w:r>
       </w:hyperlink>
       <w:r>
@@ -4014,9 +4014,9 @@
         <w:tblLayout w:type="fixed"/>
       </w:tblPr>
       <w:tblGrid>
-        <w:gridCol w:w="1926"/>
-        <w:gridCol w:w="7026"/>
-        <w:gridCol w:w="1019"/>
+        <w:gridCol w:w="1813"/>
+        <w:gridCol w:w="6913"/>
+        <w:gridCol w:w="1246"/>
       </w:tblGrid>
       <w:tr>
         <w:trPr>
@@ -4025,7 +4025,7 @@
         </w:trPr>
         <w:tc>
           <w:tcPr>
-            <w:tcW w:type="dxa" w:w="1926"/>
+            <w:tcW w:type="dxa" w:w="1813"/>
             <w:shd w:val="clear" w:color="auto" w:fill="004EA8"/>
             <w:tcMar>
               <w:top w:w="50" w:type="dxa"/>
@@ -4051,7 +4051,7 @@
         </w:tc>
         <w:tc>
           <w:tcPr>
-            <w:tcW w:type="dxa" w:w="7026"/>
+            <w:tcW w:type="dxa" w:w="6912"/>
             <w:shd w:val="clear" w:color="auto" w:fill="004EA8"/>
             <w:tcMar>
               <w:top w:w="50" w:type="dxa"/>
@@ -4077,7 +4077,7 @@
         </w:tc>
         <w:tc>
           <w:tcPr>
-            <w:tcW w:type="dxa" w:w="1020"/>
+            <w:tcW w:type="dxa" w:w="1246"/>
             <w:shd w:val="clear" w:color="auto" w:fill="004EA8"/>
             <w:tcMar>
               <w:top w:w="50" w:type="dxa"/>
@@ -4108,7 +4108,7 @@
         </w:trPr>
         <w:tc>
           <w:tcPr>
-            <w:tcW w:type="dxa" w:w="1926"/>
+            <w:tcW w:type="dxa" w:w="1813"/>
             <w:tcMar>
               <w:top w:w="50" w:type="dxa"/>
               <w:bottom w:w="50" w:type="dxa"/>
@@ -4130,7 +4130,7 @@
         </w:tc>
         <w:tc>
           <w:tcPr>
-            <w:tcW w:type="dxa" w:w="7026"/>
+            <w:tcW w:type="dxa" w:w="6912"/>
             <w:tcMar>
               <w:top w:w="50" w:type="dxa"/>
               <w:bottom w:w="50" w:type="dxa"/>
@@ -4152,7 +4152,7 @@
         </w:tc>
         <w:tc>
           <w:tcPr>
-            <w:tcW w:type="dxa" w:w="1020"/>
+            <w:tcW w:type="dxa" w:w="1246"/>
             <w:tcMar>
               <w:top w:w="50" w:type="dxa"/>
               <w:bottom w:w="50" w:type="dxa"/>
@@ -4179,7 +4179,7 @@
         </w:trPr>
         <w:tc>
           <w:tcPr>
-            <w:tcW w:type="dxa" w:w="1926"/>
+            <w:tcW w:type="dxa" w:w="1813"/>
             <w:tcMar>
               <w:top w:w="50" w:type="dxa"/>
               <w:bottom w:w="50" w:type="dxa"/>
@@ -4202,7 +4202,7 @@
         </w:tc>
         <w:tc>
           <w:tcPr>
-            <w:tcW w:type="dxa" w:w="7026"/>
+            <w:tcW w:type="dxa" w:w="6912"/>
             <w:tcMar>
               <w:top w:w="50" w:type="dxa"/>
               <w:bottom w:w="50" w:type="dxa"/>
@@ -4225,7 +4225,7 @@
         </w:tc>
         <w:tc>
           <w:tcPr>
-            <w:tcW w:type="dxa" w:w="1020"/>
+            <w:tcW w:type="dxa" w:w="1246"/>
             <w:tcMar>
               <w:top w:w="50" w:type="dxa"/>
               <w:bottom w:w="50" w:type="dxa"/>
@@ -4253,7 +4253,7 @@
         </w:trPr>
         <w:tc>
           <w:tcPr>
-            <w:tcW w:type="dxa" w:w="1926"/>
+            <w:tcW w:type="dxa" w:w="1813"/>
             <w:tcMar>
               <w:top w:w="50" w:type="dxa"/>
               <w:bottom w:w="50" w:type="dxa"/>
@@ -4275,7 +4275,7 @@
         </w:tc>
         <w:tc>
           <w:tcPr>
-            <w:tcW w:type="dxa" w:w="7026"/>
+            <w:tcW w:type="dxa" w:w="6912"/>
             <w:tcMar>
               <w:top w:w="50" w:type="dxa"/>
               <w:bottom w:w="50" w:type="dxa"/>
@@ -4297,7 +4297,7 @@
         </w:tc>
         <w:tc>
           <w:tcPr>
-            <w:tcW w:type="dxa" w:w="1020"/>
+            <w:tcW w:type="dxa" w:w="1246"/>
             <w:tcMar>
               <w:top w:w="50" w:type="dxa"/>
               <w:bottom w:w="50" w:type="dxa"/>
@@ -4365,7 +4365,7 @@
       </w:r>
       <w:r>
         <w:rPr/>
-        <w:t>Due milestones (go-live T = Monday 3 January 2028)</w:t>
+        <w:t>Due dates of the templates (go-live T = Monday 3 January 2028)</w:t>
       </w:r>
     </w:p>
     <w:tbl>
@@ -4384,11 +4384,11 @@
         <w:tblLayout w:type="fixed"/>
       </w:tblPr>
       <w:tblGrid>
-        <w:gridCol w:w="679"/>
-        <w:gridCol w:w="4533"/>
-        <w:gridCol w:w="1473"/>
-        <w:gridCol w:w="1586"/>
-        <w:gridCol w:w="1699"/>
+        <w:gridCol w:w="566"/>
+        <w:gridCol w:w="3399"/>
+        <w:gridCol w:w="1246"/>
+        <w:gridCol w:w="1246"/>
+        <w:gridCol w:w="3513"/>
       </w:tblGrid>
       <w:tr>
         <w:trPr>
@@ -4397,7 +4397,7 @@
         </w:trPr>
         <w:tc>
           <w:tcPr>
-            <w:tcW w:type="dxa" w:w="680"/>
+            <w:tcW w:type="dxa" w:w="567"/>
             <w:shd w:val="clear" w:color="auto" w:fill="004EA8"/>
             <w:tcMar>
               <w:top w:w="50" w:type="dxa"/>
@@ -4415,7 +4415,7 @@
               <w:rPr>
                 <w:b/>
                 <w:color w:val="FFFFFF"/>
-                <w:sz w:val="17"/>
+                <w:sz w:val="16"/>
               </w:rPr>
               <w:t>Due</w:t>
             </w:r>
@@ -4423,7 +4423,7 @@
         </w:tc>
         <w:tc>
           <w:tcPr>
-            <w:tcW w:type="dxa" w:w="4533"/>
+            <w:tcW w:type="dxa" w:w="3400"/>
             <w:shd w:val="clear" w:color="auto" w:fill="004EA8"/>
             <w:tcMar>
               <w:top w:w="50" w:type="dxa"/>
@@ -4441,7 +4441,7 @@
               <w:rPr>
                 <w:b/>
                 <w:color w:val="FFFFFF"/>
-                <w:sz w:val="17"/>
+                <w:sz w:val="16"/>
               </w:rPr>
               <w:t>Milestone</w:t>
             </w:r>
@@ -4449,7 +4449,7 @@
         </w:tc>
         <w:tc>
           <w:tcPr>
-            <w:tcW w:type="dxa" w:w="1473"/>
+            <w:tcW w:type="dxa" w:w="1246"/>
             <w:shd w:val="clear" w:color="auto" w:fill="004EA8"/>
             <w:tcMar>
               <w:top w:w="50" w:type="dxa"/>
@@ -4467,7 +4467,7 @@
               <w:rPr>
                 <w:b/>
                 <w:color w:val="FFFFFF"/>
-                <w:sz w:val="17"/>
+                <w:sz w:val="16"/>
               </w:rPr>
               <w:t>Date</w:t>
             </w:r>
@@ -4475,7 +4475,7 @@
         </w:tc>
         <w:tc>
           <w:tcPr>
-            <w:tcW w:type="dxa" w:w="1586"/>
+            <w:tcW w:type="dxa" w:w="1246"/>
             <w:shd w:val="clear" w:color="auto" w:fill="004EA8"/>
             <w:tcMar>
               <w:top w:w="50" w:type="dxa"/>
@@ -4493,7 +4493,7 @@
               <w:rPr>
                 <w:b/>
                 <w:color w:val="FFFFFF"/>
-                <w:sz w:val="17"/>
+                <w:sz w:val="16"/>
               </w:rPr>
               <w:t>Before go-live</w:t>
             </w:r>
@@ -4501,7 +4501,7 @@
         </w:tc>
         <w:tc>
           <w:tcPr>
-            <w:tcW w:type="dxa" w:w="1700"/>
+            <w:tcW w:type="dxa" w:w="3513"/>
             <w:shd w:val="clear" w:color="auto" w:fill="004EA8"/>
             <w:tcMar>
               <w:top w:w="50" w:type="dxa"/>
@@ -4519,7 +4519,7 @@
               <w:rPr>
                 <w:b/>
                 <w:color w:val="FFFFFF"/>
-                <w:sz w:val="17"/>
+                <w:sz w:val="16"/>
               </w:rPr>
               <w:t>Templates due</w:t>
             </w:r>
@@ -4527,26 +4527,23 @@
         </w:tc>
       </w:tr>
       <w:tr>
-        <w:trPr>
-          <w:cantSplit w:val="true"/>
-        </w:trPr>
-        <w:tc>
-          <w:tcPr>
-            <w:tcW w:type="dxa" w:w="680"/>
-            <w:tcMar>
-              <w:top w:w="50" w:type="dxa"/>
-              <w:bottom w:w="50" w:type="dxa"/>
-              <w:left w:w="90" w:type="dxa"/>
-              <w:right w:w="90" w:type="dxa"/>
-            </w:tcMar>
-          </w:tcPr>
-          <w:p>
-            <w:pPr>
-              <w:pStyle w:val="BDOITable"/>
-            </w:pPr>
-            <w:r>
-              <w:rPr>
-                <w:sz w:val="17"/>
+        <w:tc>
+          <w:tcPr>
+            <w:tcW w:type="dxa" w:w="567"/>
+            <w:tcMar>
+              <w:top w:w="50" w:type="dxa"/>
+              <w:bottom w:w="50" w:type="dxa"/>
+              <w:left w:w="90" w:type="dxa"/>
+              <w:right w:w="90" w:type="dxa"/>
+            </w:tcMar>
+          </w:tcPr>
+          <w:p>
+            <w:pPr>
+              <w:pStyle w:val="BDOITable"/>
+            </w:pPr>
+            <w:r>
+              <w:rPr>
+                <w:sz w:val="16"/>
               </w:rPr>
               <w:t>D1</w:t>
             </w:r>
@@ -4554,21 +4551,21 @@
         </w:tc>
         <w:tc>
           <w:tcPr>
-            <w:tcW w:type="dxa" w:w="4533"/>
-            <w:tcMar>
-              <w:top w:w="50" w:type="dxa"/>
-              <w:bottom w:w="50" w:type="dxa"/>
-              <w:left w:w="90" w:type="dxa"/>
-              <w:right w:w="90" w:type="dxa"/>
-            </w:tcMar>
-          </w:tcPr>
-          <w:p>
-            <w:pPr>
-              <w:pStyle w:val="BDOITable"/>
-            </w:pPr>
-            <w:r>
-              <w:rPr>
-                <w:sz w:val="17"/>
+            <w:tcW w:type="dxa" w:w="3400"/>
+            <w:tcMar>
+              <w:top w:w="50" w:type="dxa"/>
+              <w:bottom w:w="50" w:type="dxa"/>
+              <w:left w:w="90" w:type="dxa"/>
+              <w:right w:w="90" w:type="dxa"/>
+            </w:tcMar>
+          </w:tcPr>
+          <w:p>
+            <w:pPr>
+              <w:pStyle w:val="BDOITable"/>
+            </w:pPr>
+            <w:r>
+              <w:rPr>
+                <w:sz w:val="16"/>
               </w:rPr>
               <w:t>Drafts with the Drop 0 sign-off</w:t>
             </w:r>
@@ -4576,21 +4573,21 @@
         </w:tc>
         <w:tc>
           <w:tcPr>
-            <w:tcW w:type="dxa" w:w="1473"/>
-            <w:tcMar>
-              <w:top w:w="50" w:type="dxa"/>
-              <w:bottom w:w="50" w:type="dxa"/>
-              <w:left w:w="90" w:type="dxa"/>
-              <w:right w:w="90" w:type="dxa"/>
-            </w:tcMar>
-          </w:tcPr>
-          <w:p>
-            <w:pPr>
-              <w:pStyle w:val="BDOITable"/>
-            </w:pPr>
-            <w:r>
-              <w:rPr>
-                <w:sz w:val="17"/>
+            <w:tcW w:type="dxa" w:w="1246"/>
+            <w:tcMar>
+              <w:top w:w="50" w:type="dxa"/>
+              <w:bottom w:w="50" w:type="dxa"/>
+              <w:left w:w="90" w:type="dxa"/>
+              <w:right w:w="90" w:type="dxa"/>
+            </w:tcMar>
+          </w:tcPr>
+          <w:p>
+            <w:pPr>
+              <w:pStyle w:val="BDOITable"/>
+            </w:pPr>
+            <w:r>
+              <w:rPr>
+                <w:sz w:val="16"/>
               </w:rPr>
               <w:t>1-Dec-2026</w:t>
             </w:r>
@@ -4598,21 +4595,21 @@
         </w:tc>
         <w:tc>
           <w:tcPr>
-            <w:tcW w:type="dxa" w:w="1586"/>
-            <w:tcMar>
-              <w:top w:w="50" w:type="dxa"/>
-              <w:bottom w:w="50" w:type="dxa"/>
-              <w:left w:w="90" w:type="dxa"/>
-              <w:right w:w="90" w:type="dxa"/>
-            </w:tcMar>
-          </w:tcPr>
-          <w:p>
-            <w:pPr>
-              <w:pStyle w:val="BDOITable"/>
-            </w:pPr>
-            <w:r>
-              <w:rPr>
-                <w:sz w:val="17"/>
+            <w:tcW w:type="dxa" w:w="1246"/>
+            <w:tcMar>
+              <w:top w:w="50" w:type="dxa"/>
+              <w:bottom w:w="50" w:type="dxa"/>
+              <w:left w:w="90" w:type="dxa"/>
+              <w:right w:w="90" w:type="dxa"/>
+            </w:tcMar>
+          </w:tcPr>
+          <w:p>
+            <w:pPr>
+              <w:pStyle w:val="BDOITable"/>
+            </w:pPr>
+            <w:r>
+              <w:rPr>
+                <w:sz w:val="16"/>
               </w:rPr>
               <w:t>T-56 weeks</w:t>
             </w:r>
@@ -4620,34 +4617,31 @@
         </w:tc>
         <w:tc>
           <w:tcPr>
-            <w:tcW w:type="dxa" w:w="1700"/>
-            <w:tcMar>
-              <w:top w:w="50" w:type="dxa"/>
-              <w:bottom w:w="50" w:type="dxa"/>
-              <w:left w:w="90" w:type="dxa"/>
-              <w:right w:w="90" w:type="dxa"/>
-            </w:tcMar>
-          </w:tcPr>
-          <w:p>
-            <w:pPr>
-              <w:pStyle w:val="BDOITable"/>
-            </w:pPr>
-            <w:r>
-              <w:rPr>
-                <w:sz w:val="17"/>
-              </w:rPr>
-              <w:t>1</w:t>
+            <w:tcW w:type="dxa" w:w="3513"/>
+            <w:tcMar>
+              <w:top w:w="50" w:type="dxa"/>
+              <w:bottom w:w="50" w:type="dxa"/>
+              <w:left w:w="90" w:type="dxa"/>
+              <w:right w:w="90" w:type="dxa"/>
+            </w:tcMar>
+          </w:tcPr>
+          <w:p>
+            <w:pPr>
+              <w:pStyle w:val="BDOITable"/>
+            </w:pPr>
+            <w:r>
+              <w:rPr>
+                <w:sz w:val="16"/>
+              </w:rPr>
+              <w:t>D0-09</w:t>
             </w:r>
           </w:p>
         </w:tc>
       </w:tr>
       <w:tr>
-        <w:trPr>
-          <w:cantSplit w:val="true"/>
-        </w:trPr>
-        <w:tc>
-          <w:tcPr>
-            <w:tcW w:type="dxa" w:w="680"/>
+        <w:tc>
+          <w:tcPr>
+            <w:tcW w:type="dxa" w:w="567"/>
             <w:tcMar>
               <w:top w:w="50" w:type="dxa"/>
               <w:bottom w:w="50" w:type="dxa"/>
@@ -4662,7 +4656,7 @@
             </w:pPr>
             <w:r>
               <w:rPr>
-                <w:sz w:val="17"/>
+                <w:sz w:val="16"/>
               </w:rPr>
               <w:t>D2</w:t>
             </w:r>
@@ -4670,7 +4664,7 @@
         </w:tc>
         <w:tc>
           <w:tcPr>
-            <w:tcW w:type="dxa" w:w="4533"/>
+            <w:tcW w:type="dxa" w:w="3400"/>
             <w:tcMar>
               <w:top w:w="50" w:type="dxa"/>
               <w:bottom w:w="50" w:type="dxa"/>
@@ -4685,7 +4679,7 @@
             </w:pPr>
             <w:r>
               <w:rPr>
-                <w:sz w:val="17"/>
+                <w:sz w:val="16"/>
               </w:rPr>
               <w:t>Platform set-up for Drop 1 SIT</w:t>
             </w:r>
@@ -4693,7 +4687,7 @@
         </w:tc>
         <w:tc>
           <w:tcPr>
-            <w:tcW w:type="dxa" w:w="1473"/>
+            <w:tcW w:type="dxa" w:w="1246"/>
             <w:tcMar>
               <w:top w:w="50" w:type="dxa"/>
               <w:bottom w:w="50" w:type="dxa"/>
@@ -4708,7 +4702,7 @@
             </w:pPr>
             <w:r>
               <w:rPr>
-                <w:sz w:val="17"/>
+                <w:sz w:val="16"/>
               </w:rPr>
               <w:t>4-Jan-2027</w:t>
             </w:r>
@@ -4716,7 +4710,7 @@
         </w:tc>
         <w:tc>
           <w:tcPr>
-            <w:tcW w:type="dxa" w:w="1586"/>
+            <w:tcW w:type="dxa" w:w="1246"/>
             <w:tcMar>
               <w:top w:w="50" w:type="dxa"/>
               <w:bottom w:w="50" w:type="dxa"/>
@@ -4731,7 +4725,7 @@
             </w:pPr>
             <w:r>
               <w:rPr>
-                <w:sz w:val="17"/>
+                <w:sz w:val="16"/>
               </w:rPr>
               <w:t>T-52 weeks</w:t>
             </w:r>
@@ -4739,7 +4733,7 @@
         </w:tc>
         <w:tc>
           <w:tcPr>
-            <w:tcW w:type="dxa" w:w="1700"/>
+            <w:tcW w:type="dxa" w:w="3513"/>
             <w:tcMar>
               <w:top w:w="50" w:type="dxa"/>
               <w:bottom w:w="50" w:type="dxa"/>
@@ -4754,135 +4748,129 @@
             </w:pPr>
             <w:r>
               <w:rPr>
-                <w:sz w:val="17"/>
-              </w:rPr>
-              <w:t>8</w:t>
+                <w:sz w:val="16"/>
+              </w:rPr>
+              <w:t>D0-01, D0-02, D0-03, D0-04, D0-07, D0-06, D0-08, D0-11</w:t>
             </w:r>
           </w:p>
         </w:tc>
       </w:tr>
       <w:tr>
-        <w:trPr>
-          <w:cantSplit w:val="true"/>
-        </w:trPr>
-        <w:tc>
-          <w:tcPr>
-            <w:tcW w:type="dxa" w:w="680"/>
-            <w:tcMar>
-              <w:top w:w="50" w:type="dxa"/>
-              <w:bottom w:w="50" w:type="dxa"/>
-              <w:left w:w="90" w:type="dxa"/>
-              <w:right w:w="90" w:type="dxa"/>
-            </w:tcMar>
-          </w:tcPr>
-          <w:p>
-            <w:pPr>
-              <w:pStyle w:val="BDOITable"/>
-            </w:pPr>
-            <w:r>
-              <w:rPr>
-                <w:sz w:val="17"/>
-              </w:rPr>
-              <w:t>D3</w:t>
-            </w:r>
-          </w:p>
-        </w:tc>
-        <w:tc>
-          <w:tcPr>
-            <w:tcW w:type="dxa" w:w="4533"/>
-            <w:tcMar>
-              <w:top w:w="50" w:type="dxa"/>
-              <w:bottom w:w="50" w:type="dxa"/>
-              <w:left w:w="90" w:type="dxa"/>
-              <w:right w:w="90" w:type="dxa"/>
-            </w:tcMar>
-          </w:tcPr>
-          <w:p>
-            <w:pPr>
-              <w:pStyle w:val="BDOITable"/>
-            </w:pPr>
-            <w:r>
-              <w:rPr>
-                <w:sz w:val="17"/>
-              </w:rPr>
-              <w:t>Reference data for Trial migration 1 (M4)</w:t>
-            </w:r>
-          </w:p>
-        </w:tc>
-        <w:tc>
-          <w:tcPr>
-            <w:tcW w:type="dxa" w:w="1473"/>
-            <w:tcMar>
-              <w:top w:w="50" w:type="dxa"/>
-              <w:bottom w:w="50" w:type="dxa"/>
-              <w:left w:w="90" w:type="dxa"/>
-              <w:right w:w="90" w:type="dxa"/>
-            </w:tcMar>
-          </w:tcPr>
-          <w:p>
-            <w:pPr>
-              <w:pStyle w:val="BDOITable"/>
-            </w:pPr>
-            <w:r>
-              <w:rPr>
-                <w:sz w:val="17"/>
-              </w:rPr>
-              <w:t>9-Apr-2027</w:t>
-            </w:r>
-          </w:p>
-        </w:tc>
-        <w:tc>
-          <w:tcPr>
-            <w:tcW w:type="dxa" w:w="1586"/>
-            <w:tcMar>
-              <w:top w:w="50" w:type="dxa"/>
-              <w:bottom w:w="50" w:type="dxa"/>
-              <w:left w:w="90" w:type="dxa"/>
-              <w:right w:w="90" w:type="dxa"/>
-            </w:tcMar>
-          </w:tcPr>
-          <w:p>
-            <w:pPr>
-              <w:pStyle w:val="BDOITable"/>
-            </w:pPr>
-            <w:r>
-              <w:rPr>
-                <w:sz w:val="17"/>
-              </w:rPr>
-              <w:t>T-38 weeks</w:t>
-            </w:r>
-          </w:p>
-        </w:tc>
-        <w:tc>
-          <w:tcPr>
-            <w:tcW w:type="dxa" w:w="1700"/>
-            <w:tcMar>
-              <w:top w:w="50" w:type="dxa"/>
-              <w:bottom w:w="50" w:type="dxa"/>
-              <w:left w:w="90" w:type="dxa"/>
-              <w:right w:w="90" w:type="dxa"/>
-            </w:tcMar>
-          </w:tcPr>
-          <w:p>
-            <w:pPr>
-              <w:pStyle w:val="BDOITable"/>
-            </w:pPr>
-            <w:r>
-              <w:rPr>
-                <w:sz w:val="17"/>
-              </w:rPr>
-              <w:t>4</w:t>
+        <w:tc>
+          <w:tcPr>
+            <w:tcW w:type="dxa" w:w="567"/>
+            <w:tcMar>
+              <w:top w:w="50" w:type="dxa"/>
+              <w:bottom w:w="50" w:type="dxa"/>
+              <w:left w:w="90" w:type="dxa"/>
+              <w:right w:w="90" w:type="dxa"/>
+            </w:tcMar>
+          </w:tcPr>
+          <w:p>
+            <w:pPr>
+              <w:pStyle w:val="BDOITable"/>
+            </w:pPr>
+            <w:r>
+              <w:rPr>
+                <w:sz w:val="16"/>
+              </w:rPr>
+              <w:t>M3</w:t>
+            </w:r>
+          </w:p>
+        </w:tc>
+        <w:tc>
+          <w:tcPr>
+            <w:tcW w:type="dxa" w:w="3400"/>
+            <w:tcMar>
+              <w:top w:w="50" w:type="dxa"/>
+              <w:bottom w:w="50" w:type="dxa"/>
+              <w:left w:w="90" w:type="dxa"/>
+              <w:right w:w="90" w:type="dxa"/>
+            </w:tcMar>
+          </w:tcPr>
+          <w:p>
+            <w:pPr>
+              <w:pStyle w:val="BDOITable"/>
+            </w:pPr>
+            <w:r>
+              <w:rPr>
+                <w:sz w:val="16"/>
+              </w:rPr>
+              <w:t>First full extracts in the templates, with control files and volumes (profiling, performance sizing)</w:t>
+            </w:r>
+          </w:p>
+        </w:tc>
+        <w:tc>
+          <w:tcPr>
+            <w:tcW w:type="dxa" w:w="1246"/>
+            <w:tcMar>
+              <w:top w:w="50" w:type="dxa"/>
+              <w:bottom w:w="50" w:type="dxa"/>
+              <w:left w:w="90" w:type="dxa"/>
+              <w:right w:w="90" w:type="dxa"/>
+            </w:tcMar>
+          </w:tcPr>
+          <w:p>
+            <w:pPr>
+              <w:pStyle w:val="BDOITable"/>
+            </w:pPr>
+            <w:r>
+              <w:rPr>
+                <w:sz w:val="16"/>
+              </w:rPr>
+              <w:t>29-Jan-2027</w:t>
+            </w:r>
+          </w:p>
+        </w:tc>
+        <w:tc>
+          <w:tcPr>
+            <w:tcW w:type="dxa" w:w="1246"/>
+            <w:tcMar>
+              <w:top w:w="50" w:type="dxa"/>
+              <w:bottom w:w="50" w:type="dxa"/>
+              <w:left w:w="90" w:type="dxa"/>
+              <w:right w:w="90" w:type="dxa"/>
+            </w:tcMar>
+          </w:tcPr>
+          <w:p>
+            <w:pPr>
+              <w:pStyle w:val="BDOITable"/>
+            </w:pPr>
+            <w:r>
+              <w:rPr>
+                <w:sz w:val="16"/>
+              </w:rPr>
+              <w:t>T-48 weeks</w:t>
+            </w:r>
+          </w:p>
+        </w:tc>
+        <w:tc>
+          <w:tcPr>
+            <w:tcW w:type="dxa" w:w="3513"/>
+            <w:tcMar>
+              <w:top w:w="50" w:type="dxa"/>
+              <w:bottom w:w="50" w:type="dxa"/>
+              <w:left w:w="90" w:type="dxa"/>
+              <w:right w:w="90" w:type="dxa"/>
+            </w:tcMar>
+          </w:tcPr>
+          <w:p>
+            <w:pPr>
+              <w:pStyle w:val="BDOITable"/>
+            </w:pPr>
+            <w:r>
+              <w:rPr>
+                <w:sz w:val="16"/>
+              </w:rPr>
+              <w:t>R02, R03, R08, G01, R11, R05, R04, R04B, R07, R01, C01, C02, C03</w:t>
             </w:r>
           </w:p>
         </w:tc>
       </w:tr>
       <w:tr>
-        <w:trPr>
-          <w:cantSplit w:val="true"/>
-        </w:trPr>
-        <w:tc>
-          <w:tcPr>
-            <w:tcW w:type="dxa" w:w="680"/>
+        <w:tc>
+          <w:tcPr>
+            <w:tcW w:type="dxa" w:w="567"/>
             <w:tcMar>
               <w:top w:w="50" w:type="dxa"/>
               <w:bottom w:w="50" w:type="dxa"/>
@@ -4897,15 +4885,15 @@
             </w:pPr>
             <w:r>
               <w:rPr>
-                <w:sz w:val="17"/>
-              </w:rPr>
-              <w:t>D4</w:t>
-            </w:r>
-          </w:p>
-        </w:tc>
-        <w:tc>
-          <w:tcPr>
-            <w:tcW w:type="dxa" w:w="4533"/>
+                <w:sz w:val="16"/>
+              </w:rPr>
+              <w:t>D3</w:t>
+            </w:r>
+          </w:p>
+        </w:tc>
+        <w:tc>
+          <w:tcPr>
+            <w:tcW w:type="dxa" w:w="3400"/>
             <w:tcMar>
               <w:top w:w="50" w:type="dxa"/>
               <w:bottom w:w="50" w:type="dxa"/>
@@ -4920,15 +4908,15 @@
             </w:pPr>
             <w:r>
               <w:rPr>
-                <w:sz w:val="17"/>
-              </w:rPr>
-              <w:t>Code maps approved (M5)</w:t>
-            </w:r>
-          </w:p>
-        </w:tc>
-        <w:tc>
-          <w:tcPr>
-            <w:tcW w:type="dxa" w:w="1473"/>
+                <w:sz w:val="16"/>
+              </w:rPr>
+              <w:t>Reference data for Trial migration 1 (M4)</w:t>
+            </w:r>
+          </w:p>
+        </w:tc>
+        <w:tc>
+          <w:tcPr>
+            <w:tcW w:type="dxa" w:w="1246"/>
             <w:tcMar>
               <w:top w:w="50" w:type="dxa"/>
               <w:bottom w:w="50" w:type="dxa"/>
@@ -4943,15 +4931,15 @@
             </w:pPr>
             <w:r>
               <w:rPr>
-                <w:sz w:val="17"/>
-              </w:rPr>
-              <w:t>18-Jun-2027</w:t>
-            </w:r>
-          </w:p>
-        </w:tc>
-        <w:tc>
-          <w:tcPr>
-            <w:tcW w:type="dxa" w:w="1586"/>
+                <w:sz w:val="16"/>
+              </w:rPr>
+              <w:t>9-Apr-2027</w:t>
+            </w:r>
+          </w:p>
+        </w:tc>
+        <w:tc>
+          <w:tcPr>
+            <w:tcW w:type="dxa" w:w="1246"/>
             <w:tcMar>
               <w:top w:w="50" w:type="dxa"/>
               <w:bottom w:w="50" w:type="dxa"/>
@@ -4966,15 +4954,15 @@
             </w:pPr>
             <w:r>
               <w:rPr>
-                <w:sz w:val="17"/>
-              </w:rPr>
-              <w:t>T-28 weeks</w:t>
-            </w:r>
-          </w:p>
-        </w:tc>
-        <w:tc>
-          <w:tcPr>
-            <w:tcW w:type="dxa" w:w="1700"/>
+                <w:sz w:val="16"/>
+              </w:rPr>
+              <w:t>T-38 weeks</w:t>
+            </w:r>
+          </w:p>
+        </w:tc>
+        <w:tc>
+          <w:tcPr>
+            <w:tcW w:type="dxa" w:w="3513"/>
             <w:tcMar>
               <w:top w:w="50" w:type="dxa"/>
               <w:bottom w:w="50" w:type="dxa"/>
@@ -4989,135 +4977,129 @@
             </w:pPr>
             <w:r>
               <w:rPr>
-                <w:sz w:val="17"/>
-              </w:rPr>
-              <w:t>1</w:t>
+                <w:sz w:val="16"/>
+              </w:rPr>
+              <w:t>UA-02, PM-01, MD-01, UP-02</w:t>
             </w:r>
           </w:p>
         </w:tc>
       </w:tr>
       <w:tr>
-        <w:trPr>
-          <w:cantSplit w:val="true"/>
-        </w:trPr>
-        <w:tc>
-          <w:tcPr>
-            <w:tcW w:type="dxa" w:w="680"/>
-            <w:tcMar>
-              <w:top w:w="50" w:type="dxa"/>
-              <w:bottom w:w="50" w:type="dxa"/>
-              <w:left w:w="90" w:type="dxa"/>
-              <w:right w:w="90" w:type="dxa"/>
-            </w:tcMar>
-          </w:tcPr>
-          <w:p>
-            <w:pPr>
-              <w:pStyle w:val="BDOITable"/>
-            </w:pPr>
-            <w:r>
-              <w:rPr>
-                <w:sz w:val="17"/>
-              </w:rPr>
-              <w:t>D5</w:t>
-            </w:r>
-          </w:p>
-        </w:tc>
-        <w:tc>
-          <w:tcPr>
-            <w:tcW w:type="dxa" w:w="4533"/>
-            <w:tcMar>
-              <w:top w:w="50" w:type="dxa"/>
-              <w:bottom w:w="50" w:type="dxa"/>
-              <w:left w:w="90" w:type="dxa"/>
-              <w:right w:w="90" w:type="dxa"/>
-            </w:tcMar>
-          </w:tcPr>
-          <w:p>
-            <w:pPr>
-              <w:pStyle w:val="BDOITable"/>
-            </w:pPr>
-            <w:r>
-              <w:rPr>
-                <w:sz w:val="17"/>
-              </w:rPr>
-              <w:t>Values for UAT</w:t>
-            </w:r>
-          </w:p>
-        </w:tc>
-        <w:tc>
-          <w:tcPr>
-            <w:tcW w:type="dxa" w:w="1473"/>
-            <w:tcMar>
-              <w:top w:w="50" w:type="dxa"/>
-              <w:bottom w:w="50" w:type="dxa"/>
-              <w:left w:w="90" w:type="dxa"/>
-              <w:right w:w="90" w:type="dxa"/>
-            </w:tcMar>
-          </w:tcPr>
-          <w:p>
-            <w:pPr>
-              <w:pStyle w:val="BDOITable"/>
-            </w:pPr>
-            <w:r>
-              <w:rPr>
-                <w:sz w:val="17"/>
-              </w:rPr>
-              <w:t>16-Jul-2027</w:t>
-            </w:r>
-          </w:p>
-        </w:tc>
-        <w:tc>
-          <w:tcPr>
-            <w:tcW w:type="dxa" w:w="1586"/>
-            <w:tcMar>
-              <w:top w:w="50" w:type="dxa"/>
-              <w:bottom w:w="50" w:type="dxa"/>
-              <w:left w:w="90" w:type="dxa"/>
-              <w:right w:w="90" w:type="dxa"/>
-            </w:tcMar>
-          </w:tcPr>
-          <w:p>
-            <w:pPr>
-              <w:pStyle w:val="BDOITable"/>
-            </w:pPr>
-            <w:r>
-              <w:rPr>
-                <w:sz w:val="17"/>
-              </w:rPr>
-              <w:t>T-24 weeks</w:t>
-            </w:r>
-          </w:p>
-        </w:tc>
-        <w:tc>
-          <w:tcPr>
-            <w:tcW w:type="dxa" w:w="1700"/>
-            <w:tcMar>
-              <w:top w:w="50" w:type="dxa"/>
-              <w:bottom w:w="50" w:type="dxa"/>
-              <w:left w:w="90" w:type="dxa"/>
-              <w:right w:w="90" w:type="dxa"/>
-            </w:tcMar>
-          </w:tcPr>
-          <w:p>
-            <w:pPr>
-              <w:pStyle w:val="BDOITable"/>
-            </w:pPr>
-            <w:r>
-              <w:rPr>
-                <w:sz w:val="17"/>
-              </w:rPr>
-              <w:t>15</w:t>
+        <w:tc>
+          <w:tcPr>
+            <w:tcW w:type="dxa" w:w="567"/>
+            <w:tcMar>
+              <w:top w:w="50" w:type="dxa"/>
+              <w:bottom w:w="50" w:type="dxa"/>
+              <w:left w:w="90" w:type="dxa"/>
+              <w:right w:w="90" w:type="dxa"/>
+            </w:tcMar>
+          </w:tcPr>
+          <w:p>
+            <w:pPr>
+              <w:pStyle w:val="BDOITable"/>
+            </w:pPr>
+            <w:r>
+              <w:rPr>
+                <w:sz w:val="16"/>
+              </w:rPr>
+              <w:t>D4</w:t>
+            </w:r>
+          </w:p>
+        </w:tc>
+        <w:tc>
+          <w:tcPr>
+            <w:tcW w:type="dxa" w:w="3400"/>
+            <w:tcMar>
+              <w:top w:w="50" w:type="dxa"/>
+              <w:bottom w:w="50" w:type="dxa"/>
+              <w:left w:w="90" w:type="dxa"/>
+              <w:right w:w="90" w:type="dxa"/>
+            </w:tcMar>
+          </w:tcPr>
+          <w:p>
+            <w:pPr>
+              <w:pStyle w:val="BDOITable"/>
+            </w:pPr>
+            <w:r>
+              <w:rPr>
+                <w:sz w:val="16"/>
+              </w:rPr>
+              <w:t>Code maps approved (M5)</w:t>
+            </w:r>
+          </w:p>
+        </w:tc>
+        <w:tc>
+          <w:tcPr>
+            <w:tcW w:type="dxa" w:w="1246"/>
+            <w:tcMar>
+              <w:top w:w="50" w:type="dxa"/>
+              <w:bottom w:w="50" w:type="dxa"/>
+              <w:left w:w="90" w:type="dxa"/>
+              <w:right w:w="90" w:type="dxa"/>
+            </w:tcMar>
+          </w:tcPr>
+          <w:p>
+            <w:pPr>
+              <w:pStyle w:val="BDOITable"/>
+            </w:pPr>
+            <w:r>
+              <w:rPr>
+                <w:sz w:val="16"/>
+              </w:rPr>
+              <w:t>18-Jun-2027</w:t>
+            </w:r>
+          </w:p>
+        </w:tc>
+        <w:tc>
+          <w:tcPr>
+            <w:tcW w:type="dxa" w:w="1246"/>
+            <w:tcMar>
+              <w:top w:w="50" w:type="dxa"/>
+              <w:bottom w:w="50" w:type="dxa"/>
+              <w:left w:w="90" w:type="dxa"/>
+              <w:right w:w="90" w:type="dxa"/>
+            </w:tcMar>
+          </w:tcPr>
+          <w:p>
+            <w:pPr>
+              <w:pStyle w:val="BDOITable"/>
+            </w:pPr>
+            <w:r>
+              <w:rPr>
+                <w:sz w:val="16"/>
+              </w:rPr>
+              <w:t>T-28 weeks</w:t>
+            </w:r>
+          </w:p>
+        </w:tc>
+        <w:tc>
+          <w:tcPr>
+            <w:tcW w:type="dxa" w:w="3513"/>
+            <w:tcMar>
+              <w:top w:w="50" w:type="dxa"/>
+              <w:bottom w:w="50" w:type="dxa"/>
+              <w:left w:w="90" w:type="dxa"/>
+              <w:right w:w="90" w:type="dxa"/>
+            </w:tcMar>
+          </w:tcPr>
+          <w:p>
+            <w:pPr>
+              <w:pStyle w:val="BDOITable"/>
+            </w:pPr>
+            <w:r>
+              <w:rPr>
+                <w:sz w:val="16"/>
+              </w:rPr>
+              <w:t>R06</w:t>
             </w:r>
           </w:p>
         </w:tc>
       </w:tr>
       <w:tr>
-        <w:trPr>
-          <w:cantSplit w:val="true"/>
-        </w:trPr>
-        <w:tc>
-          <w:tcPr>
-            <w:tcW w:type="dxa" w:w="680"/>
+        <w:tc>
+          <w:tcPr>
+            <w:tcW w:type="dxa" w:w="567"/>
             <w:tcMar>
               <w:top w:w="50" w:type="dxa"/>
               <w:bottom w:w="50" w:type="dxa"/>
@@ -5132,15 +5114,15 @@
             </w:pPr>
             <w:r>
               <w:rPr>
-                <w:sz w:val="17"/>
-              </w:rPr>
-              <w:t>D6</w:t>
-            </w:r>
-          </w:p>
-        </w:tc>
-        <w:tc>
-          <w:tcPr>
-            <w:tcW w:type="dxa" w:w="4533"/>
+                <w:sz w:val="16"/>
+              </w:rPr>
+              <w:t>D5</w:t>
+            </w:r>
+          </w:p>
+        </w:tc>
+        <w:tc>
+          <w:tcPr>
+            <w:tcW w:type="dxa" w:w="3400"/>
             <w:tcMar>
               <w:top w:w="50" w:type="dxa"/>
               <w:bottom w:w="50" w:type="dxa"/>
@@ -5155,15 +5137,15 @@
             </w:pPr>
             <w:r>
               <w:rPr>
-                <w:sz w:val="17"/>
-              </w:rPr>
-              <w:t>Production values before the dress rehearsal</w:t>
-            </w:r>
-          </w:p>
-        </w:tc>
-        <w:tc>
-          <w:tcPr>
-            <w:tcW w:type="dxa" w:w="1473"/>
+                <w:sz w:val="16"/>
+              </w:rPr>
+              <w:t>Values for UAT</w:t>
+            </w:r>
+          </w:p>
+        </w:tc>
+        <w:tc>
+          <w:tcPr>
+            <w:tcW w:type="dxa" w:w="1246"/>
             <w:tcMar>
               <w:top w:w="50" w:type="dxa"/>
               <w:bottom w:w="50" w:type="dxa"/>
@@ -5178,15 +5160,15 @@
             </w:pPr>
             <w:r>
               <w:rPr>
-                <w:sz w:val="17"/>
-              </w:rPr>
-              <w:t>1-Nov-2027</w:t>
-            </w:r>
-          </w:p>
-        </w:tc>
-        <w:tc>
-          <w:tcPr>
-            <w:tcW w:type="dxa" w:w="1586"/>
+                <w:sz w:val="16"/>
+              </w:rPr>
+              <w:t>16-Jul-2027</w:t>
+            </w:r>
+          </w:p>
+        </w:tc>
+        <w:tc>
+          <w:tcPr>
+            <w:tcW w:type="dxa" w:w="1246"/>
             <w:tcMar>
               <w:top w:w="50" w:type="dxa"/>
               <w:bottom w:w="50" w:type="dxa"/>
@@ -5201,15 +5183,15 @@
             </w:pPr>
             <w:r>
               <w:rPr>
-                <w:sz w:val="17"/>
-              </w:rPr>
-              <w:t>T-9 weeks</w:t>
-            </w:r>
-          </w:p>
-        </w:tc>
-        <w:tc>
-          <w:tcPr>
-            <w:tcW w:type="dxa" w:w="1700"/>
+                <w:sz w:val="16"/>
+              </w:rPr>
+              <w:t>T-24 weeks</w:t>
+            </w:r>
+          </w:p>
+        </w:tc>
+        <w:tc>
+          <w:tcPr>
+            <w:tcW w:type="dxa" w:w="3513"/>
             <w:tcMar>
               <w:top w:w="50" w:type="dxa"/>
               <w:bottom w:w="50" w:type="dxa"/>
@@ -5224,124 +5206,121 @@
             </w:pPr>
             <w:r>
               <w:rPr>
-                <w:sz w:val="17"/>
-              </w:rPr>
-              <w:t>5</w:t>
+                <w:sz w:val="16"/>
+              </w:rPr>
+              <w:t>D0-05, UA-03, UA-04, UA-05, D0-15, D0-10, D0-14, PM-09, PM-02, PM-03, PM-04, PM-10, PM-08, UP-01, UP-03</w:t>
             </w:r>
           </w:p>
         </w:tc>
       </w:tr>
       <w:tr>
-        <w:trPr>
-          <w:cantSplit w:val="true"/>
-        </w:trPr>
-        <w:tc>
-          <w:tcPr>
-            <w:tcW w:type="dxa" w:w="680"/>
-            <w:tcMar>
-              <w:top w:w="50" w:type="dxa"/>
-              <w:bottom w:w="50" w:type="dxa"/>
-              <w:left w:w="90" w:type="dxa"/>
-              <w:right w:w="90" w:type="dxa"/>
-            </w:tcMar>
-          </w:tcPr>
-          <w:p>
-            <w:pPr>
-              <w:pStyle w:val="BDOITable"/>
-            </w:pPr>
-            <w:r>
-              <w:rPr>
-                <w:sz w:val="17"/>
-              </w:rPr>
-              <w:t>D7</w:t>
-            </w:r>
-          </w:p>
-        </w:tc>
-        <w:tc>
-          <w:tcPr>
-            <w:tcW w:type="dxa" w:w="4533"/>
-            <w:tcMar>
-              <w:top w:w="50" w:type="dxa"/>
-              <w:bottom w:w="50" w:type="dxa"/>
-              <w:left w:w="90" w:type="dxa"/>
-              <w:right w:w="90" w:type="dxa"/>
-            </w:tcMar>
-          </w:tcPr>
-          <w:p>
-            <w:pPr>
-              <w:pStyle w:val="BDOITable"/>
-            </w:pPr>
-            <w:r>
-              <w:rPr>
-                <w:sz w:val="17"/>
-              </w:rPr>
-              <w:t>Map freeze (T-7)</w:t>
-            </w:r>
-          </w:p>
-        </w:tc>
-        <w:tc>
-          <w:tcPr>
-            <w:tcW w:type="dxa" w:w="1473"/>
-            <w:tcMar>
-              <w:top w:w="50" w:type="dxa"/>
-              <w:bottom w:w="50" w:type="dxa"/>
-              <w:left w:w="90" w:type="dxa"/>
-              <w:right w:w="90" w:type="dxa"/>
-            </w:tcMar>
-          </w:tcPr>
-          <w:p>
-            <w:pPr>
-              <w:pStyle w:val="BDOITable"/>
-            </w:pPr>
-            <w:r>
-              <w:rPr>
-                <w:sz w:val="17"/>
-              </w:rPr>
-              <w:t>27-Dec-2027</w:t>
-            </w:r>
-          </w:p>
-        </w:tc>
-        <w:tc>
-          <w:tcPr>
-            <w:tcW w:type="dxa" w:w="1586"/>
-            <w:tcMar>
-              <w:top w:w="50" w:type="dxa"/>
-              <w:bottom w:w="50" w:type="dxa"/>
-              <w:left w:w="90" w:type="dxa"/>
-              <w:right w:w="90" w:type="dxa"/>
-            </w:tcMar>
-          </w:tcPr>
-          <w:p>
-            <w:pPr>
-              <w:pStyle w:val="BDOITable"/>
-            </w:pPr>
-            <w:r>
-              <w:rPr>
-                <w:sz w:val="17"/>
-              </w:rPr>
-              <w:t>T-1 weeks</w:t>
-            </w:r>
-          </w:p>
-        </w:tc>
-        <w:tc>
-          <w:tcPr>
-            <w:tcW w:type="dxa" w:w="1700"/>
-            <w:tcMar>
-              <w:top w:w="50" w:type="dxa"/>
-              <w:bottom w:w="50" w:type="dxa"/>
-              <w:left w:w="90" w:type="dxa"/>
-              <w:right w:w="90" w:type="dxa"/>
-            </w:tcMar>
-          </w:tcPr>
-          <w:p>
-            <w:pPr>
-              <w:pStyle w:val="BDOITable"/>
-            </w:pPr>
-            <w:r>
-              <w:rPr>
-                <w:sz w:val="17"/>
-              </w:rPr>
-              <w:t>0</w:t>
+        <w:tc>
+          <w:tcPr>
+            <w:tcW w:type="dxa" w:w="567"/>
+            <w:tcMar>
+              <w:top w:w="50" w:type="dxa"/>
+              <w:bottom w:w="50" w:type="dxa"/>
+              <w:left w:w="90" w:type="dxa"/>
+              <w:right w:w="90" w:type="dxa"/>
+            </w:tcMar>
+          </w:tcPr>
+          <w:p>
+            <w:pPr>
+              <w:pStyle w:val="BDOITable"/>
+            </w:pPr>
+            <w:r>
+              <w:rPr>
+                <w:sz w:val="16"/>
+              </w:rPr>
+              <w:t>D6</w:t>
+            </w:r>
+          </w:p>
+        </w:tc>
+        <w:tc>
+          <w:tcPr>
+            <w:tcW w:type="dxa" w:w="3400"/>
+            <w:tcMar>
+              <w:top w:w="50" w:type="dxa"/>
+              <w:bottom w:w="50" w:type="dxa"/>
+              <w:left w:w="90" w:type="dxa"/>
+              <w:right w:w="90" w:type="dxa"/>
+            </w:tcMar>
+          </w:tcPr>
+          <w:p>
+            <w:pPr>
+              <w:pStyle w:val="BDOITable"/>
+            </w:pPr>
+            <w:r>
+              <w:rPr>
+                <w:sz w:val="16"/>
+              </w:rPr>
+              <w:t>Production values before the dress rehearsal</w:t>
+            </w:r>
+          </w:p>
+        </w:tc>
+        <w:tc>
+          <w:tcPr>
+            <w:tcW w:type="dxa" w:w="1246"/>
+            <w:tcMar>
+              <w:top w:w="50" w:type="dxa"/>
+              <w:bottom w:w="50" w:type="dxa"/>
+              <w:left w:w="90" w:type="dxa"/>
+              <w:right w:w="90" w:type="dxa"/>
+            </w:tcMar>
+          </w:tcPr>
+          <w:p>
+            <w:pPr>
+              <w:pStyle w:val="BDOITable"/>
+            </w:pPr>
+            <w:r>
+              <w:rPr>
+                <w:sz w:val="16"/>
+              </w:rPr>
+              <w:t>1-Nov-2027</w:t>
+            </w:r>
+          </w:p>
+        </w:tc>
+        <w:tc>
+          <w:tcPr>
+            <w:tcW w:type="dxa" w:w="1246"/>
+            <w:tcMar>
+              <w:top w:w="50" w:type="dxa"/>
+              <w:bottom w:w="50" w:type="dxa"/>
+              <w:left w:w="90" w:type="dxa"/>
+              <w:right w:w="90" w:type="dxa"/>
+            </w:tcMar>
+          </w:tcPr>
+          <w:p>
+            <w:pPr>
+              <w:pStyle w:val="BDOITable"/>
+            </w:pPr>
+            <w:r>
+              <w:rPr>
+                <w:sz w:val="16"/>
+              </w:rPr>
+              <w:t>T-9 weeks</w:t>
+            </w:r>
+          </w:p>
+        </w:tc>
+        <w:tc>
+          <w:tcPr>
+            <w:tcW w:type="dxa" w:w="3513"/>
+            <w:tcMar>
+              <w:top w:w="50" w:type="dxa"/>
+              <w:bottom w:w="50" w:type="dxa"/>
+              <w:left w:w="90" w:type="dxa"/>
+              <w:right w:w="90" w:type="dxa"/>
+            </w:tcMar>
+          </w:tcPr>
+          <w:p>
+            <w:pPr>
+              <w:pStyle w:val="BDOITable"/>
+            </w:pPr>
+            <w:r>
+              <w:rPr>
+                <w:sz w:val="16"/>
+              </w:rPr>
+              <w:t>UA-06, UA-01, D0-12, D0-13, PM-06</w:t>
             </w:r>
           </w:p>
         </w:tc>
@@ -5350,21 +5329,6 @@
     <w:p>
       <w:pPr>
         <w:pStyle w:val="BDOISpacer"/>
-      </w:pPr>
-    </w:p>
-    <w:p>
-      <w:pPr>
-        <w:sectPr>
-          <w:headerReference w:type="default" r:id="rId9"/>
-          <w:footerReference w:type="default" r:id="rId10"/>
-          <w:headerReference w:type="first" r:id="rId11"/>
-          <w:footerReference w:type="first" r:id="rId12"/>
-          <w:pgSz w:w="12240" w:h="15840"/>
-          <w:pgMar w:top="1417" w:right="1134" w:bottom="1247" w:left="1134" w:header="567" w:footer="510" w:gutter="0"/>
-          <w:cols w:space="720"/>
-          <w:titlePg/>
-          <w:docGrid w:linePitch="360"/>
-        </w:sectPr>
       </w:pPr>
     </w:p>
     <w:p>
@@ -5387,7 +5351,7 @@
     </w:p>
     <w:tbl>
       <w:tblPr>
-        <w:tblW w:type="dxa" w:w="13573"/>
+        <w:tblW w:type="dxa" w:w="9973"/>
         <w:jc w:val="center"/>
         <w:tblLook w:firstColumn="1" w:firstRow="1" w:lastColumn="0" w:lastRow="0" w:noHBand="0" w:noVBand="1" w:val="04A0"/>
         <w:tblBorders>
@@ -5401,12 +5365,12 @@
         <w:tblLayout w:type="fixed"/>
       </w:tblPr>
       <w:tblGrid>
-        <w:gridCol w:w="771"/>
-        <w:gridCol w:w="1079"/>
-        <w:gridCol w:w="4627"/>
-        <w:gridCol w:w="2159"/>
-        <w:gridCol w:w="2159"/>
-        <w:gridCol w:w="2776"/>
+        <w:gridCol w:w="509"/>
+        <w:gridCol w:w="679"/>
+        <w:gridCol w:w="3173"/>
+        <w:gridCol w:w="1473"/>
+        <w:gridCol w:w="1416"/>
+        <w:gridCol w:w="2719"/>
       </w:tblGrid>
       <w:tr>
         <w:trPr>
@@ -5415,7 +5379,7 @@
         </w:trPr>
         <w:tc>
           <w:tcPr>
-            <w:tcW w:type="dxa" w:w="771"/>
+            <w:tcW w:type="dxa" w:w="510"/>
             <w:shd w:val="clear" w:color="auto" w:fill="004EA8"/>
             <w:tcMar>
               <w:top w:w="50" w:type="dxa"/>
@@ -5441,7 +5405,7 @@
         </w:tc>
         <w:tc>
           <w:tcPr>
-            <w:tcW w:type="dxa" w:w="1080"/>
+            <w:tcW w:type="dxa" w:w="680"/>
             <w:shd w:val="clear" w:color="auto" w:fill="004EA8"/>
             <w:tcMar>
               <w:top w:w="50" w:type="dxa"/>
@@ -5467,7 +5431,7 @@
         </w:tc>
         <w:tc>
           <w:tcPr>
-            <w:tcW w:type="dxa" w:w="4627"/>
+            <w:tcW w:type="dxa" w:w="3173"/>
             <w:shd w:val="clear" w:color="auto" w:fill="004EA8"/>
             <w:tcMar>
               <w:top w:w="50" w:type="dxa"/>
@@ -5493,7 +5457,7 @@
         </w:tc>
         <w:tc>
           <w:tcPr>
-            <w:tcW w:type="dxa" w:w="2159"/>
+            <w:tcW w:type="dxa" w:w="1473"/>
             <w:shd w:val="clear" w:color="auto" w:fill="004EA8"/>
             <w:tcMar>
               <w:top w:w="50" w:type="dxa"/>
@@ -5519,7 +5483,7 @@
         </w:tc>
         <w:tc>
           <w:tcPr>
-            <w:tcW w:type="dxa" w:w="2159"/>
+            <w:tcW w:type="dxa" w:w="1416"/>
             <w:shd w:val="clear" w:color="auto" w:fill="004EA8"/>
             <w:tcMar>
               <w:top w:w="50" w:type="dxa"/>
@@ -5545,7 +5509,7 @@
         </w:tc>
         <w:tc>
           <w:tcPr>
-            <w:tcW w:type="dxa" w:w="2776"/>
+            <w:tcW w:type="dxa" w:w="2720"/>
             <w:shd w:val="clear" w:color="auto" w:fill="004EA8"/>
             <w:tcMar>
               <w:top w:w="50" w:type="dxa"/>
@@ -5573,7 +5537,7 @@
       <w:tr>
         <w:tc>
           <w:tcPr>
-            <w:tcW w:type="dxa" w:w="771"/>
+            <w:tcW w:type="dxa" w:w="510"/>
             <w:tcMar>
               <w:top w:w="50" w:type="dxa"/>
               <w:bottom w:w="50" w:type="dxa"/>
@@ -5595,7 +5559,7 @@
         </w:tc>
         <w:tc>
           <w:tcPr>
-            <w:tcW w:type="dxa" w:w="1080"/>
+            <w:tcW w:type="dxa" w:w="680"/>
             <w:tcMar>
               <w:top w:w="50" w:type="dxa"/>
               <w:bottom w:w="50" w:type="dxa"/>
@@ -5617,7 +5581,7 @@
         </w:tc>
         <w:tc>
           <w:tcPr>
-            <w:tcW w:type="dxa" w:w="4627"/>
+            <w:tcW w:type="dxa" w:w="3173"/>
             <w:tcMar>
               <w:top w:w="50" w:type="dxa"/>
               <w:bottom w:w="50" w:type="dxa"/>
@@ -5639,7 +5603,7 @@
         </w:tc>
         <w:tc>
           <w:tcPr>
-            <w:tcW w:type="dxa" w:w="2159"/>
+            <w:tcW w:type="dxa" w:w="1473"/>
             <w:tcMar>
               <w:top w:w="50" w:type="dxa"/>
               <w:bottom w:w="50" w:type="dxa"/>
@@ -5661,7 +5625,7 @@
         </w:tc>
         <w:tc>
           <w:tcPr>
-            <w:tcW w:type="dxa" w:w="2159"/>
+            <w:tcW w:type="dxa" w:w="1416"/>
             <w:tcMar>
               <w:top w:w="50" w:type="dxa"/>
               <w:bottom w:w="50" w:type="dxa"/>
@@ -5683,7 +5647,7 @@
         </w:tc>
         <w:tc>
           <w:tcPr>
-            <w:tcW w:type="dxa" w:w="2776"/>
+            <w:tcW w:type="dxa" w:w="2720"/>
             <w:tcMar>
               <w:top w:w="50" w:type="dxa"/>
               <w:bottom w:w="50" w:type="dxa"/>
@@ -5707,7 +5671,7 @@
       <w:tr>
         <w:tc>
           <w:tcPr>
-            <w:tcW w:type="dxa" w:w="771"/>
+            <w:tcW w:type="dxa" w:w="510"/>
             <w:tcMar>
               <w:top w:w="50" w:type="dxa"/>
               <w:bottom w:w="50" w:type="dxa"/>
@@ -5730,7 +5694,7 @@
         </w:tc>
         <w:tc>
           <w:tcPr>
-            <w:tcW w:type="dxa" w:w="1080"/>
+            <w:tcW w:type="dxa" w:w="680"/>
             <w:tcMar>
               <w:top w:w="50" w:type="dxa"/>
               <w:bottom w:w="50" w:type="dxa"/>
@@ -5753,7 +5717,7 @@
         </w:tc>
         <w:tc>
           <w:tcPr>
-            <w:tcW w:type="dxa" w:w="4627"/>
+            <w:tcW w:type="dxa" w:w="3173"/>
             <w:tcMar>
               <w:top w:w="50" w:type="dxa"/>
               <w:bottom w:w="50" w:type="dxa"/>
@@ -5776,7 +5740,7 @@
         </w:tc>
         <w:tc>
           <w:tcPr>
-            <w:tcW w:type="dxa" w:w="2159"/>
+            <w:tcW w:type="dxa" w:w="1473"/>
             <w:tcMar>
               <w:top w:w="50" w:type="dxa"/>
               <w:bottom w:w="50" w:type="dxa"/>
@@ -5799,7 +5763,7 @@
         </w:tc>
         <w:tc>
           <w:tcPr>
-            <w:tcW w:type="dxa" w:w="2159"/>
+            <w:tcW w:type="dxa" w:w="1416"/>
             <w:tcMar>
               <w:top w:w="50" w:type="dxa"/>
               <w:bottom w:w="50" w:type="dxa"/>
@@ -5822,7 +5786,7 @@
         </w:tc>
         <w:tc>
           <w:tcPr>
-            <w:tcW w:type="dxa" w:w="2776"/>
+            <w:tcW w:type="dxa" w:w="2720"/>
             <w:tcMar>
               <w:top w:w="50" w:type="dxa"/>
               <w:bottom w:w="50" w:type="dxa"/>
@@ -5847,7 +5811,7 @@
       <w:tr>
         <w:tc>
           <w:tcPr>
-            <w:tcW w:type="dxa" w:w="771"/>
+            <w:tcW w:type="dxa" w:w="510"/>
             <w:tcMar>
               <w:top w:w="50" w:type="dxa"/>
               <w:bottom w:w="50" w:type="dxa"/>
@@ -5869,7 +5833,7 @@
         </w:tc>
         <w:tc>
           <w:tcPr>
-            <w:tcW w:type="dxa" w:w="1080"/>
+            <w:tcW w:type="dxa" w:w="680"/>
             <w:tcMar>
               <w:top w:w="50" w:type="dxa"/>
               <w:bottom w:w="50" w:type="dxa"/>
@@ -5891,7 +5855,7 @@
         </w:tc>
         <w:tc>
           <w:tcPr>
-            <w:tcW w:type="dxa" w:w="4627"/>
+            <w:tcW w:type="dxa" w:w="3173"/>
             <w:tcMar>
               <w:top w:w="50" w:type="dxa"/>
               <w:bottom w:w="50" w:type="dxa"/>
@@ -5913,7 +5877,7 @@
         </w:tc>
         <w:tc>
           <w:tcPr>
-            <w:tcW w:type="dxa" w:w="2159"/>
+            <w:tcW w:type="dxa" w:w="1473"/>
             <w:tcMar>
               <w:top w:w="50" w:type="dxa"/>
               <w:bottom w:w="50" w:type="dxa"/>
@@ -5935,7 +5899,7 @@
         </w:tc>
         <w:tc>
           <w:tcPr>
-            <w:tcW w:type="dxa" w:w="2159"/>
+            <w:tcW w:type="dxa" w:w="1416"/>
             <w:tcMar>
               <w:top w:w="50" w:type="dxa"/>
               <w:bottom w:w="50" w:type="dxa"/>
@@ -5957,7 +5921,7 @@
         </w:tc>
         <w:tc>
           <w:tcPr>
-            <w:tcW w:type="dxa" w:w="2776"/>
+            <w:tcW w:type="dxa" w:w="2720"/>
             <w:tcMar>
               <w:top w:w="50" w:type="dxa"/>
               <w:bottom w:w="50" w:type="dxa"/>
@@ -5981,7 +5945,7 @@
       <w:tr>
         <w:tc>
           <w:tcPr>
-            <w:tcW w:type="dxa" w:w="771"/>
+            <w:tcW w:type="dxa" w:w="510"/>
             <w:tcMar>
               <w:top w:w="50" w:type="dxa"/>
               <w:bottom w:w="50" w:type="dxa"/>
@@ -6004,7 +5968,7 @@
         </w:tc>
         <w:tc>
           <w:tcPr>
-            <w:tcW w:type="dxa" w:w="1080"/>
+            <w:tcW w:type="dxa" w:w="680"/>
             <w:tcMar>
               <w:top w:w="50" w:type="dxa"/>
               <w:bottom w:w="50" w:type="dxa"/>
@@ -6027,7 +5991,7 @@
         </w:tc>
         <w:tc>
           <w:tcPr>
-            <w:tcW w:type="dxa" w:w="4627"/>
+            <w:tcW w:type="dxa" w:w="3173"/>
             <w:tcMar>
               <w:top w:w="50" w:type="dxa"/>
               <w:bottom w:w="50" w:type="dxa"/>
@@ -6050,7 +6014,7 @@
         </w:tc>
         <w:tc>
           <w:tcPr>
-            <w:tcW w:type="dxa" w:w="2159"/>
+            <w:tcW w:type="dxa" w:w="1473"/>
             <w:tcMar>
               <w:top w:w="50" w:type="dxa"/>
               <w:bottom w:w="50" w:type="dxa"/>
@@ -6073,7 +6037,7 @@
         </w:tc>
         <w:tc>
           <w:tcPr>
-            <w:tcW w:type="dxa" w:w="2159"/>
+            <w:tcW w:type="dxa" w:w="1416"/>
             <w:tcMar>
               <w:top w:w="50" w:type="dxa"/>
               <w:bottom w:w="50" w:type="dxa"/>
@@ -6096,7 +6060,7 @@
         </w:tc>
         <w:tc>
           <w:tcPr>
-            <w:tcW w:type="dxa" w:w="2776"/>
+            <w:tcW w:type="dxa" w:w="2720"/>
             <w:tcMar>
               <w:top w:w="50" w:type="dxa"/>
               <w:bottom w:w="50" w:type="dxa"/>
@@ -6121,7 +6085,7 @@
       <w:tr>
         <w:tc>
           <w:tcPr>
-            <w:tcW w:type="dxa" w:w="771"/>
+            <w:tcW w:type="dxa" w:w="510"/>
             <w:tcMar>
               <w:top w:w="50" w:type="dxa"/>
               <w:bottom w:w="50" w:type="dxa"/>
@@ -6143,7 +6107,7 @@
         </w:tc>
         <w:tc>
           <w:tcPr>
-            <w:tcW w:type="dxa" w:w="1080"/>
+            <w:tcW w:type="dxa" w:w="680"/>
             <w:tcMar>
               <w:top w:w="50" w:type="dxa"/>
               <w:bottom w:w="50" w:type="dxa"/>
@@ -6165,7 +6129,7 @@
         </w:tc>
         <w:tc>
           <w:tcPr>
-            <w:tcW w:type="dxa" w:w="4627"/>
+            <w:tcW w:type="dxa" w:w="3173"/>
             <w:tcMar>
               <w:top w:w="50" w:type="dxa"/>
               <w:bottom w:w="50" w:type="dxa"/>
@@ -6187,7 +6151,7 @@
         </w:tc>
         <w:tc>
           <w:tcPr>
-            <w:tcW w:type="dxa" w:w="2159"/>
+            <w:tcW w:type="dxa" w:w="1473"/>
             <w:tcMar>
               <w:top w:w="50" w:type="dxa"/>
               <w:bottom w:w="50" w:type="dxa"/>
@@ -6209,7 +6173,7 @@
         </w:tc>
         <w:tc>
           <w:tcPr>
-            <w:tcW w:type="dxa" w:w="2159"/>
+            <w:tcW w:type="dxa" w:w="1416"/>
             <w:tcMar>
               <w:top w:w="50" w:type="dxa"/>
               <w:bottom w:w="50" w:type="dxa"/>
@@ -6231,7 +6195,7 @@
         </w:tc>
         <w:tc>
           <w:tcPr>
-            <w:tcW w:type="dxa" w:w="2776"/>
+            <w:tcW w:type="dxa" w:w="2720"/>
             <w:tcMar>
               <w:top w:w="50" w:type="dxa"/>
               <w:bottom w:w="50" w:type="dxa"/>
@@ -6255,7 +6219,7 @@
       <w:tr>
         <w:tc>
           <w:tcPr>
-            <w:tcW w:type="dxa" w:w="771"/>
+            <w:tcW w:type="dxa" w:w="510"/>
             <w:tcMar>
               <w:top w:w="50" w:type="dxa"/>
               <w:bottom w:w="50" w:type="dxa"/>
@@ -6278,7 +6242,7 @@
         </w:tc>
         <w:tc>
           <w:tcPr>
-            <w:tcW w:type="dxa" w:w="1080"/>
+            <w:tcW w:type="dxa" w:w="680"/>
             <w:tcMar>
               <w:top w:w="50" w:type="dxa"/>
               <w:bottom w:w="50" w:type="dxa"/>
@@ -6301,7 +6265,7 @@
         </w:tc>
         <w:tc>
           <w:tcPr>
-            <w:tcW w:type="dxa" w:w="4627"/>
+            <w:tcW w:type="dxa" w:w="3173"/>
             <w:tcMar>
               <w:top w:w="50" w:type="dxa"/>
               <w:bottom w:w="50" w:type="dxa"/>
@@ -6324,7 +6288,7 @@
         </w:tc>
         <w:tc>
           <w:tcPr>
-            <w:tcW w:type="dxa" w:w="2159"/>
+            <w:tcW w:type="dxa" w:w="1473"/>
             <w:tcMar>
               <w:top w:w="50" w:type="dxa"/>
               <w:bottom w:w="50" w:type="dxa"/>
@@ -6347,7 +6311,7 @@
         </w:tc>
         <w:tc>
           <w:tcPr>
-            <w:tcW w:type="dxa" w:w="2159"/>
+            <w:tcW w:type="dxa" w:w="1416"/>
             <w:tcMar>
               <w:top w:w="50" w:type="dxa"/>
               <w:bottom w:w="50" w:type="dxa"/>
@@ -6370,7 +6334,7 @@
         </w:tc>
         <w:tc>
           <w:tcPr>
-            <w:tcW w:type="dxa" w:w="2776"/>
+            <w:tcW w:type="dxa" w:w="2720"/>
             <w:tcMar>
               <w:top w:w="50" w:type="dxa"/>
               <w:bottom w:w="50" w:type="dxa"/>
@@ -6395,7 +6359,7 @@
       <w:tr>
         <w:tc>
           <w:tcPr>
-            <w:tcW w:type="dxa" w:w="771"/>
+            <w:tcW w:type="dxa" w:w="510"/>
             <w:tcMar>
               <w:top w:w="50" w:type="dxa"/>
               <w:bottom w:w="50" w:type="dxa"/>
@@ -6417,7 +6381,7 @@
         </w:tc>
         <w:tc>
           <w:tcPr>
-            <w:tcW w:type="dxa" w:w="1080"/>
+            <w:tcW w:type="dxa" w:w="680"/>
             <w:tcMar>
               <w:top w:w="50" w:type="dxa"/>
               <w:bottom w:w="50" w:type="dxa"/>
@@ -6439,7 +6403,7 @@
         </w:tc>
         <w:tc>
           <w:tcPr>
-            <w:tcW w:type="dxa" w:w="4627"/>
+            <w:tcW w:type="dxa" w:w="3173"/>
             <w:tcMar>
               <w:top w:w="50" w:type="dxa"/>
               <w:bottom w:w="50" w:type="dxa"/>
@@ -6461,7 +6425,7 @@
         </w:tc>
         <w:tc>
           <w:tcPr>
-            <w:tcW w:type="dxa" w:w="2159"/>
+            <w:tcW w:type="dxa" w:w="1473"/>
             <w:tcMar>
               <w:top w:w="50" w:type="dxa"/>
               <w:bottom w:w="50" w:type="dxa"/>
@@ -6483,7 +6447,7 @@
         </w:tc>
         <w:tc>
           <w:tcPr>
-            <w:tcW w:type="dxa" w:w="2159"/>
+            <w:tcW w:type="dxa" w:w="1416"/>
             <w:tcMar>
               <w:top w:w="50" w:type="dxa"/>
               <w:bottom w:w="50" w:type="dxa"/>
@@ -6505,7 +6469,7 @@
         </w:tc>
         <w:tc>
           <w:tcPr>
-            <w:tcW w:type="dxa" w:w="2776"/>
+            <w:tcW w:type="dxa" w:w="2720"/>
             <w:tcMar>
               <w:top w:w="50" w:type="dxa"/>
               <w:bottom w:w="50" w:type="dxa"/>
@@ -6529,7 +6493,7 @@
       <w:tr>
         <w:tc>
           <w:tcPr>
-            <w:tcW w:type="dxa" w:w="771"/>
+            <w:tcW w:type="dxa" w:w="510"/>
             <w:tcMar>
               <w:top w:w="50" w:type="dxa"/>
               <w:bottom w:w="50" w:type="dxa"/>
@@ -6552,7 +6516,7 @@
         </w:tc>
         <w:tc>
           <w:tcPr>
-            <w:tcW w:type="dxa" w:w="1080"/>
+            <w:tcW w:type="dxa" w:w="680"/>
             <w:tcMar>
               <w:top w:w="50" w:type="dxa"/>
               <w:bottom w:w="50" w:type="dxa"/>
@@ -6575,7 +6539,7 @@
         </w:tc>
         <w:tc>
           <w:tcPr>
-            <w:tcW w:type="dxa" w:w="4627"/>
+            <w:tcW w:type="dxa" w:w="3173"/>
             <w:tcMar>
               <w:top w:w="50" w:type="dxa"/>
               <w:bottom w:w="50" w:type="dxa"/>
@@ -6598,7 +6562,7 @@
         </w:tc>
         <w:tc>
           <w:tcPr>
-            <w:tcW w:type="dxa" w:w="2159"/>
+            <w:tcW w:type="dxa" w:w="1473"/>
             <w:tcMar>
               <w:top w:w="50" w:type="dxa"/>
               <w:bottom w:w="50" w:type="dxa"/>
@@ -6621,7 +6585,7 @@
         </w:tc>
         <w:tc>
           <w:tcPr>
-            <w:tcW w:type="dxa" w:w="2159"/>
+            <w:tcW w:type="dxa" w:w="1416"/>
             <w:tcMar>
               <w:top w:w="50" w:type="dxa"/>
               <w:bottom w:w="50" w:type="dxa"/>
@@ -6644,7 +6608,7 @@
         </w:tc>
         <w:tc>
           <w:tcPr>
-            <w:tcW w:type="dxa" w:w="2776"/>
+            <w:tcW w:type="dxa" w:w="2720"/>
             <w:tcMar>
               <w:top w:w="50" w:type="dxa"/>
               <w:bottom w:w="50" w:type="dxa"/>
@@ -6669,7 +6633,7 @@
       <w:tr>
         <w:tc>
           <w:tcPr>
-            <w:tcW w:type="dxa" w:w="771"/>
+            <w:tcW w:type="dxa" w:w="510"/>
             <w:tcMar>
               <w:top w:w="50" w:type="dxa"/>
               <w:bottom w:w="50" w:type="dxa"/>
@@ -6691,7 +6655,7 @@
         </w:tc>
         <w:tc>
           <w:tcPr>
-            <w:tcW w:type="dxa" w:w="1080"/>
+            <w:tcW w:type="dxa" w:w="680"/>
             <w:tcMar>
               <w:top w:w="50" w:type="dxa"/>
               <w:bottom w:w="50" w:type="dxa"/>
@@ -6713,7 +6677,7 @@
         </w:tc>
         <w:tc>
           <w:tcPr>
-            <w:tcW w:type="dxa" w:w="4627"/>
+            <w:tcW w:type="dxa" w:w="3173"/>
             <w:tcMar>
               <w:top w:w="50" w:type="dxa"/>
               <w:bottom w:w="50" w:type="dxa"/>
@@ -6735,7 +6699,7 @@
         </w:tc>
         <w:tc>
           <w:tcPr>
-            <w:tcW w:type="dxa" w:w="2159"/>
+            <w:tcW w:type="dxa" w:w="1473"/>
             <w:tcMar>
               <w:top w:w="50" w:type="dxa"/>
               <w:bottom w:w="50" w:type="dxa"/>
@@ -6757,7 +6721,7 @@
         </w:tc>
         <w:tc>
           <w:tcPr>
-            <w:tcW w:type="dxa" w:w="2159"/>
+            <w:tcW w:type="dxa" w:w="1416"/>
             <w:tcMar>
               <w:top w:w="50" w:type="dxa"/>
               <w:bottom w:w="50" w:type="dxa"/>
@@ -6779,7 +6743,7 @@
         </w:tc>
         <w:tc>
           <w:tcPr>
-            <w:tcW w:type="dxa" w:w="2776"/>
+            <w:tcW w:type="dxa" w:w="2720"/>
             <w:tcMar>
               <w:top w:w="50" w:type="dxa"/>
               <w:bottom w:w="50" w:type="dxa"/>
@@ -6803,7 +6767,7 @@
       <w:tr>
         <w:tc>
           <w:tcPr>
-            <w:tcW w:type="dxa" w:w="771"/>
+            <w:tcW w:type="dxa" w:w="510"/>
             <w:tcMar>
               <w:top w:w="50" w:type="dxa"/>
               <w:bottom w:w="50" w:type="dxa"/>
@@ -6826,7 +6790,7 @@
         </w:tc>
         <w:tc>
           <w:tcPr>
-            <w:tcW w:type="dxa" w:w="1080"/>
+            <w:tcW w:type="dxa" w:w="680"/>
             <w:tcMar>
               <w:top w:w="50" w:type="dxa"/>
               <w:bottom w:w="50" w:type="dxa"/>
@@ -6849,7 +6813,7 @@
         </w:tc>
         <w:tc>
           <w:tcPr>
-            <w:tcW w:type="dxa" w:w="4627"/>
+            <w:tcW w:type="dxa" w:w="3173"/>
             <w:tcMar>
               <w:top w:w="50" w:type="dxa"/>
               <w:bottom w:w="50" w:type="dxa"/>
@@ -6872,7 +6836,7 @@
         </w:tc>
         <w:tc>
           <w:tcPr>
-            <w:tcW w:type="dxa" w:w="2159"/>
+            <w:tcW w:type="dxa" w:w="1473"/>
             <w:tcMar>
               <w:top w:w="50" w:type="dxa"/>
               <w:bottom w:w="50" w:type="dxa"/>
@@ -6895,7 +6859,7 @@
         </w:tc>
         <w:tc>
           <w:tcPr>
-            <w:tcW w:type="dxa" w:w="2159"/>
+            <w:tcW w:type="dxa" w:w="1416"/>
             <w:tcMar>
               <w:top w:w="50" w:type="dxa"/>
               <w:bottom w:w="50" w:type="dxa"/>
@@ -6918,7 +6882,7 @@
         </w:tc>
         <w:tc>
           <w:tcPr>
-            <w:tcW w:type="dxa" w:w="2776"/>
+            <w:tcW w:type="dxa" w:w="2720"/>
             <w:tcMar>
               <w:top w:w="50" w:type="dxa"/>
               <w:bottom w:w="50" w:type="dxa"/>
@@ -6943,7 +6907,7 @@
       <w:tr>
         <w:tc>
           <w:tcPr>
-            <w:tcW w:type="dxa" w:w="771"/>
+            <w:tcW w:type="dxa" w:w="510"/>
             <w:tcMar>
               <w:top w:w="50" w:type="dxa"/>
               <w:bottom w:w="50" w:type="dxa"/>
@@ -6965,7 +6929,7 @@
         </w:tc>
         <w:tc>
           <w:tcPr>
-            <w:tcW w:type="dxa" w:w="1080"/>
+            <w:tcW w:type="dxa" w:w="680"/>
             <w:tcMar>
               <w:top w:w="50" w:type="dxa"/>
               <w:bottom w:w="50" w:type="dxa"/>
@@ -6987,7 +6951,7 @@
         </w:tc>
         <w:tc>
           <w:tcPr>
-            <w:tcW w:type="dxa" w:w="4627"/>
+            <w:tcW w:type="dxa" w:w="3173"/>
             <w:tcMar>
               <w:top w:w="50" w:type="dxa"/>
               <w:bottom w:w="50" w:type="dxa"/>
@@ -7009,7 +6973,7 @@
         </w:tc>
         <w:tc>
           <w:tcPr>
-            <w:tcW w:type="dxa" w:w="2159"/>
+            <w:tcW w:type="dxa" w:w="1473"/>
             <w:tcMar>
               <w:top w:w="50" w:type="dxa"/>
               <w:bottom w:w="50" w:type="dxa"/>
@@ -7031,7 +6995,7 @@
         </w:tc>
         <w:tc>
           <w:tcPr>
-            <w:tcW w:type="dxa" w:w="2159"/>
+            <w:tcW w:type="dxa" w:w="1416"/>
             <w:tcMar>
               <w:top w:w="50" w:type="dxa"/>
               <w:bottom w:w="50" w:type="dxa"/>
@@ -7053,7 +7017,7 @@
         </w:tc>
         <w:tc>
           <w:tcPr>
-            <w:tcW w:type="dxa" w:w="2776"/>
+            <w:tcW w:type="dxa" w:w="2720"/>
             <w:tcMar>
               <w:top w:w="50" w:type="dxa"/>
               <w:bottom w:w="50" w:type="dxa"/>
@@ -7077,7 +7041,7 @@
       <w:tr>
         <w:tc>
           <w:tcPr>
-            <w:tcW w:type="dxa" w:w="771"/>
+            <w:tcW w:type="dxa" w:w="510"/>
             <w:tcMar>
               <w:top w:w="50" w:type="dxa"/>
               <w:bottom w:w="50" w:type="dxa"/>
@@ -7100,7 +7064,7 @@
         </w:tc>
         <w:tc>
           <w:tcPr>
-            <w:tcW w:type="dxa" w:w="1080"/>
+            <w:tcW w:type="dxa" w:w="680"/>
             <w:tcMar>
               <w:top w:w="50" w:type="dxa"/>
               <w:bottom w:w="50" w:type="dxa"/>
@@ -7123,7 +7087,7 @@
         </w:tc>
         <w:tc>
           <w:tcPr>
-            <w:tcW w:type="dxa" w:w="4627"/>
+            <w:tcW w:type="dxa" w:w="3173"/>
             <w:tcMar>
               <w:top w:w="50" w:type="dxa"/>
               <w:bottom w:w="50" w:type="dxa"/>
@@ -7146,7 +7110,7 @@
         </w:tc>
         <w:tc>
           <w:tcPr>
-            <w:tcW w:type="dxa" w:w="2159"/>
+            <w:tcW w:type="dxa" w:w="1473"/>
             <w:tcMar>
               <w:top w:w="50" w:type="dxa"/>
               <w:bottom w:w="50" w:type="dxa"/>
@@ -7169,7 +7133,7 @@
         </w:tc>
         <w:tc>
           <w:tcPr>
-            <w:tcW w:type="dxa" w:w="2159"/>
+            <w:tcW w:type="dxa" w:w="1416"/>
             <w:tcMar>
               <w:top w:w="50" w:type="dxa"/>
               <w:bottom w:w="50" w:type="dxa"/>
@@ -7192,7 +7156,7 @@
         </w:tc>
         <w:tc>
           <w:tcPr>
-            <w:tcW w:type="dxa" w:w="2776"/>
+            <w:tcW w:type="dxa" w:w="2720"/>
             <w:tcMar>
               <w:top w:w="50" w:type="dxa"/>
               <w:bottom w:w="50" w:type="dxa"/>
@@ -7217,7 +7181,7 @@
       <w:tr>
         <w:tc>
           <w:tcPr>
-            <w:tcW w:type="dxa" w:w="771"/>
+            <w:tcW w:type="dxa" w:w="510"/>
             <w:tcMar>
               <w:top w:w="50" w:type="dxa"/>
               <w:bottom w:w="50" w:type="dxa"/>
@@ -7239,7 +7203,7 @@
         </w:tc>
         <w:tc>
           <w:tcPr>
-            <w:tcW w:type="dxa" w:w="1080"/>
+            <w:tcW w:type="dxa" w:w="680"/>
             <w:tcMar>
               <w:top w:w="50" w:type="dxa"/>
               <w:bottom w:w="50" w:type="dxa"/>
@@ -7261,7 +7225,7 @@
         </w:tc>
         <w:tc>
           <w:tcPr>
-            <w:tcW w:type="dxa" w:w="4627"/>
+            <w:tcW w:type="dxa" w:w="3173"/>
             <w:tcMar>
               <w:top w:w="50" w:type="dxa"/>
               <w:bottom w:w="50" w:type="dxa"/>
@@ -7283,7 +7247,7 @@
         </w:tc>
         <w:tc>
           <w:tcPr>
-            <w:tcW w:type="dxa" w:w="2159"/>
+            <w:tcW w:type="dxa" w:w="1473"/>
             <w:tcMar>
               <w:top w:w="50" w:type="dxa"/>
               <w:bottom w:w="50" w:type="dxa"/>
@@ -7305,7 +7269,7 @@
         </w:tc>
         <w:tc>
           <w:tcPr>
-            <w:tcW w:type="dxa" w:w="2159"/>
+            <w:tcW w:type="dxa" w:w="1416"/>
             <w:tcMar>
               <w:top w:w="50" w:type="dxa"/>
               <w:bottom w:w="50" w:type="dxa"/>
@@ -7327,7 +7291,7 @@
         </w:tc>
         <w:tc>
           <w:tcPr>
-            <w:tcW w:type="dxa" w:w="2776"/>
+            <w:tcW w:type="dxa" w:w="2720"/>
             <w:tcMar>
               <w:top w:w="50" w:type="dxa"/>
               <w:bottom w:w="50" w:type="dxa"/>
@@ -7351,7 +7315,7 @@
       <w:tr>
         <w:tc>
           <w:tcPr>
-            <w:tcW w:type="dxa" w:w="771"/>
+            <w:tcW w:type="dxa" w:w="510"/>
             <w:tcMar>
               <w:top w:w="50" w:type="dxa"/>
               <w:bottom w:w="50" w:type="dxa"/>
@@ -7374,7 +7338,7 @@
         </w:tc>
         <w:tc>
           <w:tcPr>
-            <w:tcW w:type="dxa" w:w="1080"/>
+            <w:tcW w:type="dxa" w:w="680"/>
             <w:tcMar>
               <w:top w:w="50" w:type="dxa"/>
               <w:bottom w:w="50" w:type="dxa"/>
@@ -7397,7 +7361,7 @@
         </w:tc>
         <w:tc>
           <w:tcPr>
-            <w:tcW w:type="dxa" w:w="4627"/>
+            <w:tcW w:type="dxa" w:w="3173"/>
             <w:tcMar>
               <w:top w:w="50" w:type="dxa"/>
               <w:bottom w:w="50" w:type="dxa"/>
@@ -7420,7 +7384,7 @@
         </w:tc>
         <w:tc>
           <w:tcPr>
-            <w:tcW w:type="dxa" w:w="2159"/>
+            <w:tcW w:type="dxa" w:w="1473"/>
             <w:tcMar>
               <w:top w:w="50" w:type="dxa"/>
               <w:bottom w:w="50" w:type="dxa"/>
@@ -7443,7 +7407,7 @@
         </w:tc>
         <w:tc>
           <w:tcPr>
-            <w:tcW w:type="dxa" w:w="2159"/>
+            <w:tcW w:type="dxa" w:w="1416"/>
             <w:tcMar>
               <w:top w:w="50" w:type="dxa"/>
               <w:bottom w:w="50" w:type="dxa"/>
@@ -7466,7 +7430,7 @@
         </w:tc>
         <w:tc>
           <w:tcPr>
-            <w:tcW w:type="dxa" w:w="2776"/>
+            <w:tcW w:type="dxa" w:w="2720"/>
             <w:tcMar>
               <w:top w:w="50" w:type="dxa"/>
               <w:bottom w:w="50" w:type="dxa"/>
@@ -7491,7 +7455,7 @@
       <w:tr>
         <w:tc>
           <w:tcPr>
-            <w:tcW w:type="dxa" w:w="771"/>
+            <w:tcW w:type="dxa" w:w="510"/>
             <w:tcMar>
               <w:top w:w="50" w:type="dxa"/>
               <w:bottom w:w="50" w:type="dxa"/>
@@ -7513,7 +7477,7 @@
         </w:tc>
         <w:tc>
           <w:tcPr>
-            <w:tcW w:type="dxa" w:w="1080"/>
+            <w:tcW w:type="dxa" w:w="680"/>
             <w:tcMar>
               <w:top w:w="50" w:type="dxa"/>
               <w:bottom w:w="50" w:type="dxa"/>
@@ -7535,7 +7499,7 @@
         </w:tc>
         <w:tc>
           <w:tcPr>
-            <w:tcW w:type="dxa" w:w="4627"/>
+            <w:tcW w:type="dxa" w:w="3173"/>
             <w:tcMar>
               <w:top w:w="50" w:type="dxa"/>
               <w:bottom w:w="50" w:type="dxa"/>
@@ -7557,7 +7521,7 @@
         </w:tc>
         <w:tc>
           <w:tcPr>
-            <w:tcW w:type="dxa" w:w="2159"/>
+            <w:tcW w:type="dxa" w:w="1473"/>
             <w:tcMar>
               <w:top w:w="50" w:type="dxa"/>
               <w:bottom w:w="50" w:type="dxa"/>
@@ -7579,7 +7543,7 @@
         </w:tc>
         <w:tc>
           <w:tcPr>
-            <w:tcW w:type="dxa" w:w="2159"/>
+            <w:tcW w:type="dxa" w:w="1416"/>
             <w:tcMar>
               <w:top w:w="50" w:type="dxa"/>
               <w:bottom w:w="50" w:type="dxa"/>
@@ -7601,7 +7565,7 @@
         </w:tc>
         <w:tc>
           <w:tcPr>
-            <w:tcW w:type="dxa" w:w="2776"/>
+            <w:tcW w:type="dxa" w:w="2720"/>
             <w:tcMar>
               <w:top w:w="50" w:type="dxa"/>
               <w:bottom w:w="50" w:type="dxa"/>
@@ -7625,7 +7589,7 @@
       <w:tr>
         <w:tc>
           <w:tcPr>
-            <w:tcW w:type="dxa" w:w="771"/>
+            <w:tcW w:type="dxa" w:w="510"/>
             <w:tcMar>
               <w:top w:w="50" w:type="dxa"/>
               <w:bottom w:w="50" w:type="dxa"/>
@@ -7648,7 +7612,7 @@
         </w:tc>
         <w:tc>
           <w:tcPr>
-            <w:tcW w:type="dxa" w:w="1080"/>
+            <w:tcW w:type="dxa" w:w="680"/>
             <w:tcMar>
               <w:top w:w="50" w:type="dxa"/>
               <w:bottom w:w="50" w:type="dxa"/>
@@ -7671,7 +7635,7 @@
         </w:tc>
         <w:tc>
           <w:tcPr>
-            <w:tcW w:type="dxa" w:w="4627"/>
+            <w:tcW w:type="dxa" w:w="3173"/>
             <w:tcMar>
               <w:top w:w="50" w:type="dxa"/>
               <w:bottom w:w="50" w:type="dxa"/>
@@ -7694,7 +7658,7 @@
         </w:tc>
         <w:tc>
           <w:tcPr>
-            <w:tcW w:type="dxa" w:w="2159"/>
+            <w:tcW w:type="dxa" w:w="1473"/>
             <w:tcMar>
               <w:top w:w="50" w:type="dxa"/>
               <w:bottom w:w="50" w:type="dxa"/>
@@ -7717,7 +7681,7 @@
         </w:tc>
         <w:tc>
           <w:tcPr>
-            <w:tcW w:type="dxa" w:w="2159"/>
+            <w:tcW w:type="dxa" w:w="1416"/>
             <w:tcMar>
               <w:top w:w="50" w:type="dxa"/>
               <w:bottom w:w="50" w:type="dxa"/>
@@ -7740,7 +7704,7 @@
         </w:tc>
         <w:tc>
           <w:tcPr>
-            <w:tcW w:type="dxa" w:w="2776"/>
+            <w:tcW w:type="dxa" w:w="2720"/>
             <w:tcMar>
               <w:top w:w="50" w:type="dxa"/>
               <w:bottom w:w="50" w:type="dxa"/>
@@ -7765,7 +7729,7 @@
       <w:tr>
         <w:tc>
           <w:tcPr>
-            <w:tcW w:type="dxa" w:w="771"/>
+            <w:tcW w:type="dxa" w:w="510"/>
             <w:tcMar>
               <w:top w:w="50" w:type="dxa"/>
               <w:bottom w:w="50" w:type="dxa"/>
@@ -7787,7 +7751,7 @@
         </w:tc>
         <w:tc>
           <w:tcPr>
-            <w:tcW w:type="dxa" w:w="1080"/>
+            <w:tcW w:type="dxa" w:w="680"/>
             <w:tcMar>
               <w:top w:w="50" w:type="dxa"/>
               <w:bottom w:w="50" w:type="dxa"/>
@@ -7809,7 +7773,7 @@
         </w:tc>
         <w:tc>
           <w:tcPr>
-            <w:tcW w:type="dxa" w:w="4627"/>
+            <w:tcW w:type="dxa" w:w="3173"/>
             <w:tcMar>
               <w:top w:w="50" w:type="dxa"/>
               <w:bottom w:w="50" w:type="dxa"/>
@@ -7831,7 +7795,7 @@
         </w:tc>
         <w:tc>
           <w:tcPr>
-            <w:tcW w:type="dxa" w:w="2159"/>
+            <w:tcW w:type="dxa" w:w="1473"/>
             <w:tcMar>
               <w:top w:w="50" w:type="dxa"/>
               <w:bottom w:w="50" w:type="dxa"/>
@@ -7853,7 +7817,7 @@
         </w:tc>
         <w:tc>
           <w:tcPr>
-            <w:tcW w:type="dxa" w:w="2159"/>
+            <w:tcW w:type="dxa" w:w="1416"/>
             <w:tcMar>
               <w:top w:w="50" w:type="dxa"/>
               <w:bottom w:w="50" w:type="dxa"/>
@@ -7875,7 +7839,7 @@
         </w:tc>
         <w:tc>
           <w:tcPr>
-            <w:tcW w:type="dxa" w:w="2776"/>
+            <w:tcW w:type="dxa" w:w="2720"/>
             <w:tcMar>
               <w:top w:w="50" w:type="dxa"/>
               <w:bottom w:w="50" w:type="dxa"/>
@@ -7899,7 +7863,7 @@
       <w:tr>
         <w:tc>
           <w:tcPr>
-            <w:tcW w:type="dxa" w:w="771"/>
+            <w:tcW w:type="dxa" w:w="510"/>
             <w:tcMar>
               <w:top w:w="50" w:type="dxa"/>
               <w:bottom w:w="50" w:type="dxa"/>
@@ -7922,7 +7886,7 @@
         </w:tc>
         <w:tc>
           <w:tcPr>
-            <w:tcW w:type="dxa" w:w="1080"/>
+            <w:tcW w:type="dxa" w:w="680"/>
             <w:tcMar>
               <w:top w:w="50" w:type="dxa"/>
               <w:bottom w:w="50" w:type="dxa"/>
@@ -7945,7 +7909,7 @@
         </w:tc>
         <w:tc>
           <w:tcPr>
-            <w:tcW w:type="dxa" w:w="4627"/>
+            <w:tcW w:type="dxa" w:w="3173"/>
             <w:tcMar>
               <w:top w:w="50" w:type="dxa"/>
               <w:bottom w:w="50" w:type="dxa"/>
@@ -7968,7 +7932,7 @@
         </w:tc>
         <w:tc>
           <w:tcPr>
-            <w:tcW w:type="dxa" w:w="2159"/>
+            <w:tcW w:type="dxa" w:w="1473"/>
             <w:tcMar>
               <w:top w:w="50" w:type="dxa"/>
               <w:bottom w:w="50" w:type="dxa"/>
@@ -7991,7 +7955,7 @@
         </w:tc>
         <w:tc>
           <w:tcPr>
-            <w:tcW w:type="dxa" w:w="2159"/>
+            <w:tcW w:type="dxa" w:w="1416"/>
             <w:tcMar>
               <w:top w:w="50" w:type="dxa"/>
               <w:bottom w:w="50" w:type="dxa"/>
@@ -8014,7 +7978,7 @@
         </w:tc>
         <w:tc>
           <w:tcPr>
-            <w:tcW w:type="dxa" w:w="2776"/>
+            <w:tcW w:type="dxa" w:w="2720"/>
             <w:tcMar>
               <w:top w:w="50" w:type="dxa"/>
               <w:bottom w:w="50" w:type="dxa"/>
@@ -8039,7 +8003,7 @@
       <w:tr>
         <w:tc>
           <w:tcPr>
-            <w:tcW w:type="dxa" w:w="771"/>
+            <w:tcW w:type="dxa" w:w="510"/>
             <w:tcMar>
               <w:top w:w="50" w:type="dxa"/>
               <w:bottom w:w="50" w:type="dxa"/>
@@ -8061,7 +8025,7 @@
         </w:tc>
         <w:tc>
           <w:tcPr>
-            <w:tcW w:type="dxa" w:w="1080"/>
+            <w:tcW w:type="dxa" w:w="680"/>
             <w:tcMar>
               <w:top w:w="50" w:type="dxa"/>
               <w:bottom w:w="50" w:type="dxa"/>
@@ -8083,7 +8047,7 @@
         </w:tc>
         <w:tc>
           <w:tcPr>
-            <w:tcW w:type="dxa" w:w="4627"/>
+            <w:tcW w:type="dxa" w:w="3173"/>
             <w:tcMar>
               <w:top w:w="50" w:type="dxa"/>
               <w:bottom w:w="50" w:type="dxa"/>
@@ -8105,7 +8069,7 @@
         </w:tc>
         <w:tc>
           <w:tcPr>
-            <w:tcW w:type="dxa" w:w="2159"/>
+            <w:tcW w:type="dxa" w:w="1473"/>
             <w:tcMar>
               <w:top w:w="50" w:type="dxa"/>
               <w:bottom w:w="50" w:type="dxa"/>
@@ -8127,7 +8091,7 @@
         </w:tc>
         <w:tc>
           <w:tcPr>
-            <w:tcW w:type="dxa" w:w="2159"/>
+            <w:tcW w:type="dxa" w:w="1416"/>
             <w:tcMar>
               <w:top w:w="50" w:type="dxa"/>
               <w:bottom w:w="50" w:type="dxa"/>
@@ -8149,7 +8113,7 @@
         </w:tc>
         <w:tc>
           <w:tcPr>
-            <w:tcW w:type="dxa" w:w="2776"/>
+            <w:tcW w:type="dxa" w:w="2720"/>
             <w:tcMar>
               <w:top w:w="50" w:type="dxa"/>
               <w:bottom w:w="50" w:type="dxa"/>
@@ -8173,7 +8137,7 @@
       <w:tr>
         <w:tc>
           <w:tcPr>
-            <w:tcW w:type="dxa" w:w="771"/>
+            <w:tcW w:type="dxa" w:w="510"/>
             <w:tcMar>
               <w:top w:w="50" w:type="dxa"/>
               <w:bottom w:w="50" w:type="dxa"/>
@@ -8196,7 +8160,7 @@
         </w:tc>
         <w:tc>
           <w:tcPr>
-            <w:tcW w:type="dxa" w:w="1080"/>
+            <w:tcW w:type="dxa" w:w="680"/>
             <w:tcMar>
               <w:top w:w="50" w:type="dxa"/>
               <w:bottom w:w="50" w:type="dxa"/>
@@ -8219,7 +8183,7 @@
         </w:tc>
         <w:tc>
           <w:tcPr>
-            <w:tcW w:type="dxa" w:w="4627"/>
+            <w:tcW w:type="dxa" w:w="3173"/>
             <w:tcMar>
               <w:top w:w="50" w:type="dxa"/>
               <w:bottom w:w="50" w:type="dxa"/>
@@ -8242,7 +8206,7 @@
         </w:tc>
         <w:tc>
           <w:tcPr>
-            <w:tcW w:type="dxa" w:w="2159"/>
+            <w:tcW w:type="dxa" w:w="1473"/>
             <w:tcMar>
               <w:top w:w="50" w:type="dxa"/>
               <w:bottom w:w="50" w:type="dxa"/>
@@ -8265,7 +8229,7 @@
         </w:tc>
         <w:tc>
           <w:tcPr>
-            <w:tcW w:type="dxa" w:w="2159"/>
+            <w:tcW w:type="dxa" w:w="1416"/>
             <w:tcMar>
               <w:top w:w="50" w:type="dxa"/>
               <w:bottom w:w="50" w:type="dxa"/>
@@ -8288,7 +8252,7 @@
         </w:tc>
         <w:tc>
           <w:tcPr>
-            <w:tcW w:type="dxa" w:w="2776"/>
+            <w:tcW w:type="dxa" w:w="2720"/>
             <w:tcMar>
               <w:top w:w="50" w:type="dxa"/>
               <w:bottom w:w="50" w:type="dxa"/>
@@ -8313,7 +8277,7 @@
       <w:tr>
         <w:tc>
           <w:tcPr>
-            <w:tcW w:type="dxa" w:w="771"/>
+            <w:tcW w:type="dxa" w:w="510"/>
             <w:tcMar>
               <w:top w:w="50" w:type="dxa"/>
               <w:bottom w:w="50" w:type="dxa"/>
@@ -8335,7 +8299,7 @@
         </w:tc>
         <w:tc>
           <w:tcPr>
-            <w:tcW w:type="dxa" w:w="1080"/>
+            <w:tcW w:type="dxa" w:w="680"/>
             <w:tcMar>
               <w:top w:w="50" w:type="dxa"/>
               <w:bottom w:w="50" w:type="dxa"/>
@@ -8357,7 +8321,7 @@
         </w:tc>
         <w:tc>
           <w:tcPr>
-            <w:tcW w:type="dxa" w:w="4627"/>
+            <w:tcW w:type="dxa" w:w="3173"/>
             <w:tcMar>
               <w:top w:w="50" w:type="dxa"/>
               <w:bottom w:w="50" w:type="dxa"/>
@@ -8379,7 +8343,7 @@
         </w:tc>
         <w:tc>
           <w:tcPr>
-            <w:tcW w:type="dxa" w:w="2159"/>
+            <w:tcW w:type="dxa" w:w="1473"/>
             <w:tcMar>
               <w:top w:w="50" w:type="dxa"/>
               <w:bottom w:w="50" w:type="dxa"/>
@@ -8401,7 +8365,7 @@
         </w:tc>
         <w:tc>
           <w:tcPr>
-            <w:tcW w:type="dxa" w:w="2159"/>
+            <w:tcW w:type="dxa" w:w="1416"/>
             <w:tcMar>
               <w:top w:w="50" w:type="dxa"/>
               <w:bottom w:w="50" w:type="dxa"/>
@@ -8423,7 +8387,7 @@
         </w:tc>
         <w:tc>
           <w:tcPr>
-            <w:tcW w:type="dxa" w:w="2776"/>
+            <w:tcW w:type="dxa" w:w="2720"/>
             <w:tcMar>
               <w:top w:w="50" w:type="dxa"/>
               <w:bottom w:w="50" w:type="dxa"/>
@@ -8447,7 +8411,7 @@
       <w:tr>
         <w:tc>
           <w:tcPr>
-            <w:tcW w:type="dxa" w:w="771"/>
+            <w:tcW w:type="dxa" w:w="510"/>
             <w:tcMar>
               <w:top w:w="50" w:type="dxa"/>
               <w:bottom w:w="50" w:type="dxa"/>
@@ -8470,7 +8434,7 @@
         </w:tc>
         <w:tc>
           <w:tcPr>
-            <w:tcW w:type="dxa" w:w="1080"/>
+            <w:tcW w:type="dxa" w:w="680"/>
             <w:tcMar>
               <w:top w:w="50" w:type="dxa"/>
               <w:bottom w:w="50" w:type="dxa"/>
@@ -8493,7 +8457,7 @@
         </w:tc>
         <w:tc>
           <w:tcPr>
-            <w:tcW w:type="dxa" w:w="4627"/>
+            <w:tcW w:type="dxa" w:w="3173"/>
             <w:tcMar>
               <w:top w:w="50" w:type="dxa"/>
               <w:bottom w:w="50" w:type="dxa"/>
@@ -8516,7 +8480,7 @@
         </w:tc>
         <w:tc>
           <w:tcPr>
-            <w:tcW w:type="dxa" w:w="2159"/>
+            <w:tcW w:type="dxa" w:w="1473"/>
             <w:tcMar>
               <w:top w:w="50" w:type="dxa"/>
               <w:bottom w:w="50" w:type="dxa"/>
@@ -8539,7 +8503,7 @@
         </w:tc>
         <w:tc>
           <w:tcPr>
-            <w:tcW w:type="dxa" w:w="2159"/>
+            <w:tcW w:type="dxa" w:w="1416"/>
             <w:tcMar>
               <w:top w:w="50" w:type="dxa"/>
               <w:bottom w:w="50" w:type="dxa"/>
@@ -8562,7 +8526,7 @@
         </w:tc>
         <w:tc>
           <w:tcPr>
-            <w:tcW w:type="dxa" w:w="2776"/>
+            <w:tcW w:type="dxa" w:w="2720"/>
             <w:tcMar>
               <w:top w:w="50" w:type="dxa"/>
               <w:bottom w:w="50" w:type="dxa"/>
@@ -8587,7 +8551,7 @@
       <w:tr>
         <w:tc>
           <w:tcPr>
-            <w:tcW w:type="dxa" w:w="771"/>
+            <w:tcW w:type="dxa" w:w="510"/>
             <w:tcMar>
               <w:top w:w="50" w:type="dxa"/>
               <w:bottom w:w="50" w:type="dxa"/>
@@ -8609,7 +8573,7 @@
         </w:tc>
         <w:tc>
           <w:tcPr>
-            <w:tcW w:type="dxa" w:w="1080"/>
+            <w:tcW w:type="dxa" w:w="680"/>
             <w:tcMar>
               <w:top w:w="50" w:type="dxa"/>
               <w:bottom w:w="50" w:type="dxa"/>
@@ -8631,7 +8595,7 @@
         </w:tc>
         <w:tc>
           <w:tcPr>
-            <w:tcW w:type="dxa" w:w="4627"/>
+            <w:tcW w:type="dxa" w:w="3173"/>
             <w:tcMar>
               <w:top w:w="50" w:type="dxa"/>
               <w:bottom w:w="50" w:type="dxa"/>
@@ -8653,7 +8617,7 @@
         </w:tc>
         <w:tc>
           <w:tcPr>
-            <w:tcW w:type="dxa" w:w="2159"/>
+            <w:tcW w:type="dxa" w:w="1473"/>
             <w:tcMar>
               <w:top w:w="50" w:type="dxa"/>
               <w:bottom w:w="50" w:type="dxa"/>
@@ -8675,7 +8639,7 @@
         </w:tc>
         <w:tc>
           <w:tcPr>
-            <w:tcW w:type="dxa" w:w="2159"/>
+            <w:tcW w:type="dxa" w:w="1416"/>
             <w:tcMar>
               <w:top w:w="50" w:type="dxa"/>
               <w:bottom w:w="50" w:type="dxa"/>
@@ -8697,7 +8661,7 @@
         </w:tc>
         <w:tc>
           <w:tcPr>
-            <w:tcW w:type="dxa" w:w="2776"/>
+            <w:tcW w:type="dxa" w:w="2720"/>
             <w:tcMar>
               <w:top w:w="50" w:type="dxa"/>
               <w:bottom w:w="50" w:type="dxa"/>
@@ -8721,7 +8685,7 @@
       <w:tr>
         <w:tc>
           <w:tcPr>
-            <w:tcW w:type="dxa" w:w="771"/>
+            <w:tcW w:type="dxa" w:w="510"/>
             <w:tcMar>
               <w:top w:w="50" w:type="dxa"/>
               <w:bottom w:w="50" w:type="dxa"/>
@@ -8744,7 +8708,7 @@
         </w:tc>
         <w:tc>
           <w:tcPr>
-            <w:tcW w:type="dxa" w:w="1080"/>
+            <w:tcW w:type="dxa" w:w="680"/>
             <w:tcMar>
               <w:top w:w="50" w:type="dxa"/>
               <w:bottom w:w="50" w:type="dxa"/>
@@ -8767,7 +8731,7 @@
         </w:tc>
         <w:tc>
           <w:tcPr>
-            <w:tcW w:type="dxa" w:w="4627"/>
+            <w:tcW w:type="dxa" w:w="3173"/>
             <w:tcMar>
               <w:top w:w="50" w:type="dxa"/>
               <w:bottom w:w="50" w:type="dxa"/>
@@ -8790,7 +8754,7 @@
         </w:tc>
         <w:tc>
           <w:tcPr>
-            <w:tcW w:type="dxa" w:w="2159"/>
+            <w:tcW w:type="dxa" w:w="1473"/>
             <w:tcMar>
               <w:top w:w="50" w:type="dxa"/>
               <w:bottom w:w="50" w:type="dxa"/>
@@ -8813,7 +8777,7 @@
         </w:tc>
         <w:tc>
           <w:tcPr>
-            <w:tcW w:type="dxa" w:w="2159"/>
+            <w:tcW w:type="dxa" w:w="1416"/>
             <w:tcMar>
               <w:top w:w="50" w:type="dxa"/>
               <w:bottom w:w="50" w:type="dxa"/>
@@ -8836,7 +8800,7 @@
         </w:tc>
         <w:tc>
           <w:tcPr>
-            <w:tcW w:type="dxa" w:w="2776"/>
+            <w:tcW w:type="dxa" w:w="2720"/>
             <w:tcMar>
               <w:top w:w="50" w:type="dxa"/>
               <w:bottom w:w="50" w:type="dxa"/>
@@ -8861,7 +8825,7 @@
       <w:tr>
         <w:tc>
           <w:tcPr>
-            <w:tcW w:type="dxa" w:w="771"/>
+            <w:tcW w:type="dxa" w:w="510"/>
             <w:tcMar>
               <w:top w:w="50" w:type="dxa"/>
               <w:bottom w:w="50" w:type="dxa"/>
@@ -8883,7 +8847,7 @@
         </w:tc>
         <w:tc>
           <w:tcPr>
-            <w:tcW w:type="dxa" w:w="1080"/>
+            <w:tcW w:type="dxa" w:w="680"/>
             <w:tcMar>
               <w:top w:w="50" w:type="dxa"/>
               <w:bottom w:w="50" w:type="dxa"/>
@@ -8905,7 +8869,7 @@
         </w:tc>
         <w:tc>
           <w:tcPr>
-            <w:tcW w:type="dxa" w:w="4627"/>
+            <w:tcW w:type="dxa" w:w="3173"/>
             <w:tcMar>
               <w:top w:w="50" w:type="dxa"/>
               <w:bottom w:w="50" w:type="dxa"/>
@@ -8927,7 +8891,7 @@
         </w:tc>
         <w:tc>
           <w:tcPr>
-            <w:tcW w:type="dxa" w:w="2159"/>
+            <w:tcW w:type="dxa" w:w="1473"/>
             <w:tcMar>
               <w:top w:w="50" w:type="dxa"/>
               <w:bottom w:w="50" w:type="dxa"/>
@@ -8949,7 +8913,7 @@
         </w:tc>
         <w:tc>
           <w:tcPr>
-            <w:tcW w:type="dxa" w:w="2159"/>
+            <w:tcW w:type="dxa" w:w="1416"/>
             <w:tcMar>
               <w:top w:w="50" w:type="dxa"/>
               <w:bottom w:w="50" w:type="dxa"/>
@@ -8971,7 +8935,7 @@
         </w:tc>
         <w:tc>
           <w:tcPr>
-            <w:tcW w:type="dxa" w:w="2776"/>
+            <w:tcW w:type="dxa" w:w="2720"/>
             <w:tcMar>
               <w:top w:w="50" w:type="dxa"/>
               <w:bottom w:w="50" w:type="dxa"/>
@@ -8995,7 +8959,7 @@
       <w:tr>
         <w:tc>
           <w:tcPr>
-            <w:tcW w:type="dxa" w:w="771"/>
+            <w:tcW w:type="dxa" w:w="510"/>
             <w:tcMar>
               <w:top w:w="50" w:type="dxa"/>
               <w:bottom w:w="50" w:type="dxa"/>
@@ -9018,7 +8982,7 @@
         </w:tc>
         <w:tc>
           <w:tcPr>
-            <w:tcW w:type="dxa" w:w="1080"/>
+            <w:tcW w:type="dxa" w:w="680"/>
             <w:tcMar>
               <w:top w:w="50" w:type="dxa"/>
               <w:bottom w:w="50" w:type="dxa"/>
@@ -9041,7 +9005,7 @@
         </w:tc>
         <w:tc>
           <w:tcPr>
-            <w:tcW w:type="dxa" w:w="4627"/>
+            <w:tcW w:type="dxa" w:w="3173"/>
             <w:tcMar>
               <w:top w:w="50" w:type="dxa"/>
               <w:bottom w:w="50" w:type="dxa"/>
@@ -9064,7 +9028,7 @@
         </w:tc>
         <w:tc>
           <w:tcPr>
-            <w:tcW w:type="dxa" w:w="2159"/>
+            <w:tcW w:type="dxa" w:w="1473"/>
             <w:tcMar>
               <w:top w:w="50" w:type="dxa"/>
               <w:bottom w:w="50" w:type="dxa"/>
@@ -9087,7 +9051,7 @@
         </w:tc>
         <w:tc>
           <w:tcPr>
-            <w:tcW w:type="dxa" w:w="2159"/>
+            <w:tcW w:type="dxa" w:w="1416"/>
             <w:tcMar>
               <w:top w:w="50" w:type="dxa"/>
               <w:bottom w:w="50" w:type="dxa"/>
@@ -9110,7 +9074,7 @@
         </w:tc>
         <w:tc>
           <w:tcPr>
-            <w:tcW w:type="dxa" w:w="2776"/>
+            <w:tcW w:type="dxa" w:w="2720"/>
             <w:tcMar>
               <w:top w:w="50" w:type="dxa"/>
               <w:bottom w:w="50" w:type="dxa"/>
@@ -9135,7 +9099,7 @@
       <w:tr>
         <w:tc>
           <w:tcPr>
-            <w:tcW w:type="dxa" w:w="771"/>
+            <w:tcW w:type="dxa" w:w="510"/>
             <w:tcMar>
               <w:top w:w="50" w:type="dxa"/>
               <w:bottom w:w="50" w:type="dxa"/>
@@ -9157,7 +9121,7 @@
         </w:tc>
         <w:tc>
           <w:tcPr>
-            <w:tcW w:type="dxa" w:w="1080"/>
+            <w:tcW w:type="dxa" w:w="680"/>
             <w:tcMar>
               <w:top w:w="50" w:type="dxa"/>
               <w:bottom w:w="50" w:type="dxa"/>
@@ -9179,7 +9143,7 @@
         </w:tc>
         <w:tc>
           <w:tcPr>
-            <w:tcW w:type="dxa" w:w="4627"/>
+            <w:tcW w:type="dxa" w:w="3173"/>
             <w:tcMar>
               <w:top w:w="50" w:type="dxa"/>
               <w:bottom w:w="50" w:type="dxa"/>
@@ -9201,7 +9165,7 @@
         </w:tc>
         <w:tc>
           <w:tcPr>
-            <w:tcW w:type="dxa" w:w="2159"/>
+            <w:tcW w:type="dxa" w:w="1473"/>
             <w:tcMar>
               <w:top w:w="50" w:type="dxa"/>
               <w:bottom w:w="50" w:type="dxa"/>
@@ -9223,7 +9187,7 @@
         </w:tc>
         <w:tc>
           <w:tcPr>
-            <w:tcW w:type="dxa" w:w="2159"/>
+            <w:tcW w:type="dxa" w:w="1416"/>
             <w:tcMar>
               <w:top w:w="50" w:type="dxa"/>
               <w:bottom w:w="50" w:type="dxa"/>
@@ -9245,7 +9209,7 @@
         </w:tc>
         <w:tc>
           <w:tcPr>
-            <w:tcW w:type="dxa" w:w="2776"/>
+            <w:tcW w:type="dxa" w:w="2720"/>
             <w:tcMar>
               <w:top w:w="50" w:type="dxa"/>
               <w:bottom w:w="50" w:type="dxa"/>
@@ -9269,7 +9233,7 @@
       <w:tr>
         <w:tc>
           <w:tcPr>
-            <w:tcW w:type="dxa" w:w="771"/>
+            <w:tcW w:type="dxa" w:w="510"/>
             <w:tcMar>
               <w:top w:w="50" w:type="dxa"/>
               <w:bottom w:w="50" w:type="dxa"/>
@@ -9292,7 +9256,7 @@
         </w:tc>
         <w:tc>
           <w:tcPr>
-            <w:tcW w:type="dxa" w:w="1080"/>
+            <w:tcW w:type="dxa" w:w="680"/>
             <w:tcMar>
               <w:top w:w="50" w:type="dxa"/>
               <w:bottom w:w="50" w:type="dxa"/>
@@ -9315,7 +9279,7 @@
         </w:tc>
         <w:tc>
           <w:tcPr>
-            <w:tcW w:type="dxa" w:w="4627"/>
+            <w:tcW w:type="dxa" w:w="3173"/>
             <w:tcMar>
               <w:top w:w="50" w:type="dxa"/>
               <w:bottom w:w="50" w:type="dxa"/>
@@ -9338,7 +9302,7 @@
         </w:tc>
         <w:tc>
           <w:tcPr>
-            <w:tcW w:type="dxa" w:w="2159"/>
+            <w:tcW w:type="dxa" w:w="1473"/>
             <w:tcMar>
               <w:top w:w="50" w:type="dxa"/>
               <w:bottom w:w="50" w:type="dxa"/>
@@ -9361,7 +9325,7 @@
         </w:tc>
         <w:tc>
           <w:tcPr>
-            <w:tcW w:type="dxa" w:w="2159"/>
+            <w:tcW w:type="dxa" w:w="1416"/>
             <w:tcMar>
               <w:top w:w="50" w:type="dxa"/>
               <w:bottom w:w="50" w:type="dxa"/>
@@ -9384,7 +9348,7 @@
         </w:tc>
         <w:tc>
           <w:tcPr>
-            <w:tcW w:type="dxa" w:w="2776"/>
+            <w:tcW w:type="dxa" w:w="2720"/>
             <w:tcMar>
               <w:top w:w="50" w:type="dxa"/>
               <w:bottom w:w="50" w:type="dxa"/>
@@ -9409,7 +9373,7 @@
       <w:tr>
         <w:tc>
           <w:tcPr>
-            <w:tcW w:type="dxa" w:w="771"/>
+            <w:tcW w:type="dxa" w:w="510"/>
             <w:tcMar>
               <w:top w:w="50" w:type="dxa"/>
               <w:bottom w:w="50" w:type="dxa"/>
@@ -9431,7 +9395,7 @@
         </w:tc>
         <w:tc>
           <w:tcPr>
-            <w:tcW w:type="dxa" w:w="1080"/>
+            <w:tcW w:type="dxa" w:w="680"/>
             <w:tcMar>
               <w:top w:w="50" w:type="dxa"/>
               <w:bottom w:w="50" w:type="dxa"/>
@@ -9453,7 +9417,7 @@
         </w:tc>
         <w:tc>
           <w:tcPr>
-            <w:tcW w:type="dxa" w:w="4627"/>
+            <w:tcW w:type="dxa" w:w="3173"/>
             <w:tcMar>
               <w:top w:w="50" w:type="dxa"/>
               <w:bottom w:w="50" w:type="dxa"/>
@@ -9475,7 +9439,7 @@
         </w:tc>
         <w:tc>
           <w:tcPr>
-            <w:tcW w:type="dxa" w:w="2159"/>
+            <w:tcW w:type="dxa" w:w="1473"/>
             <w:tcMar>
               <w:top w:w="50" w:type="dxa"/>
               <w:bottom w:w="50" w:type="dxa"/>
@@ -9497,7 +9461,7 @@
         </w:tc>
         <w:tc>
           <w:tcPr>
-            <w:tcW w:type="dxa" w:w="2159"/>
+            <w:tcW w:type="dxa" w:w="1416"/>
             <w:tcMar>
               <w:top w:w="50" w:type="dxa"/>
               <w:bottom w:w="50" w:type="dxa"/>
@@ -9519,7 +9483,7 @@
         </w:tc>
         <w:tc>
           <w:tcPr>
-            <w:tcW w:type="dxa" w:w="2776"/>
+            <w:tcW w:type="dxa" w:w="2720"/>
             <w:tcMar>
               <w:top w:w="50" w:type="dxa"/>
               <w:bottom w:w="50" w:type="dxa"/>
@@ -9543,7 +9507,7 @@
       <w:tr>
         <w:tc>
           <w:tcPr>
-            <w:tcW w:type="dxa" w:w="771"/>
+            <w:tcW w:type="dxa" w:w="510"/>
             <w:tcMar>
               <w:top w:w="50" w:type="dxa"/>
               <w:bottom w:w="50" w:type="dxa"/>
@@ -9566,7 +9530,7 @@
         </w:tc>
         <w:tc>
           <w:tcPr>
-            <w:tcW w:type="dxa" w:w="1080"/>
+            <w:tcW w:type="dxa" w:w="680"/>
             <w:tcMar>
               <w:top w:w="50" w:type="dxa"/>
               <w:bottom w:w="50" w:type="dxa"/>
@@ -9589,7 +9553,7 @@
         </w:tc>
         <w:tc>
           <w:tcPr>
-            <w:tcW w:type="dxa" w:w="4627"/>
+            <w:tcW w:type="dxa" w:w="3173"/>
             <w:tcMar>
               <w:top w:w="50" w:type="dxa"/>
               <w:bottom w:w="50" w:type="dxa"/>
@@ -9612,7 +9576,7 @@
         </w:tc>
         <w:tc>
           <w:tcPr>
-            <w:tcW w:type="dxa" w:w="2159"/>
+            <w:tcW w:type="dxa" w:w="1473"/>
             <w:tcMar>
               <w:top w:w="50" w:type="dxa"/>
               <w:bottom w:w="50" w:type="dxa"/>
@@ -9635,7 +9599,7 @@
         </w:tc>
         <w:tc>
           <w:tcPr>
-            <w:tcW w:type="dxa" w:w="2159"/>
+            <w:tcW w:type="dxa" w:w="1416"/>
             <w:tcMar>
               <w:top w:w="50" w:type="dxa"/>
               <w:bottom w:w="50" w:type="dxa"/>
@@ -9658,7 +9622,7 @@
         </w:tc>
         <w:tc>
           <w:tcPr>
-            <w:tcW w:type="dxa" w:w="2776"/>
+            <w:tcW w:type="dxa" w:w="2720"/>
             <w:tcMar>
               <w:top w:w="50" w:type="dxa"/>
               <w:bottom w:w="50" w:type="dxa"/>
@@ -9683,7 +9647,7 @@
       <w:tr>
         <w:tc>
           <w:tcPr>
-            <w:tcW w:type="dxa" w:w="771"/>
+            <w:tcW w:type="dxa" w:w="510"/>
             <w:tcMar>
               <w:top w:w="50" w:type="dxa"/>
               <w:bottom w:w="50" w:type="dxa"/>
@@ -9705,7 +9669,7 @@
         </w:tc>
         <w:tc>
           <w:tcPr>
-            <w:tcW w:type="dxa" w:w="1080"/>
+            <w:tcW w:type="dxa" w:w="680"/>
             <w:tcMar>
               <w:top w:w="50" w:type="dxa"/>
               <w:bottom w:w="50" w:type="dxa"/>
@@ -9727,7 +9691,7 @@
         </w:tc>
         <w:tc>
           <w:tcPr>
-            <w:tcW w:type="dxa" w:w="4627"/>
+            <w:tcW w:type="dxa" w:w="3173"/>
             <w:tcMar>
               <w:top w:w="50" w:type="dxa"/>
               <w:bottom w:w="50" w:type="dxa"/>
@@ -9749,7 +9713,7 @@
         </w:tc>
         <w:tc>
           <w:tcPr>
-            <w:tcW w:type="dxa" w:w="2159"/>
+            <w:tcW w:type="dxa" w:w="1473"/>
             <w:tcMar>
               <w:top w:w="50" w:type="dxa"/>
               <w:bottom w:w="50" w:type="dxa"/>
@@ -9771,7 +9735,7 @@
         </w:tc>
         <w:tc>
           <w:tcPr>
-            <w:tcW w:type="dxa" w:w="2159"/>
+            <w:tcW w:type="dxa" w:w="1416"/>
             <w:tcMar>
               <w:top w:w="50" w:type="dxa"/>
               <w:bottom w:w="50" w:type="dxa"/>
@@ -9793,7 +9757,7 @@
         </w:tc>
         <w:tc>
           <w:tcPr>
-            <w:tcW w:type="dxa" w:w="2776"/>
+            <w:tcW w:type="dxa" w:w="2720"/>
             <w:tcMar>
               <w:top w:w="50" w:type="dxa"/>
               <w:bottom w:w="50" w:type="dxa"/>
@@ -9817,7 +9781,7 @@
       <w:tr>
         <w:tc>
           <w:tcPr>
-            <w:tcW w:type="dxa" w:w="771"/>
+            <w:tcW w:type="dxa" w:w="510"/>
             <w:tcMar>
               <w:top w:w="50" w:type="dxa"/>
               <w:bottom w:w="50" w:type="dxa"/>
@@ -9840,7 +9804,7 @@
         </w:tc>
         <w:tc>
           <w:tcPr>
-            <w:tcW w:type="dxa" w:w="1080"/>
+            <w:tcW w:type="dxa" w:w="680"/>
             <w:tcMar>
               <w:top w:w="50" w:type="dxa"/>
               <w:bottom w:w="50" w:type="dxa"/>
@@ -9863,7 +9827,7 @@
         </w:tc>
         <w:tc>
           <w:tcPr>
-            <w:tcW w:type="dxa" w:w="4627"/>
+            <w:tcW w:type="dxa" w:w="3173"/>
             <w:tcMar>
               <w:top w:w="50" w:type="dxa"/>
               <w:bottom w:w="50" w:type="dxa"/>
@@ -9886,7 +9850,7 @@
         </w:tc>
         <w:tc>
           <w:tcPr>
-            <w:tcW w:type="dxa" w:w="2159"/>
+            <w:tcW w:type="dxa" w:w="1473"/>
             <w:tcMar>
               <w:top w:w="50" w:type="dxa"/>
               <w:bottom w:w="50" w:type="dxa"/>
@@ -9909,7 +9873,7 @@
         </w:tc>
         <w:tc>
           <w:tcPr>
-            <w:tcW w:type="dxa" w:w="2159"/>
+            <w:tcW w:type="dxa" w:w="1416"/>
             <w:tcMar>
               <w:top w:w="50" w:type="dxa"/>
               <w:bottom w:w="50" w:type="dxa"/>
@@ -9932,7 +9896,7 @@
         </w:tc>
         <w:tc>
           <w:tcPr>
-            <w:tcW w:type="dxa" w:w="2776"/>
+            <w:tcW w:type="dxa" w:w="2720"/>
             <w:tcMar>
               <w:top w:w="50" w:type="dxa"/>
               <w:bottom w:w="50" w:type="dxa"/>
@@ -9957,7 +9921,7 @@
       <w:tr>
         <w:tc>
           <w:tcPr>
-            <w:tcW w:type="dxa" w:w="771"/>
+            <w:tcW w:type="dxa" w:w="510"/>
             <w:tcMar>
               <w:top w:w="50" w:type="dxa"/>
               <w:bottom w:w="50" w:type="dxa"/>
@@ -9979,7 +9943,7 @@
         </w:tc>
         <w:tc>
           <w:tcPr>
-            <w:tcW w:type="dxa" w:w="1080"/>
+            <w:tcW w:type="dxa" w:w="680"/>
             <w:tcMar>
               <w:top w:w="50" w:type="dxa"/>
               <w:bottom w:w="50" w:type="dxa"/>
@@ -10001,7 +9965,7 @@
         </w:tc>
         <w:tc>
           <w:tcPr>
-            <w:tcW w:type="dxa" w:w="4627"/>
+            <w:tcW w:type="dxa" w:w="3173"/>
             <w:tcMar>
               <w:top w:w="50" w:type="dxa"/>
               <w:bottom w:w="50" w:type="dxa"/>
@@ -10023,7 +9987,7 @@
         </w:tc>
         <w:tc>
           <w:tcPr>
-            <w:tcW w:type="dxa" w:w="2159"/>
+            <w:tcW w:type="dxa" w:w="1473"/>
             <w:tcMar>
               <w:top w:w="50" w:type="dxa"/>
               <w:bottom w:w="50" w:type="dxa"/>
@@ -10045,7 +10009,7 @@
         </w:tc>
         <w:tc>
           <w:tcPr>
-            <w:tcW w:type="dxa" w:w="2159"/>
+            <w:tcW w:type="dxa" w:w="1416"/>
             <w:tcMar>
               <w:top w:w="50" w:type="dxa"/>
               <w:bottom w:w="50" w:type="dxa"/>
@@ -10067,7 +10031,7 @@
         </w:tc>
         <w:tc>
           <w:tcPr>
-            <w:tcW w:type="dxa" w:w="2776"/>
+            <w:tcW w:type="dxa" w:w="2720"/>
             <w:tcMar>
               <w:top w:w="50" w:type="dxa"/>
               <w:bottom w:w="50" w:type="dxa"/>
@@ -10091,7 +10055,7 @@
       <w:tr>
         <w:tc>
           <w:tcPr>
-            <w:tcW w:type="dxa" w:w="771"/>
+            <w:tcW w:type="dxa" w:w="510"/>
             <w:tcMar>
               <w:top w:w="50" w:type="dxa"/>
               <w:bottom w:w="50" w:type="dxa"/>
@@ -10114,7 +10078,7 @@
         </w:tc>
         <w:tc>
           <w:tcPr>
-            <w:tcW w:type="dxa" w:w="1080"/>
+            <w:tcW w:type="dxa" w:w="680"/>
             <w:tcMar>
               <w:top w:w="50" w:type="dxa"/>
               <w:bottom w:w="50" w:type="dxa"/>
@@ -10137,7 +10101,7 @@
         </w:tc>
         <w:tc>
           <w:tcPr>
-            <w:tcW w:type="dxa" w:w="4627"/>
+            <w:tcW w:type="dxa" w:w="3173"/>
             <w:tcMar>
               <w:top w:w="50" w:type="dxa"/>
               <w:bottom w:w="50" w:type="dxa"/>
@@ -10160,7 +10124,7 @@
         </w:tc>
         <w:tc>
           <w:tcPr>
-            <w:tcW w:type="dxa" w:w="2159"/>
+            <w:tcW w:type="dxa" w:w="1473"/>
             <w:tcMar>
               <w:top w:w="50" w:type="dxa"/>
               <w:bottom w:w="50" w:type="dxa"/>
@@ -10183,7 +10147,7 @@
         </w:tc>
         <w:tc>
           <w:tcPr>
-            <w:tcW w:type="dxa" w:w="2159"/>
+            <w:tcW w:type="dxa" w:w="1416"/>
             <w:tcMar>
               <w:top w:w="50" w:type="dxa"/>
               <w:bottom w:w="50" w:type="dxa"/>
@@ -10206,7 +10170,7 @@
         </w:tc>
         <w:tc>
           <w:tcPr>
-            <w:tcW w:type="dxa" w:w="2776"/>
+            <w:tcW w:type="dxa" w:w="2720"/>
             <w:tcMar>
               <w:top w:w="50" w:type="dxa"/>
               <w:bottom w:w="50" w:type="dxa"/>
@@ -10231,7 +10195,7 @@
       <w:tr>
         <w:tc>
           <w:tcPr>
-            <w:tcW w:type="dxa" w:w="771"/>
+            <w:tcW w:type="dxa" w:w="510"/>
             <w:tcMar>
               <w:top w:w="50" w:type="dxa"/>
               <w:bottom w:w="50" w:type="dxa"/>
@@ -10253,7 +10217,7 @@
         </w:tc>
         <w:tc>
           <w:tcPr>
-            <w:tcW w:type="dxa" w:w="1080"/>
+            <w:tcW w:type="dxa" w:w="680"/>
             <w:tcMar>
               <w:top w:w="50" w:type="dxa"/>
               <w:bottom w:w="50" w:type="dxa"/>
@@ -10275,7 +10239,7 @@
         </w:tc>
         <w:tc>
           <w:tcPr>
-            <w:tcW w:type="dxa" w:w="4627"/>
+            <w:tcW w:type="dxa" w:w="3173"/>
             <w:tcMar>
               <w:top w:w="50" w:type="dxa"/>
               <w:bottom w:w="50" w:type="dxa"/>
@@ -10297,7 +10261,7 @@
         </w:tc>
         <w:tc>
           <w:tcPr>
-            <w:tcW w:type="dxa" w:w="2159"/>
+            <w:tcW w:type="dxa" w:w="1473"/>
             <w:tcMar>
               <w:top w:w="50" w:type="dxa"/>
               <w:bottom w:w="50" w:type="dxa"/>
@@ -10319,7 +10283,7 @@
         </w:tc>
         <w:tc>
           <w:tcPr>
-            <w:tcW w:type="dxa" w:w="2159"/>
+            <w:tcW w:type="dxa" w:w="1416"/>
             <w:tcMar>
               <w:top w:w="50" w:type="dxa"/>
               <w:bottom w:w="50" w:type="dxa"/>
@@ -10341,7 +10305,7 @@
         </w:tc>
         <w:tc>
           <w:tcPr>
-            <w:tcW w:type="dxa" w:w="2776"/>
+            <w:tcW w:type="dxa" w:w="2720"/>
             <w:tcMar>
               <w:top w:w="50" w:type="dxa"/>
               <w:bottom w:w="50" w:type="dxa"/>
@@ -10365,7 +10329,7 @@
       <w:tr>
         <w:tc>
           <w:tcPr>
-            <w:tcW w:type="dxa" w:w="771"/>
+            <w:tcW w:type="dxa" w:w="510"/>
             <w:tcMar>
               <w:top w:w="50" w:type="dxa"/>
               <w:bottom w:w="50" w:type="dxa"/>
@@ -10388,7 +10352,7 @@
         </w:tc>
         <w:tc>
           <w:tcPr>
-            <w:tcW w:type="dxa" w:w="1080"/>
+            <w:tcW w:type="dxa" w:w="680"/>
             <w:tcMar>
               <w:top w:w="50" w:type="dxa"/>
               <w:bottom w:w="50" w:type="dxa"/>
@@ -10411,7 +10375,7 @@
         </w:tc>
         <w:tc>
           <w:tcPr>
-            <w:tcW w:type="dxa" w:w="4627"/>
+            <w:tcW w:type="dxa" w:w="3173"/>
             <w:tcMar>
               <w:top w:w="50" w:type="dxa"/>
               <w:bottom w:w="50" w:type="dxa"/>
@@ -10434,7 +10398,7 @@
         </w:tc>
         <w:tc>
           <w:tcPr>
-            <w:tcW w:type="dxa" w:w="2159"/>
+            <w:tcW w:type="dxa" w:w="1473"/>
             <w:tcMar>
               <w:top w:w="50" w:type="dxa"/>
               <w:bottom w:w="50" w:type="dxa"/>
@@ -10457,7 +10421,7 @@
         </w:tc>
         <w:tc>
           <w:tcPr>
-            <w:tcW w:type="dxa" w:w="2159"/>
+            <w:tcW w:type="dxa" w:w="1416"/>
             <w:tcMar>
               <w:top w:w="50" w:type="dxa"/>
               <w:bottom w:w="50" w:type="dxa"/>
@@ -10480,7 +10444,7 @@
         </w:tc>
         <w:tc>
           <w:tcPr>
-            <w:tcW w:type="dxa" w:w="2776"/>
+            <w:tcW w:type="dxa" w:w="2720"/>
             <w:tcMar>
               <w:top w:w="50" w:type="dxa"/>
               <w:bottom w:w="50" w:type="dxa"/>
@@ -10505,7 +10469,7 @@
       <w:tr>
         <w:tc>
           <w:tcPr>
-            <w:tcW w:type="dxa" w:w="771"/>
+            <w:tcW w:type="dxa" w:w="510"/>
             <w:tcMar>
               <w:top w:w="50" w:type="dxa"/>
               <w:bottom w:w="50" w:type="dxa"/>
@@ -10527,7 +10491,7 @@
         </w:tc>
         <w:tc>
           <w:tcPr>
-            <w:tcW w:type="dxa" w:w="1080"/>
+            <w:tcW w:type="dxa" w:w="680"/>
             <w:tcMar>
               <w:top w:w="50" w:type="dxa"/>
               <w:bottom w:w="50" w:type="dxa"/>
@@ -10549,7 +10513,7 @@
         </w:tc>
         <w:tc>
           <w:tcPr>
-            <w:tcW w:type="dxa" w:w="4627"/>
+            <w:tcW w:type="dxa" w:w="3173"/>
             <w:tcMar>
               <w:top w:w="50" w:type="dxa"/>
               <w:bottom w:w="50" w:type="dxa"/>
@@ -10571,7 +10535,7 @@
         </w:tc>
         <w:tc>
           <w:tcPr>
-            <w:tcW w:type="dxa" w:w="2159"/>
+            <w:tcW w:type="dxa" w:w="1473"/>
             <w:tcMar>
               <w:top w:w="50" w:type="dxa"/>
               <w:bottom w:w="50" w:type="dxa"/>
@@ -10593,7 +10557,7 @@
         </w:tc>
         <w:tc>
           <w:tcPr>
-            <w:tcW w:type="dxa" w:w="2159"/>
+            <w:tcW w:type="dxa" w:w="1416"/>
             <w:tcMar>
               <w:top w:w="50" w:type="dxa"/>
               <w:bottom w:w="50" w:type="dxa"/>
@@ -10615,7 +10579,7 @@
         </w:tc>
         <w:tc>
           <w:tcPr>
-            <w:tcW w:type="dxa" w:w="2776"/>
+            <w:tcW w:type="dxa" w:w="2720"/>
             <w:tcMar>
               <w:top w:w="50" w:type="dxa"/>
               <w:bottom w:w="50" w:type="dxa"/>
@@ -10639,7 +10603,7 @@
       <w:tr>
         <w:tc>
           <w:tcPr>
-            <w:tcW w:type="dxa" w:w="771"/>
+            <w:tcW w:type="dxa" w:w="510"/>
             <w:tcMar>
               <w:top w:w="50" w:type="dxa"/>
               <w:bottom w:w="50" w:type="dxa"/>
@@ -10662,7 +10626,7 @@
         </w:tc>
         <w:tc>
           <w:tcPr>
-            <w:tcW w:type="dxa" w:w="1080"/>
+            <w:tcW w:type="dxa" w:w="680"/>
             <w:tcMar>
               <w:top w:w="50" w:type="dxa"/>
               <w:bottom w:w="50" w:type="dxa"/>
@@ -10685,7 +10649,7 @@
         </w:tc>
         <w:tc>
           <w:tcPr>
-            <w:tcW w:type="dxa" w:w="4627"/>
+            <w:tcW w:type="dxa" w:w="3173"/>
             <w:tcMar>
               <w:top w:w="50" w:type="dxa"/>
               <w:bottom w:w="50" w:type="dxa"/>
@@ -10708,7 +10672,7 @@
         </w:tc>
         <w:tc>
           <w:tcPr>
-            <w:tcW w:type="dxa" w:w="2159"/>
+            <w:tcW w:type="dxa" w:w="1473"/>
             <w:tcMar>
               <w:top w:w="50" w:type="dxa"/>
               <w:bottom w:w="50" w:type="dxa"/>
@@ -10731,7 +10695,7 @@
         </w:tc>
         <w:tc>
           <w:tcPr>
-            <w:tcW w:type="dxa" w:w="2159"/>
+            <w:tcW w:type="dxa" w:w="1416"/>
             <w:tcMar>
               <w:top w:w="50" w:type="dxa"/>
               <w:bottom w:w="50" w:type="dxa"/>
@@ -10754,7 +10718,7 @@
         </w:tc>
         <w:tc>
           <w:tcPr>
-            <w:tcW w:type="dxa" w:w="2776"/>
+            <w:tcW w:type="dxa" w:w="2720"/>
             <w:tcMar>
               <w:top w:w="50" w:type="dxa"/>
               <w:bottom w:w="50" w:type="dxa"/>
@@ -10779,7 +10743,7 @@
       <w:tr>
         <w:tc>
           <w:tcPr>
-            <w:tcW w:type="dxa" w:w="771"/>
+            <w:tcW w:type="dxa" w:w="510"/>
             <w:tcMar>
               <w:top w:w="50" w:type="dxa"/>
               <w:bottom w:w="50" w:type="dxa"/>
@@ -10801,7 +10765,7 @@
         </w:tc>
         <w:tc>
           <w:tcPr>
-            <w:tcW w:type="dxa" w:w="1080"/>
+            <w:tcW w:type="dxa" w:w="680"/>
             <w:tcMar>
               <w:top w:w="50" w:type="dxa"/>
               <w:bottom w:w="50" w:type="dxa"/>
@@ -10823,7 +10787,7 @@
         </w:tc>
         <w:tc>
           <w:tcPr>
-            <w:tcW w:type="dxa" w:w="4627"/>
+            <w:tcW w:type="dxa" w:w="3173"/>
             <w:tcMar>
               <w:top w:w="50" w:type="dxa"/>
               <w:bottom w:w="50" w:type="dxa"/>
@@ -10845,7 +10809,7 @@
         </w:tc>
         <w:tc>
           <w:tcPr>
-            <w:tcW w:type="dxa" w:w="2159"/>
+            <w:tcW w:type="dxa" w:w="1473"/>
             <w:tcMar>
               <w:top w:w="50" w:type="dxa"/>
               <w:bottom w:w="50" w:type="dxa"/>
@@ -10867,7 +10831,7 @@
         </w:tc>
         <w:tc>
           <w:tcPr>
-            <w:tcW w:type="dxa" w:w="2159"/>
+            <w:tcW w:type="dxa" w:w="1416"/>
             <w:tcMar>
               <w:top w:w="50" w:type="dxa"/>
               <w:bottom w:w="50" w:type="dxa"/>
@@ -10889,7 +10853,7 @@
         </w:tc>
         <w:tc>
           <w:tcPr>
-            <w:tcW w:type="dxa" w:w="2776"/>
+            <w:tcW w:type="dxa" w:w="2720"/>
             <w:tcMar>
               <w:top w:w="50" w:type="dxa"/>
               <w:bottom w:w="50" w:type="dxa"/>
@@ -10913,7 +10877,7 @@
       <w:tr>
         <w:tc>
           <w:tcPr>
-            <w:tcW w:type="dxa" w:w="771"/>
+            <w:tcW w:type="dxa" w:w="510"/>
             <w:tcMar>
               <w:top w:w="50" w:type="dxa"/>
               <w:bottom w:w="50" w:type="dxa"/>
@@ -10936,7 +10900,7 @@
         </w:tc>
         <w:tc>
           <w:tcPr>
-            <w:tcW w:type="dxa" w:w="1080"/>
+            <w:tcW w:type="dxa" w:w="680"/>
             <w:tcMar>
               <w:top w:w="50" w:type="dxa"/>
               <w:bottom w:w="50" w:type="dxa"/>
@@ -10959,7 +10923,7 @@
         </w:tc>
         <w:tc>
           <w:tcPr>
-            <w:tcW w:type="dxa" w:w="4627"/>
+            <w:tcW w:type="dxa" w:w="3173"/>
             <w:tcMar>
               <w:top w:w="50" w:type="dxa"/>
               <w:bottom w:w="50" w:type="dxa"/>
@@ -10982,7 +10946,7 @@
         </w:tc>
         <w:tc>
           <w:tcPr>
-            <w:tcW w:type="dxa" w:w="2159"/>
+            <w:tcW w:type="dxa" w:w="1473"/>
             <w:tcMar>
               <w:top w:w="50" w:type="dxa"/>
               <w:bottom w:w="50" w:type="dxa"/>
@@ -11005,7 +10969,7 @@
         </w:tc>
         <w:tc>
           <w:tcPr>
-            <w:tcW w:type="dxa" w:w="2159"/>
+            <w:tcW w:type="dxa" w:w="1416"/>
             <w:tcMar>
               <w:top w:w="50" w:type="dxa"/>
               <w:bottom w:w="50" w:type="dxa"/>
@@ -11028,7 +10992,7 @@
         </w:tc>
         <w:tc>
           <w:tcPr>
-            <w:tcW w:type="dxa" w:w="2776"/>
+            <w:tcW w:type="dxa" w:w="2720"/>
             <w:tcMar>
               <w:top w:w="50" w:type="dxa"/>
               <w:bottom w:w="50" w:type="dxa"/>
@@ -11053,7 +11017,7 @@
       <w:tr>
         <w:tc>
           <w:tcPr>
-            <w:tcW w:type="dxa" w:w="771"/>
+            <w:tcW w:type="dxa" w:w="510"/>
             <w:tcMar>
               <w:top w:w="50" w:type="dxa"/>
               <w:bottom w:w="50" w:type="dxa"/>
@@ -11075,7 +11039,7 @@
         </w:tc>
         <w:tc>
           <w:tcPr>
-            <w:tcW w:type="dxa" w:w="1080"/>
+            <w:tcW w:type="dxa" w:w="680"/>
             <w:tcMar>
               <w:top w:w="50" w:type="dxa"/>
               <w:bottom w:w="50" w:type="dxa"/>
@@ -11097,7 +11061,7 @@
         </w:tc>
         <w:tc>
           <w:tcPr>
-            <w:tcW w:type="dxa" w:w="4627"/>
+            <w:tcW w:type="dxa" w:w="3173"/>
             <w:tcMar>
               <w:top w:w="50" w:type="dxa"/>
               <w:bottom w:w="50" w:type="dxa"/>
@@ -11119,7 +11083,7 @@
         </w:tc>
         <w:tc>
           <w:tcPr>
-            <w:tcW w:type="dxa" w:w="2159"/>
+            <w:tcW w:type="dxa" w:w="1473"/>
             <w:tcMar>
               <w:top w:w="50" w:type="dxa"/>
               <w:bottom w:w="50" w:type="dxa"/>
@@ -11141,7 +11105,7 @@
         </w:tc>
         <w:tc>
           <w:tcPr>
-            <w:tcW w:type="dxa" w:w="2159"/>
+            <w:tcW w:type="dxa" w:w="1416"/>
             <w:tcMar>
               <w:top w:w="50" w:type="dxa"/>
               <w:bottom w:w="50" w:type="dxa"/>
@@ -11163,7 +11127,7 @@
         </w:tc>
         <w:tc>
           <w:tcPr>
-            <w:tcW w:type="dxa" w:w="2776"/>
+            <w:tcW w:type="dxa" w:w="2720"/>
             <w:tcMar>
               <w:top w:w="50" w:type="dxa"/>
               <w:bottom w:w="50" w:type="dxa"/>
@@ -11187,7 +11151,7 @@
       <w:tr>
         <w:tc>
           <w:tcPr>
-            <w:tcW w:type="dxa" w:w="771"/>
+            <w:tcW w:type="dxa" w:w="510"/>
             <w:tcMar>
               <w:top w:w="50" w:type="dxa"/>
               <w:bottom w:w="50" w:type="dxa"/>
@@ -11210,7 +11174,7 @@
         </w:tc>
         <w:tc>
           <w:tcPr>
-            <w:tcW w:type="dxa" w:w="1080"/>
+            <w:tcW w:type="dxa" w:w="680"/>
             <w:tcMar>
               <w:top w:w="50" w:type="dxa"/>
               <w:bottom w:w="50" w:type="dxa"/>
@@ -11233,7 +11197,7 @@
         </w:tc>
         <w:tc>
           <w:tcPr>
-            <w:tcW w:type="dxa" w:w="4627"/>
+            <w:tcW w:type="dxa" w:w="3173"/>
             <w:tcMar>
               <w:top w:w="50" w:type="dxa"/>
               <w:bottom w:w="50" w:type="dxa"/>
@@ -11256,7 +11220,7 @@
         </w:tc>
         <w:tc>
           <w:tcPr>
-            <w:tcW w:type="dxa" w:w="2159"/>
+            <w:tcW w:type="dxa" w:w="1473"/>
             <w:tcMar>
               <w:top w:w="50" w:type="dxa"/>
               <w:bottom w:w="50" w:type="dxa"/>
@@ -11279,7 +11243,7 @@
         </w:tc>
         <w:tc>
           <w:tcPr>
-            <w:tcW w:type="dxa" w:w="2159"/>
+            <w:tcW w:type="dxa" w:w="1416"/>
             <w:tcMar>
               <w:top w:w="50" w:type="dxa"/>
               <w:bottom w:w="50" w:type="dxa"/>
@@ -11302,7 +11266,7 @@
         </w:tc>
         <w:tc>
           <w:tcPr>
-            <w:tcW w:type="dxa" w:w="2776"/>
+            <w:tcW w:type="dxa" w:w="2720"/>
             <w:tcMar>
               <w:top w:w="50" w:type="dxa"/>
               <w:bottom w:w="50" w:type="dxa"/>
@@ -11327,7 +11291,7 @@
       <w:tr>
         <w:tc>
           <w:tcPr>
-            <w:tcW w:type="dxa" w:w="771"/>
+            <w:tcW w:type="dxa" w:w="510"/>
             <w:tcMar>
               <w:top w:w="50" w:type="dxa"/>
               <w:bottom w:w="50" w:type="dxa"/>
@@ -11349,7 +11313,7 @@
         </w:tc>
         <w:tc>
           <w:tcPr>
-            <w:tcW w:type="dxa" w:w="1080"/>
+            <w:tcW w:type="dxa" w:w="680"/>
             <w:tcMar>
               <w:top w:w="50" w:type="dxa"/>
               <w:bottom w:w="50" w:type="dxa"/>
@@ -11371,7 +11335,7 @@
         </w:tc>
         <w:tc>
           <w:tcPr>
-            <w:tcW w:type="dxa" w:w="4627"/>
+            <w:tcW w:type="dxa" w:w="3173"/>
             <w:tcMar>
               <w:top w:w="50" w:type="dxa"/>
               <w:bottom w:w="50" w:type="dxa"/>
@@ -11393,7 +11357,7 @@
         </w:tc>
         <w:tc>
           <w:tcPr>
-            <w:tcW w:type="dxa" w:w="2159"/>
+            <w:tcW w:type="dxa" w:w="1473"/>
             <w:tcMar>
               <w:top w:w="50" w:type="dxa"/>
               <w:bottom w:w="50" w:type="dxa"/>
@@ -11415,7 +11379,7 @@
         </w:tc>
         <w:tc>
           <w:tcPr>
-            <w:tcW w:type="dxa" w:w="2159"/>
+            <w:tcW w:type="dxa" w:w="1416"/>
             <w:tcMar>
               <w:top w:w="50" w:type="dxa"/>
               <w:bottom w:w="50" w:type="dxa"/>
@@ -11437,7 +11401,7 @@
         </w:tc>
         <w:tc>
           <w:tcPr>
-            <w:tcW w:type="dxa" w:w="2776"/>
+            <w:tcW w:type="dxa" w:w="2720"/>
             <w:tcMar>
               <w:top w:w="50" w:type="dxa"/>
               <w:bottom w:w="50" w:type="dxa"/>
@@ -11461,7 +11425,7 @@
       <w:tr>
         <w:tc>
           <w:tcPr>
-            <w:tcW w:type="dxa" w:w="771"/>
+            <w:tcW w:type="dxa" w:w="510"/>
             <w:tcMar>
               <w:top w:w="50" w:type="dxa"/>
               <w:bottom w:w="50" w:type="dxa"/>
@@ -11484,7 +11448,7 @@
         </w:tc>
         <w:tc>
           <w:tcPr>
-            <w:tcW w:type="dxa" w:w="1080"/>
+            <w:tcW w:type="dxa" w:w="680"/>
             <w:tcMar>
               <w:top w:w="50" w:type="dxa"/>
               <w:bottom w:w="50" w:type="dxa"/>
@@ -11507,7 +11471,7 @@
         </w:tc>
         <w:tc>
           <w:tcPr>
-            <w:tcW w:type="dxa" w:w="4627"/>
+            <w:tcW w:type="dxa" w:w="3173"/>
             <w:tcMar>
               <w:top w:w="50" w:type="dxa"/>
               <w:bottom w:w="50" w:type="dxa"/>
@@ -11530,7 +11494,7 @@
         </w:tc>
         <w:tc>
           <w:tcPr>
-            <w:tcW w:type="dxa" w:w="2159"/>
+            <w:tcW w:type="dxa" w:w="1473"/>
             <w:tcMar>
               <w:top w:w="50" w:type="dxa"/>
               <w:bottom w:w="50" w:type="dxa"/>
@@ -11553,7 +11517,7 @@
         </w:tc>
         <w:tc>
           <w:tcPr>
-            <w:tcW w:type="dxa" w:w="2159"/>
+            <w:tcW w:type="dxa" w:w="1416"/>
             <w:tcMar>
               <w:top w:w="50" w:type="dxa"/>
               <w:bottom w:w="50" w:type="dxa"/>
@@ -11576,7 +11540,7 @@
         </w:tc>
         <w:tc>
           <w:tcPr>
-            <w:tcW w:type="dxa" w:w="2776"/>
+            <w:tcW w:type="dxa" w:w="2720"/>
             <w:tcMar>
               <w:top w:w="50" w:type="dxa"/>
               <w:bottom w:w="50" w:type="dxa"/>
@@ -11601,7 +11565,7 @@
       <w:tr>
         <w:tc>
           <w:tcPr>
-            <w:tcW w:type="dxa" w:w="771"/>
+            <w:tcW w:type="dxa" w:w="510"/>
             <w:tcMar>
               <w:top w:w="50" w:type="dxa"/>
               <w:bottom w:w="50" w:type="dxa"/>
@@ -11623,7 +11587,7 @@
         </w:tc>
         <w:tc>
           <w:tcPr>
-            <w:tcW w:type="dxa" w:w="1080"/>
+            <w:tcW w:type="dxa" w:w="680"/>
             <w:tcMar>
               <w:top w:w="50" w:type="dxa"/>
               <w:bottom w:w="50" w:type="dxa"/>
@@ -11645,7 +11609,7 @@
         </w:tc>
         <w:tc>
           <w:tcPr>
-            <w:tcW w:type="dxa" w:w="4627"/>
+            <w:tcW w:type="dxa" w:w="3173"/>
             <w:tcMar>
               <w:top w:w="50" w:type="dxa"/>
               <w:bottom w:w="50" w:type="dxa"/>
@@ -11667,7 +11631,7 @@
         </w:tc>
         <w:tc>
           <w:tcPr>
-            <w:tcW w:type="dxa" w:w="2159"/>
+            <w:tcW w:type="dxa" w:w="1473"/>
             <w:tcMar>
               <w:top w:w="50" w:type="dxa"/>
               <w:bottom w:w="50" w:type="dxa"/>
@@ -11689,7 +11653,7 @@
         </w:tc>
         <w:tc>
           <w:tcPr>
-            <w:tcW w:type="dxa" w:w="2159"/>
+            <w:tcW w:type="dxa" w:w="1416"/>
             <w:tcMar>
               <w:top w:w="50" w:type="dxa"/>
               <w:bottom w:w="50" w:type="dxa"/>
@@ -11711,7 +11675,7 @@
         </w:tc>
         <w:tc>
           <w:tcPr>
-            <w:tcW w:type="dxa" w:w="2776"/>
+            <w:tcW w:type="dxa" w:w="2720"/>
             <w:tcMar>
               <w:top w:w="50" w:type="dxa"/>
               <w:bottom w:w="50" w:type="dxa"/>
@@ -11735,7 +11699,7 @@
       <w:tr>
         <w:tc>
           <w:tcPr>
-            <w:tcW w:type="dxa" w:w="771"/>
+            <w:tcW w:type="dxa" w:w="510"/>
             <w:tcMar>
               <w:top w:w="50" w:type="dxa"/>
               <w:bottom w:w="50" w:type="dxa"/>
@@ -11758,7 +11722,7 @@
         </w:tc>
         <w:tc>
           <w:tcPr>
-            <w:tcW w:type="dxa" w:w="1080"/>
+            <w:tcW w:type="dxa" w:w="680"/>
             <w:tcMar>
               <w:top w:w="50" w:type="dxa"/>
               <w:bottom w:w="50" w:type="dxa"/>
@@ -11781,7 +11745,7 @@
         </w:tc>
         <w:tc>
           <w:tcPr>
-            <w:tcW w:type="dxa" w:w="4627"/>
+            <w:tcW w:type="dxa" w:w="3173"/>
             <w:tcMar>
               <w:top w:w="50" w:type="dxa"/>
               <w:bottom w:w="50" w:type="dxa"/>
@@ -11804,7 +11768,7 @@
         </w:tc>
         <w:tc>
           <w:tcPr>
-            <w:tcW w:type="dxa" w:w="2159"/>
+            <w:tcW w:type="dxa" w:w="1473"/>
             <w:tcMar>
               <w:top w:w="50" w:type="dxa"/>
               <w:bottom w:w="50" w:type="dxa"/>
@@ -11827,7 +11791,7 @@
         </w:tc>
         <w:tc>
           <w:tcPr>
-            <w:tcW w:type="dxa" w:w="2159"/>
+            <w:tcW w:type="dxa" w:w="1416"/>
             <w:tcMar>
               <w:top w:w="50" w:type="dxa"/>
               <w:bottom w:w="50" w:type="dxa"/>
@@ -11850,7 +11814,7 @@
         </w:tc>
         <w:tc>
           <w:tcPr>
-            <w:tcW w:type="dxa" w:w="2776"/>
+            <w:tcW w:type="dxa" w:w="2720"/>
             <w:tcMar>
               <w:top w:w="50" w:type="dxa"/>
               <w:bottom w:w="50" w:type="dxa"/>
@@ -11875,7 +11839,7 @@
       <w:tr>
         <w:tc>
           <w:tcPr>
-            <w:tcW w:type="dxa" w:w="771"/>
+            <w:tcW w:type="dxa" w:w="510"/>
             <w:tcMar>
               <w:top w:w="50" w:type="dxa"/>
               <w:bottom w:w="50" w:type="dxa"/>
@@ -11897,7 +11861,7 @@
         </w:tc>
         <w:tc>
           <w:tcPr>
-            <w:tcW w:type="dxa" w:w="1080"/>
+            <w:tcW w:type="dxa" w:w="680"/>
             <w:tcMar>
               <w:top w:w="50" w:type="dxa"/>
               <w:bottom w:w="50" w:type="dxa"/>
@@ -11919,7 +11883,7 @@
         </w:tc>
         <w:tc>
           <w:tcPr>
-            <w:tcW w:type="dxa" w:w="4627"/>
+            <w:tcW w:type="dxa" w:w="3173"/>
             <w:tcMar>
               <w:top w:w="50" w:type="dxa"/>
               <w:bottom w:w="50" w:type="dxa"/>
@@ -11941,7 +11905,7 @@
         </w:tc>
         <w:tc>
           <w:tcPr>
-            <w:tcW w:type="dxa" w:w="2159"/>
+            <w:tcW w:type="dxa" w:w="1473"/>
             <w:tcMar>
               <w:top w:w="50" w:type="dxa"/>
               <w:bottom w:w="50" w:type="dxa"/>
@@ -11963,7 +11927,7 @@
         </w:tc>
         <w:tc>
           <w:tcPr>
-            <w:tcW w:type="dxa" w:w="2159"/>
+            <w:tcW w:type="dxa" w:w="1416"/>
             <w:tcMar>
               <w:top w:w="50" w:type="dxa"/>
               <w:bottom w:w="50" w:type="dxa"/>
@@ -11985,7 +11949,7 @@
         </w:tc>
         <w:tc>
           <w:tcPr>
-            <w:tcW w:type="dxa" w:w="2776"/>
+            <w:tcW w:type="dxa" w:w="2720"/>
             <w:tcMar>
               <w:top w:w="50" w:type="dxa"/>
               <w:bottom w:w="50" w:type="dxa"/>
@@ -12010,20 +11974,6 @@
     <w:p>
       <w:pPr>
         <w:pStyle w:val="BDOISpacer"/>
-      </w:pPr>
-    </w:p>
-    <w:p>
-      <w:pPr>
-        <w:sectPr>
-          <w:headerReference w:type="default" r:id="rId15"/>
-          <w:footerReference w:type="default" r:id="rId16"/>
-          <w:headerReference w:type="first" r:id="rId17"/>
-          <w:footerReference w:type="first" r:id="rId18"/>
-          <w:pgSz w:w="15840" w:h="12240" w:orient="landscape"/>
-          <w:pgMar w:top="1417" w:right="1134" w:bottom="1247" w:left="1134" w:header="567" w:footer="510" w:gutter="0"/>
-          <w:cols w:space="720"/>
-          <w:docGrid w:linePitch="360"/>
-        </w:sectPr>
       </w:pPr>
     </w:p>
     <w:p>
@@ -14504,2360 +14454,18 @@
     <w:p>
       <w:r>
         <w:rPr/>
-        <w:t>The set-up below is decided by BDOI in working sessions and entered directly on the screens; there is no template to fill in, and the decisions are recorded in BDOI comments on the sheet Configured on screens.</w:t>
+        <w:t xml:space="preserve">The rules, matrices, schedules and other set-up listed on the sheet </w:t>
       </w:r>
-    </w:p>
-    <w:p>
-      <w:pPr>
-        <w:pStyle w:val="Caption"/>
-        <w:keepNext/>
-        <w:spacing w:after="60"/>
-      </w:pPr>
       <w:r>
         <w:rPr>
           <w:b/>
-          <w:i w:val="0"/>
         </w:rPr>
-        <w:t xml:space="preserve">Table 6: </w:t>
+        <w:t>Configured on screens</w:t>
       </w:r>
       <w:r>
         <w:rPr/>
-        <w:t>Set-up configured on screens in working sessions</w:t>
+        <w:t xml:space="preserve"> are decided by BDOI in working sessions and entered directly on the screens named there; there is no template to fill in, and the decisions are recorded in BDOI comments on that sheet.</w:t>
       </w:r>
-    </w:p>
-    <w:tbl>
-      <w:tblPr>
-        <w:tblW w:type="dxa" w:w="9973"/>
-        <w:jc w:val="center"/>
-        <w:tblLook w:firstColumn="1" w:firstRow="1" w:lastColumn="0" w:lastRow="0" w:noHBand="0" w:noVBand="1" w:val="04A0"/>
-        <w:tblBorders>
-          <w:top w:val="single" w:sz="4" w:space="0" w:color="C2C2C1"/>
-          <w:left w:val="single" w:sz="4" w:space="0" w:color="C2C2C1"/>
-          <w:bottom w:val="single" w:sz="4" w:space="0" w:color="C2C2C1"/>
-          <w:right w:val="single" w:sz="4" w:space="0" w:color="C2C2C1"/>
-          <w:insideH w:val="single" w:sz="4" w:space="0" w:color="C2C2C1"/>
-          <w:insideV w:val="single" w:sz="4" w:space="0" w:color="C2C2C1"/>
-        </w:tblBorders>
-        <w:tblLayout w:type="fixed"/>
-      </w:tblPr>
-      <w:tblGrid>
-        <w:gridCol w:w="906"/>
-        <w:gridCol w:w="3966"/>
-        <w:gridCol w:w="5099"/>
-      </w:tblGrid>
-      <w:tr>
-        <w:trPr>
-          <w:tblHeader w:val="true"/>
-          <w:cantSplit w:val="true"/>
-        </w:trPr>
-        <w:tc>
-          <w:tcPr>
-            <w:tcW w:type="dxa" w:w="907"/>
-            <w:shd w:val="clear" w:color="auto" w:fill="004EA8"/>
-            <w:tcMar>
-              <w:top w:w="50" w:type="dxa"/>
-              <w:bottom w:w="50" w:type="dxa"/>
-              <w:left w:w="90" w:type="dxa"/>
-              <w:right w:w="90" w:type="dxa"/>
-            </w:tcMar>
-            <w:vAlign w:val="center"/>
-          </w:tcPr>
-          <w:p>
-            <w:pPr>
-              <w:pStyle w:val="BDOITableHeader"/>
-            </w:pPr>
-            <w:r>
-              <w:rPr>
-                <w:b/>
-                <w:color w:val="FFFFFF"/>
-                <w:sz w:val="16"/>
-              </w:rPr>
-              <w:t>ID</w:t>
-            </w:r>
-          </w:p>
-        </w:tc>
-        <w:tc>
-          <w:tcPr>
-            <w:tcW w:type="dxa" w:w="3966"/>
-            <w:shd w:val="clear" w:color="auto" w:fill="004EA8"/>
-            <w:tcMar>
-              <w:top w:w="50" w:type="dxa"/>
-              <w:bottom w:w="50" w:type="dxa"/>
-              <w:left w:w="90" w:type="dxa"/>
-              <w:right w:w="90" w:type="dxa"/>
-            </w:tcMar>
-            <w:vAlign w:val="center"/>
-          </w:tcPr>
-          <w:p>
-            <w:pPr>
-              <w:pStyle w:val="BDOITableHeader"/>
-            </w:pPr>
-            <w:r>
-              <w:rPr>
-                <w:b/>
-                <w:color w:val="FFFFFF"/>
-                <w:sz w:val="16"/>
-              </w:rPr>
-              <w:t>Set-up</w:t>
-            </w:r>
-          </w:p>
-        </w:tc>
-        <w:tc>
-          <w:tcPr>
-            <w:tcW w:type="dxa" w:w="5099"/>
-            <w:shd w:val="clear" w:color="auto" w:fill="004EA8"/>
-            <w:tcMar>
-              <w:top w:w="50" w:type="dxa"/>
-              <w:bottom w:w="50" w:type="dxa"/>
-              <w:left w:w="90" w:type="dxa"/>
-              <w:right w:w="90" w:type="dxa"/>
-            </w:tcMar>
-            <w:vAlign w:val="center"/>
-          </w:tcPr>
-          <w:p>
-            <w:pPr>
-              <w:pStyle w:val="BDOITableHeader"/>
-            </w:pPr>
-            <w:r>
-              <w:rPr>
-                <w:b/>
-                <w:color w:val="FFFFFF"/>
-                <w:sz w:val="16"/>
-              </w:rPr>
-              <w:t>Configured on</w:t>
-            </w:r>
-          </w:p>
-        </w:tc>
-      </w:tr>
-      <w:tr>
-        <w:tc>
-          <w:tcPr>
-            <w:tcW w:type="dxa" w:w="907"/>
-            <w:tcMar>
-              <w:top w:w="50" w:type="dxa"/>
-              <w:bottom w:w="50" w:type="dxa"/>
-              <w:left w:w="90" w:type="dxa"/>
-              <w:right w:w="90" w:type="dxa"/>
-            </w:tcMar>
-          </w:tcPr>
-          <w:p>
-            <w:pPr>
-              <w:pStyle w:val="BDOITable"/>
-            </w:pPr>
-            <w:r>
-              <w:rPr>
-                <w:sz w:val="16"/>
-              </w:rPr>
-              <w:t>CFG-006</w:t>
-            </w:r>
-          </w:p>
-        </w:tc>
-        <w:tc>
-          <w:tcPr>
-            <w:tcW w:type="dxa" w:w="3966"/>
-            <w:tcMar>
-              <w:top w:w="50" w:type="dxa"/>
-              <w:bottom w:w="50" w:type="dxa"/>
-              <w:left w:w="90" w:type="dxa"/>
-              <w:right w:w="90" w:type="dxa"/>
-            </w:tcMar>
-          </w:tcPr>
-          <w:p>
-            <w:pPr>
-              <w:pStyle w:val="BDOITable"/>
-            </w:pPr>
-            <w:r>
-              <w:rPr>
-                <w:sz w:val="16"/>
-              </w:rPr>
-              <w:t>Cost-centre rules</w:t>
-            </w:r>
-          </w:p>
-        </w:tc>
-        <w:tc>
-          <w:tcPr>
-            <w:tcW w:type="dxa" w:w="5099"/>
-            <w:tcMar>
-              <w:top w:w="50" w:type="dxa"/>
-              <w:bottom w:w="50" w:type="dxa"/>
-              <w:left w:w="90" w:type="dxa"/>
-              <w:right w:w="90" w:type="dxa"/>
-            </w:tcMar>
-          </w:tcPr>
-          <w:p>
-            <w:pPr>
-              <w:pStyle w:val="BDOITable"/>
-            </w:pPr>
-            <w:r>
-              <w:rPr>
-                <w:sz w:val="16"/>
-              </w:rPr>
-              <w:t>Setup &amp; Administration › Setup › Cost-Centre Rules</w:t>
-            </w:r>
-          </w:p>
-        </w:tc>
-      </w:tr>
-      <w:tr>
-        <w:tc>
-          <w:tcPr>
-            <w:tcW w:type="dxa" w:w="907"/>
-            <w:tcMar>
-              <w:top w:w="50" w:type="dxa"/>
-              <w:bottom w:w="50" w:type="dxa"/>
-              <w:left w:w="90" w:type="dxa"/>
-              <w:right w:w="90" w:type="dxa"/>
-            </w:tcMar>
-            <w:shd w:val="clear" w:color="auto" w:fill="E5F5FF"/>
-          </w:tcPr>
-          <w:p>
-            <w:pPr>
-              <w:pStyle w:val="BDOITable"/>
-            </w:pPr>
-            <w:r>
-              <w:rPr>
-                <w:sz w:val="16"/>
-              </w:rPr>
-              <w:t>CFG-008</w:t>
-            </w:r>
-          </w:p>
-        </w:tc>
-        <w:tc>
-          <w:tcPr>
-            <w:tcW w:type="dxa" w:w="3966"/>
-            <w:tcMar>
-              <w:top w:w="50" w:type="dxa"/>
-              <w:bottom w:w="50" w:type="dxa"/>
-              <w:left w:w="90" w:type="dxa"/>
-              <w:right w:w="90" w:type="dxa"/>
-            </w:tcMar>
-            <w:shd w:val="clear" w:color="auto" w:fill="E5F5FF"/>
-          </w:tcPr>
-          <w:p>
-            <w:pPr>
-              <w:pStyle w:val="BDOITable"/>
-            </w:pPr>
-            <w:r>
-              <w:rPr>
-                <w:sz w:val="16"/>
-              </w:rPr>
-              <w:t>Production targets</w:t>
-            </w:r>
-          </w:p>
-        </w:tc>
-        <w:tc>
-          <w:tcPr>
-            <w:tcW w:type="dxa" w:w="5099"/>
-            <w:tcMar>
-              <w:top w:w="50" w:type="dxa"/>
-              <w:bottom w:w="50" w:type="dxa"/>
-              <w:left w:w="90" w:type="dxa"/>
-              <w:right w:w="90" w:type="dxa"/>
-            </w:tcMar>
-            <w:shd w:val="clear" w:color="auto" w:fill="E5F5FF"/>
-          </w:tcPr>
-          <w:p>
-            <w:pPr>
-              <w:pStyle w:val="BDOITable"/>
-            </w:pPr>
-            <w:r>
-              <w:rPr>
-                <w:sz w:val="16"/>
-              </w:rPr>
-              <w:t>Reports › New Business Reports › Production Targets</w:t>
-            </w:r>
-          </w:p>
-        </w:tc>
-      </w:tr>
-      <w:tr>
-        <w:tc>
-          <w:tcPr>
-            <w:tcW w:type="dxa" w:w="907"/>
-            <w:tcMar>
-              <w:top w:w="50" w:type="dxa"/>
-              <w:bottom w:w="50" w:type="dxa"/>
-              <w:left w:w="90" w:type="dxa"/>
-              <w:right w:w="90" w:type="dxa"/>
-            </w:tcMar>
-          </w:tcPr>
-          <w:p>
-            <w:pPr>
-              <w:pStyle w:val="BDOITable"/>
-            </w:pPr>
-            <w:r>
-              <w:rPr>
-                <w:sz w:val="16"/>
-              </w:rPr>
-              <w:t>CFG-009</w:t>
-            </w:r>
-          </w:p>
-        </w:tc>
-        <w:tc>
-          <w:tcPr>
-            <w:tcW w:type="dxa" w:w="3966"/>
-            <w:tcMar>
-              <w:top w:w="50" w:type="dxa"/>
-              <w:bottom w:w="50" w:type="dxa"/>
-              <w:left w:w="90" w:type="dxa"/>
-              <w:right w:w="90" w:type="dxa"/>
-            </w:tcMar>
-          </w:tcPr>
-          <w:p>
-            <w:pPr>
-              <w:pStyle w:val="BDOITable"/>
-            </w:pPr>
-            <w:r>
-              <w:rPr>
-                <w:sz w:val="16"/>
-              </w:rPr>
-              <w:t>Financial year and periods</w:t>
-            </w:r>
-          </w:p>
-        </w:tc>
-        <w:tc>
-          <w:tcPr>
-            <w:tcW w:type="dxa" w:w="5099"/>
-            <w:tcMar>
-              <w:top w:w="50" w:type="dxa"/>
-              <w:bottom w:w="50" w:type="dxa"/>
-              <w:left w:w="90" w:type="dxa"/>
-              <w:right w:w="90" w:type="dxa"/>
-            </w:tcMar>
-          </w:tcPr>
-          <w:p>
-            <w:pPr>
-              <w:pStyle w:val="BDOITable"/>
-            </w:pPr>
-            <w:r>
-              <w:rPr>
-                <w:sz w:val="16"/>
-              </w:rPr>
-              <w:t>Finance › General Ledger › Financial Periods</w:t>
-            </w:r>
-          </w:p>
-        </w:tc>
-      </w:tr>
-      <w:tr>
-        <w:tc>
-          <w:tcPr>
-            <w:tcW w:type="dxa" w:w="907"/>
-            <w:tcMar>
-              <w:top w:w="50" w:type="dxa"/>
-              <w:bottom w:w="50" w:type="dxa"/>
-              <w:left w:w="90" w:type="dxa"/>
-              <w:right w:w="90" w:type="dxa"/>
-            </w:tcMar>
-            <w:shd w:val="clear" w:color="auto" w:fill="E5F5FF"/>
-          </w:tcPr>
-          <w:p>
-            <w:pPr>
-              <w:pStyle w:val="BDOITable"/>
-            </w:pPr>
-            <w:r>
-              <w:rPr>
-                <w:sz w:val="16"/>
-              </w:rPr>
-              <w:t>CFG-010</w:t>
-            </w:r>
-          </w:p>
-        </w:tc>
-        <w:tc>
-          <w:tcPr>
-            <w:tcW w:type="dxa" w:w="3966"/>
-            <w:tcMar>
-              <w:top w:w="50" w:type="dxa"/>
-              <w:bottom w:w="50" w:type="dxa"/>
-              <w:left w:w="90" w:type="dxa"/>
-              <w:right w:w="90" w:type="dxa"/>
-            </w:tcMar>
-            <w:shd w:val="clear" w:color="auto" w:fill="E5F5FF"/>
-          </w:tcPr>
-          <w:p>
-            <w:pPr>
-              <w:pStyle w:val="BDOITable"/>
-            </w:pPr>
-            <w:r>
-              <w:rPr>
-                <w:sz w:val="16"/>
-              </w:rPr>
-              <w:t>Currencies and exchange rates</w:t>
-            </w:r>
-          </w:p>
-        </w:tc>
-        <w:tc>
-          <w:tcPr>
-            <w:tcW w:type="dxa" w:w="5099"/>
-            <w:tcMar>
-              <w:top w:w="50" w:type="dxa"/>
-              <w:bottom w:w="50" w:type="dxa"/>
-              <w:left w:w="90" w:type="dxa"/>
-              <w:right w:w="90" w:type="dxa"/>
-            </w:tcMar>
-            <w:shd w:val="clear" w:color="auto" w:fill="E5F5FF"/>
-          </w:tcPr>
-          <w:p>
-            <w:pPr>
-              <w:pStyle w:val="BDOITable"/>
-            </w:pPr>
-            <w:r>
-              <w:rPr>
-                <w:sz w:val="16"/>
-              </w:rPr>
-              <w:t>Setup &amp; Administration › Setup › Currencies &amp; Rates</w:t>
-            </w:r>
-          </w:p>
-        </w:tc>
-      </w:tr>
-      <w:tr>
-        <w:tc>
-          <w:tcPr>
-            <w:tcW w:type="dxa" w:w="907"/>
-            <w:tcMar>
-              <w:top w:w="50" w:type="dxa"/>
-              <w:bottom w:w="50" w:type="dxa"/>
-              <w:left w:w="90" w:type="dxa"/>
-              <w:right w:w="90" w:type="dxa"/>
-            </w:tcMar>
-          </w:tcPr>
-          <w:p>
-            <w:pPr>
-              <w:pStyle w:val="BDOITable"/>
-            </w:pPr>
-            <w:r>
-              <w:rPr>
-                <w:sz w:val="16"/>
-              </w:rPr>
-              <w:t>CFG-011</w:t>
-            </w:r>
-          </w:p>
-        </w:tc>
-        <w:tc>
-          <w:tcPr>
-            <w:tcW w:type="dxa" w:w="3966"/>
-            <w:tcMar>
-              <w:top w:w="50" w:type="dxa"/>
-              <w:bottom w:w="50" w:type="dxa"/>
-              <w:left w:w="90" w:type="dxa"/>
-              <w:right w:w="90" w:type="dxa"/>
-            </w:tcMar>
-          </w:tcPr>
-          <w:p>
-            <w:pPr>
-              <w:pStyle w:val="BDOITable"/>
-            </w:pPr>
-            <w:r>
-              <w:rPr>
-                <w:sz w:val="16"/>
-              </w:rPr>
-              <w:t>Group, subsidiaries and inter-company relationships</w:t>
-            </w:r>
-          </w:p>
-        </w:tc>
-        <w:tc>
-          <w:tcPr>
-            <w:tcW w:type="dxa" w:w="5099"/>
-            <w:tcMar>
-              <w:top w:w="50" w:type="dxa"/>
-              <w:bottom w:w="50" w:type="dxa"/>
-              <w:left w:w="90" w:type="dxa"/>
-              <w:right w:w="90" w:type="dxa"/>
-            </w:tcMar>
-          </w:tcPr>
-          <w:p>
-            <w:pPr>
-              <w:pStyle w:val="BDOITable"/>
-            </w:pPr>
-            <w:r>
-              <w:rPr>
-                <w:sz w:val="16"/>
-              </w:rPr>
-              <w:t>Finance › Planning &amp; Closing › Inter-company</w:t>
-            </w:r>
-          </w:p>
-        </w:tc>
-      </w:tr>
-      <w:tr>
-        <w:tc>
-          <w:tcPr>
-            <w:tcW w:type="dxa" w:w="907"/>
-            <w:tcMar>
-              <w:top w:w="50" w:type="dxa"/>
-              <w:bottom w:w="50" w:type="dxa"/>
-              <w:left w:w="90" w:type="dxa"/>
-              <w:right w:w="90" w:type="dxa"/>
-            </w:tcMar>
-            <w:shd w:val="clear" w:color="auto" w:fill="E5F5FF"/>
-          </w:tcPr>
-          <w:p>
-            <w:pPr>
-              <w:pStyle w:val="BDOITable"/>
-            </w:pPr>
-            <w:r>
-              <w:rPr>
-                <w:sz w:val="16"/>
-              </w:rPr>
-              <w:t>CFG-026</w:t>
-            </w:r>
-          </w:p>
-        </w:tc>
-        <w:tc>
-          <w:tcPr>
-            <w:tcW w:type="dxa" w:w="3966"/>
-            <w:tcMar>
-              <w:top w:w="50" w:type="dxa"/>
-              <w:bottom w:w="50" w:type="dxa"/>
-              <w:left w:w="90" w:type="dxa"/>
-              <w:right w:w="90" w:type="dxa"/>
-            </w:tcMar>
-            <w:shd w:val="clear" w:color="auto" w:fill="E5F5FF"/>
-          </w:tcPr>
-          <w:p>
-            <w:pPr>
-              <w:pStyle w:val="BDOITable"/>
-            </w:pPr>
-            <w:r>
-              <w:rPr>
-                <w:sz w:val="16"/>
-              </w:rPr>
-              <w:t>Financial statement formats and account schedules</w:t>
-            </w:r>
-          </w:p>
-        </w:tc>
-        <w:tc>
-          <w:tcPr>
-            <w:tcW w:type="dxa" w:w="5099"/>
-            <w:tcMar>
-              <w:top w:w="50" w:type="dxa"/>
-              <w:bottom w:w="50" w:type="dxa"/>
-              <w:left w:w="90" w:type="dxa"/>
-              <w:right w:w="90" w:type="dxa"/>
-            </w:tcMar>
-            <w:shd w:val="clear" w:color="auto" w:fill="E5F5FF"/>
-          </w:tcPr>
-          <w:p>
-            <w:pPr>
-              <w:pStyle w:val="BDOITable"/>
-            </w:pPr>
-            <w:r>
-              <w:rPr>
-                <w:sz w:val="16"/>
-              </w:rPr>
-              <w:t>Finance › Accounting Reports › Account Schedules</w:t>
-            </w:r>
-          </w:p>
-        </w:tc>
-      </w:tr>
-      <w:tr>
-        <w:tc>
-          <w:tcPr>
-            <w:tcW w:type="dxa" w:w="907"/>
-            <w:tcMar>
-              <w:top w:w="50" w:type="dxa"/>
-              <w:bottom w:w="50" w:type="dxa"/>
-              <w:left w:w="90" w:type="dxa"/>
-              <w:right w:w="90" w:type="dxa"/>
-            </w:tcMar>
-          </w:tcPr>
-          <w:p>
-            <w:pPr>
-              <w:pStyle w:val="BDOITable"/>
-            </w:pPr>
-            <w:r>
-              <w:rPr>
-                <w:sz w:val="16"/>
-              </w:rPr>
-              <w:t>CFG-027</w:t>
-            </w:r>
-          </w:p>
-        </w:tc>
-        <w:tc>
-          <w:tcPr>
-            <w:tcW w:type="dxa" w:w="3966"/>
-            <w:tcMar>
-              <w:top w:w="50" w:type="dxa"/>
-              <w:bottom w:w="50" w:type="dxa"/>
-              <w:left w:w="90" w:type="dxa"/>
-              <w:right w:w="90" w:type="dxa"/>
-            </w:tcMar>
-          </w:tcPr>
-          <w:p>
-            <w:pPr>
-              <w:pStyle w:val="BDOITable"/>
-            </w:pPr>
-            <w:r>
-              <w:rPr>
-                <w:sz w:val="16"/>
-              </w:rPr>
-              <w:t>Recurring journals</w:t>
-            </w:r>
-          </w:p>
-        </w:tc>
-        <w:tc>
-          <w:tcPr>
-            <w:tcW w:type="dxa" w:w="5099"/>
-            <w:tcMar>
-              <w:top w:w="50" w:type="dxa"/>
-              <w:bottom w:w="50" w:type="dxa"/>
-              <w:left w:w="90" w:type="dxa"/>
-              <w:right w:w="90" w:type="dxa"/>
-            </w:tcMar>
-          </w:tcPr>
-          <w:p>
-            <w:pPr>
-              <w:pStyle w:val="BDOITable"/>
-            </w:pPr>
-            <w:r>
-              <w:rPr>
-                <w:sz w:val="16"/>
-              </w:rPr>
-              <w:t>Finance › General Ledger › Recurring Journals</w:t>
-            </w:r>
-          </w:p>
-        </w:tc>
-      </w:tr>
-      <w:tr>
-        <w:tc>
-          <w:tcPr>
-            <w:tcW w:type="dxa" w:w="907"/>
-            <w:tcMar>
-              <w:top w:w="50" w:type="dxa"/>
-              <w:bottom w:w="50" w:type="dxa"/>
-              <w:left w:w="90" w:type="dxa"/>
-              <w:right w:w="90" w:type="dxa"/>
-            </w:tcMar>
-            <w:shd w:val="clear" w:color="auto" w:fill="E5F5FF"/>
-          </w:tcPr>
-          <w:p>
-            <w:pPr>
-              <w:pStyle w:val="BDOITable"/>
-            </w:pPr>
-            <w:r>
-              <w:rPr>
-                <w:sz w:val="16"/>
-              </w:rPr>
-              <w:t>CFG-028</w:t>
-            </w:r>
-          </w:p>
-        </w:tc>
-        <w:tc>
-          <w:tcPr>
-            <w:tcW w:type="dxa" w:w="3966"/>
-            <w:tcMar>
-              <w:top w:w="50" w:type="dxa"/>
-              <w:bottom w:w="50" w:type="dxa"/>
-              <w:left w:w="90" w:type="dxa"/>
-              <w:right w:w="90" w:type="dxa"/>
-            </w:tcMar>
-            <w:shd w:val="clear" w:color="auto" w:fill="E5F5FF"/>
-          </w:tcPr>
-          <w:p>
-            <w:pPr>
-              <w:pStyle w:val="BDOITable"/>
-            </w:pPr>
-            <w:r>
-              <w:rPr>
-                <w:sz w:val="16"/>
-              </w:rPr>
-              <w:t>Asset categories</w:t>
-            </w:r>
-          </w:p>
-        </w:tc>
-        <w:tc>
-          <w:tcPr>
-            <w:tcW w:type="dxa" w:w="5099"/>
-            <w:tcMar>
-              <w:top w:w="50" w:type="dxa"/>
-              <w:bottom w:w="50" w:type="dxa"/>
-              <w:left w:w="90" w:type="dxa"/>
-              <w:right w:w="90" w:type="dxa"/>
-            </w:tcMar>
-            <w:shd w:val="clear" w:color="auto" w:fill="E5F5FF"/>
-          </w:tcPr>
-          <w:p>
-            <w:pPr>
-              <w:pStyle w:val="BDOITable"/>
-            </w:pPr>
-            <w:r>
-              <w:rPr>
-                <w:sz w:val="16"/>
-              </w:rPr>
-              <w:t>Finance › Assets &amp; Investments › Asset Categories</w:t>
-            </w:r>
-          </w:p>
-        </w:tc>
-      </w:tr>
-      <w:tr>
-        <w:tc>
-          <w:tcPr>
-            <w:tcW w:type="dxa" w:w="907"/>
-            <w:tcMar>
-              <w:top w:w="50" w:type="dxa"/>
-              <w:bottom w:w="50" w:type="dxa"/>
-              <w:left w:w="90" w:type="dxa"/>
-              <w:right w:w="90" w:type="dxa"/>
-            </w:tcMar>
-          </w:tcPr>
-          <w:p>
-            <w:pPr>
-              <w:pStyle w:val="BDOITable"/>
-            </w:pPr>
-            <w:r>
-              <w:rPr>
-                <w:sz w:val="16"/>
-              </w:rPr>
-              <w:t>CFG-029</w:t>
-            </w:r>
-          </w:p>
-        </w:tc>
-        <w:tc>
-          <w:tcPr>
-            <w:tcW w:type="dxa" w:w="3966"/>
-            <w:tcMar>
-              <w:top w:w="50" w:type="dxa"/>
-              <w:bottom w:w="50" w:type="dxa"/>
-              <w:left w:w="90" w:type="dxa"/>
-              <w:right w:w="90" w:type="dxa"/>
-            </w:tcMar>
-          </w:tcPr>
-          <w:p>
-            <w:pPr>
-              <w:pStyle w:val="BDOITable"/>
-            </w:pPr>
-            <w:r>
-              <w:rPr>
-                <w:sz w:val="16"/>
-              </w:rPr>
-              <w:t>Investment portfolios</w:t>
-            </w:r>
-          </w:p>
-        </w:tc>
-        <w:tc>
-          <w:tcPr>
-            <w:tcW w:type="dxa" w:w="5099"/>
-            <w:tcMar>
-              <w:top w:w="50" w:type="dxa"/>
-              <w:bottom w:w="50" w:type="dxa"/>
-              <w:left w:w="90" w:type="dxa"/>
-              <w:right w:w="90" w:type="dxa"/>
-            </w:tcMar>
-          </w:tcPr>
-          <w:p>
-            <w:pPr>
-              <w:pStyle w:val="BDOITable"/>
-            </w:pPr>
-            <w:r>
-              <w:rPr>
-                <w:sz w:val="16"/>
-              </w:rPr>
-              <w:t>Finance › Assets &amp; Investments › Investment Portfolios</w:t>
-            </w:r>
-          </w:p>
-        </w:tc>
-      </w:tr>
-      <w:tr>
-        <w:tc>
-          <w:tcPr>
-            <w:tcW w:type="dxa" w:w="907"/>
-            <w:tcMar>
-              <w:top w:w="50" w:type="dxa"/>
-              <w:bottom w:w="50" w:type="dxa"/>
-              <w:left w:w="90" w:type="dxa"/>
-              <w:right w:w="90" w:type="dxa"/>
-            </w:tcMar>
-            <w:shd w:val="clear" w:color="auto" w:fill="E5F5FF"/>
-          </w:tcPr>
-          <w:p>
-            <w:pPr>
-              <w:pStyle w:val="BDOITable"/>
-            </w:pPr>
-            <w:r>
-              <w:rPr>
-                <w:sz w:val="16"/>
-              </w:rPr>
-              <w:t>CFG-030</w:t>
-            </w:r>
-          </w:p>
-        </w:tc>
-        <w:tc>
-          <w:tcPr>
-            <w:tcW w:type="dxa" w:w="3966"/>
-            <w:tcMar>
-              <w:top w:w="50" w:type="dxa"/>
-              <w:bottom w:w="50" w:type="dxa"/>
-              <w:left w:w="90" w:type="dxa"/>
-              <w:right w:w="90" w:type="dxa"/>
-            </w:tcMar>
-            <w:shd w:val="clear" w:color="auto" w:fill="E5F5FF"/>
-          </w:tcPr>
-          <w:p>
-            <w:pPr>
-              <w:pStyle w:val="BDOITable"/>
-            </w:pPr>
-            <w:r>
-              <w:rPr>
-                <w:sz w:val="16"/>
-              </w:rPr>
-              <w:t>GL-SL reconciliation controls (ACSL)</w:t>
-            </w:r>
-          </w:p>
-        </w:tc>
-        <w:tc>
-          <w:tcPr>
-            <w:tcW w:type="dxa" w:w="5099"/>
-            <w:tcMar>
-              <w:top w:w="50" w:type="dxa"/>
-              <w:bottom w:w="50" w:type="dxa"/>
-              <w:left w:w="90" w:type="dxa"/>
-              <w:right w:w="90" w:type="dxa"/>
-            </w:tcMar>
-            <w:shd w:val="clear" w:color="auto" w:fill="E5F5FF"/>
-          </w:tcPr>
-          <w:p>
-            <w:pPr>
-              <w:pStyle w:val="BDOITable"/>
-            </w:pPr>
-            <w:r>
-              <w:rPr>
-                <w:sz w:val="16"/>
-              </w:rPr>
-              <w:t>Finance › ACSL › GL-SL Reconciliation</w:t>
-            </w:r>
-          </w:p>
-        </w:tc>
-      </w:tr>
-      <w:tr>
-        <w:tc>
-          <w:tcPr>
-            <w:tcW w:type="dxa" w:w="907"/>
-            <w:tcMar>
-              <w:top w:w="50" w:type="dxa"/>
-              <w:bottom w:w="50" w:type="dxa"/>
-              <w:left w:w="90" w:type="dxa"/>
-              <w:right w:w="90" w:type="dxa"/>
-            </w:tcMar>
-          </w:tcPr>
-          <w:p>
-            <w:pPr>
-              <w:pStyle w:val="BDOITable"/>
-            </w:pPr>
-            <w:r>
-              <w:rPr>
-                <w:sz w:val="16"/>
-              </w:rPr>
-              <w:t>CFG-031</w:t>
-            </w:r>
-          </w:p>
-        </w:tc>
-        <w:tc>
-          <w:tcPr>
-            <w:tcW w:type="dxa" w:w="3966"/>
-            <w:tcMar>
-              <w:top w:w="50" w:type="dxa"/>
-              <w:bottom w:w="50" w:type="dxa"/>
-              <w:left w:w="90" w:type="dxa"/>
-              <w:right w:w="90" w:type="dxa"/>
-            </w:tcMar>
-          </w:tcPr>
-          <w:p>
-            <w:pPr>
-              <w:pStyle w:val="BDOITable"/>
-            </w:pPr>
-            <w:r>
-              <w:rPr>
-                <w:sz w:val="16"/>
-              </w:rPr>
-              <w:t>Service fee rates</w:t>
-            </w:r>
-          </w:p>
-        </w:tc>
-        <w:tc>
-          <w:tcPr>
-            <w:tcW w:type="dxa" w:w="5099"/>
-            <w:tcMar>
-              <w:top w:w="50" w:type="dxa"/>
-              <w:bottom w:w="50" w:type="dxa"/>
-              <w:left w:w="90" w:type="dxa"/>
-              <w:right w:w="90" w:type="dxa"/>
-            </w:tcMar>
-          </w:tcPr>
-          <w:p>
-            <w:pPr>
-              <w:pStyle w:val="BDOITable"/>
-            </w:pPr>
-            <w:r>
-              <w:rPr>
-                <w:sz w:val="16"/>
-              </w:rPr>
-              <w:t>Finance › Accounting Reports › Service Fee Rates</w:t>
-            </w:r>
-          </w:p>
-        </w:tc>
-      </w:tr>
-      <w:tr>
-        <w:tc>
-          <w:tcPr>
-            <w:tcW w:type="dxa" w:w="907"/>
-            <w:tcMar>
-              <w:top w:w="50" w:type="dxa"/>
-              <w:bottom w:w="50" w:type="dxa"/>
-              <w:left w:w="90" w:type="dxa"/>
-              <w:right w:w="90" w:type="dxa"/>
-            </w:tcMar>
-            <w:shd w:val="clear" w:color="auto" w:fill="E5F5FF"/>
-          </w:tcPr>
-          <w:p>
-            <w:pPr>
-              <w:pStyle w:val="BDOITable"/>
-            </w:pPr>
-            <w:r>
-              <w:rPr>
-                <w:sz w:val="16"/>
-              </w:rPr>
-              <w:t>CFG-044</w:t>
-            </w:r>
-          </w:p>
-        </w:tc>
-        <w:tc>
-          <w:tcPr>
-            <w:tcW w:type="dxa" w:w="3966"/>
-            <w:tcMar>
-              <w:top w:w="50" w:type="dxa"/>
-              <w:bottom w:w="50" w:type="dxa"/>
-              <w:left w:w="90" w:type="dxa"/>
-              <w:right w:w="90" w:type="dxa"/>
-            </w:tcMar>
-            <w:shd w:val="clear" w:color="auto" w:fill="E5F5FF"/>
-          </w:tcPr>
-          <w:p>
-            <w:pPr>
-              <w:pStyle w:val="BDOITable"/>
-            </w:pPr>
-            <w:r>
-              <w:rPr>
-                <w:sz w:val="16"/>
-              </w:rPr>
-              <w:t>Payment file layouts of the collection channels</w:t>
-            </w:r>
-          </w:p>
-        </w:tc>
-        <w:tc>
-          <w:tcPr>
-            <w:tcW w:type="dxa" w:w="5099"/>
-            <w:tcMar>
-              <w:top w:w="50" w:type="dxa"/>
-              <w:bottom w:w="50" w:type="dxa"/>
-              <w:left w:w="90" w:type="dxa"/>
-              <w:right w:w="90" w:type="dxa"/>
-            </w:tcMar>
-            <w:shd w:val="clear" w:color="auto" w:fill="E5F5FF"/>
-          </w:tcPr>
-          <w:p>
-            <w:pPr>
-              <w:pStyle w:val="BDOITable"/>
-            </w:pPr>
-            <w:r>
-              <w:rPr>
-                <w:sz w:val="16"/>
-              </w:rPr>
-              <w:t>Finance › Cashiering › Cashiering Setup</w:t>
-            </w:r>
-          </w:p>
-        </w:tc>
-      </w:tr>
-      <w:tr>
-        <w:tc>
-          <w:tcPr>
-            <w:tcW w:type="dxa" w:w="907"/>
-            <w:tcMar>
-              <w:top w:w="50" w:type="dxa"/>
-              <w:bottom w:w="50" w:type="dxa"/>
-              <w:left w:w="90" w:type="dxa"/>
-              <w:right w:w="90" w:type="dxa"/>
-            </w:tcMar>
-          </w:tcPr>
-          <w:p>
-            <w:pPr>
-              <w:pStyle w:val="BDOITable"/>
-            </w:pPr>
-            <w:r>
-              <w:rPr>
-                <w:sz w:val="16"/>
-              </w:rPr>
-              <w:t>CFG-072</w:t>
-            </w:r>
-          </w:p>
-        </w:tc>
-        <w:tc>
-          <w:tcPr>
-            <w:tcW w:type="dxa" w:w="3966"/>
-            <w:tcMar>
-              <w:top w:w="50" w:type="dxa"/>
-              <w:bottom w:w="50" w:type="dxa"/>
-              <w:left w:w="90" w:type="dxa"/>
-              <w:right w:w="90" w:type="dxa"/>
-            </w:tcMar>
-          </w:tcPr>
-          <w:p>
-            <w:pPr>
-              <w:pStyle w:val="BDOITable"/>
-            </w:pPr>
-            <w:r>
-              <w:rPr>
-                <w:sz w:val="16"/>
-              </w:rPr>
-              <w:t>Exception codes and alert thresholds</w:t>
-            </w:r>
-          </w:p>
-        </w:tc>
-        <w:tc>
-          <w:tcPr>
-            <w:tcW w:type="dxa" w:w="5099"/>
-            <w:tcMar>
-              <w:top w:w="50" w:type="dxa"/>
-              <w:bottom w:w="50" w:type="dxa"/>
-              <w:left w:w="90" w:type="dxa"/>
-              <w:right w:w="90" w:type="dxa"/>
-            </w:tcMar>
-          </w:tcPr>
-          <w:p>
-            <w:pPr>
-              <w:pStyle w:val="BDOITable"/>
-            </w:pPr>
-            <w:r>
-              <w:rPr>
-                <w:sz w:val="16"/>
-              </w:rPr>
-              <w:t>Setup &amp; Administration › Administration › Exception Codes</w:t>
-            </w:r>
-          </w:p>
-        </w:tc>
-      </w:tr>
-      <w:tr>
-        <w:tc>
-          <w:tcPr>
-            <w:tcW w:type="dxa" w:w="907"/>
-            <w:tcMar>
-              <w:top w:w="50" w:type="dxa"/>
-              <w:bottom w:w="50" w:type="dxa"/>
-              <w:left w:w="90" w:type="dxa"/>
-              <w:right w:w="90" w:type="dxa"/>
-            </w:tcMar>
-            <w:shd w:val="clear" w:color="auto" w:fill="E5F5FF"/>
-          </w:tcPr>
-          <w:p>
-            <w:pPr>
-              <w:pStyle w:val="BDOITable"/>
-            </w:pPr>
-            <w:r>
-              <w:rPr>
-                <w:sz w:val="16"/>
-              </w:rPr>
-              <w:t>CFG-073</w:t>
-            </w:r>
-          </w:p>
-        </w:tc>
-        <w:tc>
-          <w:tcPr>
-            <w:tcW w:type="dxa" w:w="3966"/>
-            <w:tcMar>
-              <w:top w:w="50" w:type="dxa"/>
-              <w:bottom w:w="50" w:type="dxa"/>
-              <w:left w:w="90" w:type="dxa"/>
-              <w:right w:w="90" w:type="dxa"/>
-            </w:tcMar>
-            <w:shd w:val="clear" w:color="auto" w:fill="E5F5FF"/>
-          </w:tcPr>
-          <w:p>
-            <w:pPr>
-              <w:pStyle w:val="BDOITable"/>
-            </w:pPr>
-            <w:r>
-              <w:rPr>
-                <w:sz w:val="16"/>
-              </w:rPr>
-              <w:t>Scheduled job times</w:t>
-            </w:r>
-          </w:p>
-        </w:tc>
-        <w:tc>
-          <w:tcPr>
-            <w:tcW w:type="dxa" w:w="5099"/>
-            <w:tcMar>
-              <w:top w:w="50" w:type="dxa"/>
-              <w:bottom w:w="50" w:type="dxa"/>
-              <w:left w:w="90" w:type="dxa"/>
-              <w:right w:w="90" w:type="dxa"/>
-            </w:tcMar>
-            <w:shd w:val="clear" w:color="auto" w:fill="E5F5FF"/>
-          </w:tcPr>
-          <w:p>
-            <w:pPr>
-              <w:pStyle w:val="BDOITable"/>
-            </w:pPr>
-            <w:r>
-              <w:rPr>
-                <w:sz w:val="16"/>
-              </w:rPr>
-              <w:t>Setup &amp; Administration › Administration › Scheduled Jobs</w:t>
-            </w:r>
-          </w:p>
-        </w:tc>
-      </w:tr>
-      <w:tr>
-        <w:tc>
-          <w:tcPr>
-            <w:tcW w:type="dxa" w:w="907"/>
-            <w:tcMar>
-              <w:top w:w="50" w:type="dxa"/>
-              <w:bottom w:w="50" w:type="dxa"/>
-              <w:left w:w="90" w:type="dxa"/>
-              <w:right w:w="90" w:type="dxa"/>
-            </w:tcMar>
-          </w:tcPr>
-          <w:p>
-            <w:pPr>
-              <w:pStyle w:val="BDOITable"/>
-            </w:pPr>
-            <w:r>
-              <w:rPr>
-                <w:sz w:val="16"/>
-              </w:rPr>
-              <w:t>CFG-074</w:t>
-            </w:r>
-          </w:p>
-        </w:tc>
-        <w:tc>
-          <w:tcPr>
-            <w:tcW w:type="dxa" w:w="3966"/>
-            <w:tcMar>
-              <w:top w:w="50" w:type="dxa"/>
-              <w:bottom w:w="50" w:type="dxa"/>
-              <w:left w:w="90" w:type="dxa"/>
-              <w:right w:w="90" w:type="dxa"/>
-            </w:tcMar>
-          </w:tcPr>
-          <w:p>
-            <w:pPr>
-              <w:pStyle w:val="BDOITable"/>
-            </w:pPr>
-            <w:r>
-              <w:rPr>
-                <w:sz w:val="16"/>
-              </w:rPr>
-              <w:t>Data retention rules</w:t>
-            </w:r>
-          </w:p>
-        </w:tc>
-        <w:tc>
-          <w:tcPr>
-            <w:tcW w:type="dxa" w:w="5099"/>
-            <w:tcMar>
-              <w:top w:w="50" w:type="dxa"/>
-              <w:bottom w:w="50" w:type="dxa"/>
-              <w:left w:w="90" w:type="dxa"/>
-              <w:right w:w="90" w:type="dxa"/>
-            </w:tcMar>
-          </w:tcPr>
-          <w:p>
-            <w:pPr>
-              <w:pStyle w:val="BDOITable"/>
-            </w:pPr>
-            <w:r>
-              <w:rPr>
-                <w:sz w:val="16"/>
-              </w:rPr>
-              <w:t>Setup &amp; Administration › Broking Setup › Data Retention</w:t>
-            </w:r>
-          </w:p>
-        </w:tc>
-      </w:tr>
-      <w:tr>
-        <w:tc>
-          <w:tcPr>
-            <w:tcW w:type="dxa" w:w="907"/>
-            <w:tcMar>
-              <w:top w:w="50" w:type="dxa"/>
-              <w:bottom w:w="50" w:type="dxa"/>
-              <w:left w:w="90" w:type="dxa"/>
-              <w:right w:w="90" w:type="dxa"/>
-            </w:tcMar>
-            <w:shd w:val="clear" w:color="auto" w:fill="E5F5FF"/>
-          </w:tcPr>
-          <w:p>
-            <w:pPr>
-              <w:pStyle w:val="BDOITable"/>
-            </w:pPr>
-            <w:r>
-              <w:rPr>
-                <w:sz w:val="16"/>
-              </w:rPr>
-              <w:t>CFG-075</w:t>
-            </w:r>
-          </w:p>
-        </w:tc>
-        <w:tc>
-          <w:tcPr>
-            <w:tcW w:type="dxa" w:w="3966"/>
-            <w:tcMar>
-              <w:top w:w="50" w:type="dxa"/>
-              <w:bottom w:w="50" w:type="dxa"/>
-              <w:left w:w="90" w:type="dxa"/>
-              <w:right w:w="90" w:type="dxa"/>
-            </w:tcMar>
-            <w:shd w:val="clear" w:color="auto" w:fill="E5F5FF"/>
-          </w:tcPr>
-          <w:p>
-            <w:pPr>
-              <w:pStyle w:val="BDOITable"/>
-            </w:pPr>
-            <w:r>
-              <w:rPr>
-                <w:sz w:val="16"/>
-              </w:rPr>
-              <w:t>Directory sign-in and provisioning (EIAM, UIDM-ISC)</w:t>
-            </w:r>
-          </w:p>
-        </w:tc>
-        <w:tc>
-          <w:tcPr>
-            <w:tcW w:type="dxa" w:w="5099"/>
-            <w:tcMar>
-              <w:top w:w="50" w:type="dxa"/>
-              <w:bottom w:w="50" w:type="dxa"/>
-              <w:left w:w="90" w:type="dxa"/>
-              <w:right w:w="90" w:type="dxa"/>
-            </w:tcMar>
-            <w:shd w:val="clear" w:color="auto" w:fill="E5F5FF"/>
-          </w:tcPr>
-          <w:p>
-            <w:pPr>
-              <w:pStyle w:val="BDOITable"/>
-            </w:pPr>
-            <w:r>
-              <w:rPr>
-                <w:sz w:val="16"/>
-              </w:rPr>
-              <w:t>Setup &amp; Administration › Administration › System Parameters</w:t>
-            </w:r>
-          </w:p>
-        </w:tc>
-      </w:tr>
-      <w:tr>
-        <w:tc>
-          <w:tcPr>
-            <w:tcW w:type="dxa" w:w="907"/>
-            <w:tcMar>
-              <w:top w:w="50" w:type="dxa"/>
-              <w:bottom w:w="50" w:type="dxa"/>
-              <w:left w:w="90" w:type="dxa"/>
-              <w:right w:w="90" w:type="dxa"/>
-            </w:tcMar>
-          </w:tcPr>
-          <w:p>
-            <w:pPr>
-              <w:pStyle w:val="BDOITable"/>
-            </w:pPr>
-            <w:r>
-              <w:rPr>
-                <w:sz w:val="16"/>
-              </w:rPr>
-              <w:t>CFG-083</w:t>
-            </w:r>
-          </w:p>
-        </w:tc>
-        <w:tc>
-          <w:tcPr>
-            <w:tcW w:type="dxa" w:w="3966"/>
-            <w:tcMar>
-              <w:top w:w="50" w:type="dxa"/>
-              <w:bottom w:w="50" w:type="dxa"/>
-              <w:left w:w="90" w:type="dxa"/>
-              <w:right w:w="90" w:type="dxa"/>
-            </w:tcMar>
-          </w:tcPr>
-          <w:p>
-            <w:pPr>
-              <w:pStyle w:val="BDOITable"/>
-            </w:pPr>
-            <w:r>
-              <w:rPr>
-                <w:sz w:val="16"/>
-              </w:rPr>
-              <w:t>Screening forms and STR layout</w:t>
-            </w:r>
-          </w:p>
-        </w:tc>
-        <w:tc>
-          <w:tcPr>
-            <w:tcW w:type="dxa" w:w="5099"/>
-            <w:tcMar>
-              <w:top w:w="50" w:type="dxa"/>
-              <w:bottom w:w="50" w:type="dxa"/>
-              <w:left w:w="90" w:type="dxa"/>
-              <w:right w:w="90" w:type="dxa"/>
-            </w:tcMar>
-          </w:tcPr>
-          <w:p>
-            <w:pPr>
-              <w:pStyle w:val="BDOITable"/>
-            </w:pPr>
-            <w:r>
-              <w:rPr>
-                <w:sz w:val="16"/>
-              </w:rPr>
-              <w:t>Setup &amp; Administration › Compliance Setup › Templates</w:t>
-            </w:r>
-          </w:p>
-        </w:tc>
-      </w:tr>
-      <w:tr>
-        <w:tc>
-          <w:tcPr>
-            <w:tcW w:type="dxa" w:w="907"/>
-            <w:tcMar>
-              <w:top w:w="50" w:type="dxa"/>
-              <w:bottom w:w="50" w:type="dxa"/>
-              <w:left w:w="90" w:type="dxa"/>
-              <w:right w:w="90" w:type="dxa"/>
-            </w:tcMar>
-            <w:shd w:val="clear" w:color="auto" w:fill="E5F5FF"/>
-          </w:tcPr>
-          <w:p>
-            <w:pPr>
-              <w:pStyle w:val="BDOITable"/>
-            </w:pPr>
-            <w:r>
-              <w:rPr>
-                <w:sz w:val="16"/>
-              </w:rPr>
-              <w:t>CFG-102</w:t>
-            </w:r>
-          </w:p>
-        </w:tc>
-        <w:tc>
-          <w:tcPr>
-            <w:tcW w:type="dxa" w:w="3966"/>
-            <w:tcMar>
-              <w:top w:w="50" w:type="dxa"/>
-              <w:bottom w:w="50" w:type="dxa"/>
-              <w:left w:w="90" w:type="dxa"/>
-              <w:right w:w="90" w:type="dxa"/>
-            </w:tcMar>
-            <w:shd w:val="clear" w:color="auto" w:fill="E5F5FF"/>
-          </w:tcPr>
-          <w:p>
-            <w:pPr>
-              <w:pStyle w:val="BDOITable"/>
-            </w:pPr>
-            <w:r>
-              <w:rPr>
-                <w:sz w:val="16"/>
-              </w:rPr>
-              <w:t>Business partners other than insurers (suppliers, service providers)</w:t>
-            </w:r>
-          </w:p>
-        </w:tc>
-        <w:tc>
-          <w:tcPr>
-            <w:tcW w:type="dxa" w:w="5099"/>
-            <w:tcMar>
-              <w:top w:w="50" w:type="dxa"/>
-              <w:bottom w:w="50" w:type="dxa"/>
-              <w:left w:w="90" w:type="dxa"/>
-              <w:right w:w="90" w:type="dxa"/>
-            </w:tcMar>
-            <w:shd w:val="clear" w:color="auto" w:fill="E5F5FF"/>
-          </w:tcPr>
-          <w:p>
-            <w:pPr>
-              <w:pStyle w:val="BDOITable"/>
-            </w:pPr>
-            <w:r>
-              <w:rPr>
-                <w:sz w:val="16"/>
-              </w:rPr>
-              <w:t>Setup &amp; Administration › Setup › Business Partners</w:t>
-            </w:r>
-          </w:p>
-        </w:tc>
-      </w:tr>
-      <w:tr>
-        <w:tc>
-          <w:tcPr>
-            <w:tcW w:type="dxa" w:w="907"/>
-            <w:tcMar>
-              <w:top w:w="50" w:type="dxa"/>
-              <w:bottom w:w="50" w:type="dxa"/>
-              <w:left w:w="90" w:type="dxa"/>
-              <w:right w:w="90" w:type="dxa"/>
-            </w:tcMar>
-          </w:tcPr>
-          <w:p>
-            <w:pPr>
-              <w:pStyle w:val="BDOITable"/>
-            </w:pPr>
-            <w:r>
-              <w:rPr>
-                <w:sz w:val="16"/>
-              </w:rPr>
-              <w:t>CFG-104</w:t>
-            </w:r>
-          </w:p>
-        </w:tc>
-        <w:tc>
-          <w:tcPr>
-            <w:tcW w:type="dxa" w:w="3966"/>
-            <w:tcMar>
-              <w:top w:w="50" w:type="dxa"/>
-              <w:bottom w:w="50" w:type="dxa"/>
-              <w:left w:w="90" w:type="dxa"/>
-              <w:right w:w="90" w:type="dxa"/>
-            </w:tcMar>
-          </w:tcPr>
-          <w:p>
-            <w:pPr>
-              <w:pStyle w:val="BDOITable"/>
-            </w:pPr>
-            <w:r>
-              <w:rPr>
-                <w:sz w:val="16"/>
-              </w:rPr>
-              <w:t>Insurer location references (claims)</w:t>
-            </w:r>
-          </w:p>
-        </w:tc>
-        <w:tc>
-          <w:tcPr>
-            <w:tcW w:type="dxa" w:w="5099"/>
-            <w:tcMar>
-              <w:top w:w="50" w:type="dxa"/>
-              <w:bottom w:w="50" w:type="dxa"/>
-              <w:left w:w="90" w:type="dxa"/>
-              <w:right w:w="90" w:type="dxa"/>
-            </w:tcMar>
-          </w:tcPr>
-          <w:p>
-            <w:pPr>
-              <w:pStyle w:val="BDOITable"/>
-            </w:pPr>
-            <w:r>
-              <w:rPr>
-                <w:sz w:val="16"/>
-              </w:rPr>
-              <w:t>Claims &amp; Insurance › Claims Handling › Insurer Location References</w:t>
-            </w:r>
-          </w:p>
-        </w:tc>
-      </w:tr>
-      <w:tr>
-        <w:tc>
-          <w:tcPr>
-            <w:tcW w:type="dxa" w:w="907"/>
-            <w:tcMar>
-              <w:top w:w="50" w:type="dxa"/>
-              <w:bottom w:w="50" w:type="dxa"/>
-              <w:left w:w="90" w:type="dxa"/>
-              <w:right w:w="90" w:type="dxa"/>
-            </w:tcMar>
-            <w:shd w:val="clear" w:color="auto" w:fill="E5F5FF"/>
-          </w:tcPr>
-          <w:p>
-            <w:pPr>
-              <w:pStyle w:val="BDOITable"/>
-            </w:pPr>
-            <w:r>
-              <w:rPr>
-                <w:sz w:val="16"/>
-              </w:rPr>
-              <w:t>CFG-115</w:t>
-            </w:r>
-          </w:p>
-        </w:tc>
-        <w:tc>
-          <w:tcPr>
-            <w:tcW w:type="dxa" w:w="3966"/>
-            <w:tcMar>
-              <w:top w:w="50" w:type="dxa"/>
-              <w:bottom w:w="50" w:type="dxa"/>
-              <w:left w:w="90" w:type="dxa"/>
-              <w:right w:w="90" w:type="dxa"/>
-            </w:tcMar>
-            <w:shd w:val="clear" w:color="auto" w:fill="E5F5FF"/>
-          </w:tcPr>
-          <w:p>
-            <w:pPr>
-              <w:pStyle w:val="BDOITable"/>
-            </w:pPr>
-            <w:r>
-              <w:rPr>
-                <w:sz w:val="16"/>
-              </w:rPr>
-              <w:t>User scope of Submitted Policies</w:t>
-            </w:r>
-          </w:p>
-        </w:tc>
-        <w:tc>
-          <w:tcPr>
-            <w:tcW w:type="dxa" w:w="5099"/>
-            <w:tcMar>
-              <w:top w:w="50" w:type="dxa"/>
-              <w:bottom w:w="50" w:type="dxa"/>
-              <w:left w:w="90" w:type="dxa"/>
-              <w:right w:w="90" w:type="dxa"/>
-            </w:tcMar>
-            <w:shd w:val="clear" w:color="auto" w:fill="E5F5FF"/>
-          </w:tcPr>
-          <w:p>
-            <w:pPr>
-              <w:pStyle w:val="BDOITable"/>
-            </w:pPr>
-            <w:r>
-              <w:rPr>
-                <w:sz w:val="16"/>
-              </w:rPr>
-              <w:t>Client &amp; Policy › Submitted Policies › Submitted Policies Setup</w:t>
-            </w:r>
-          </w:p>
-        </w:tc>
-      </w:tr>
-      <w:tr>
-        <w:tc>
-          <w:tcPr>
-            <w:tcW w:type="dxa" w:w="907"/>
-            <w:tcMar>
-              <w:top w:w="50" w:type="dxa"/>
-              <w:bottom w:w="50" w:type="dxa"/>
-              <w:left w:w="90" w:type="dxa"/>
-              <w:right w:w="90" w:type="dxa"/>
-            </w:tcMar>
-          </w:tcPr>
-          <w:p>
-            <w:pPr>
-              <w:pStyle w:val="BDOITable"/>
-            </w:pPr>
-            <w:r>
-              <w:rPr>
-                <w:sz w:val="16"/>
-              </w:rPr>
-              <w:t>CFG-120</w:t>
-            </w:r>
-          </w:p>
-        </w:tc>
-        <w:tc>
-          <w:tcPr>
-            <w:tcW w:type="dxa" w:w="3966"/>
-            <w:tcMar>
-              <w:top w:w="50" w:type="dxa"/>
-              <w:bottom w:w="50" w:type="dxa"/>
-              <w:left w:w="90" w:type="dxa"/>
-              <w:right w:w="90" w:type="dxa"/>
-            </w:tcMar>
-          </w:tcPr>
-          <w:p>
-            <w:pPr>
-              <w:pStyle w:val="BDOITable"/>
-            </w:pPr>
-            <w:r>
-              <w:rPr>
-                <w:sz w:val="16"/>
-              </w:rPr>
-              <w:t>Booking rules and incentive rules</w:t>
-            </w:r>
-          </w:p>
-        </w:tc>
-        <w:tc>
-          <w:tcPr>
-            <w:tcW w:type="dxa" w:w="5099"/>
-            <w:tcMar>
-              <w:top w:w="50" w:type="dxa"/>
-              <w:bottom w:w="50" w:type="dxa"/>
-              <w:left w:w="90" w:type="dxa"/>
-              <w:right w:w="90" w:type="dxa"/>
-            </w:tcMar>
-          </w:tcPr>
-          <w:p>
-            <w:pPr>
-              <w:pStyle w:val="BDOITable"/>
-            </w:pPr>
-            <w:r>
-              <w:rPr>
-                <w:sz w:val="16"/>
-              </w:rPr>
-              <w:t>Client &amp; Policy › Booking › Booking Setup</w:t>
-            </w:r>
-          </w:p>
-        </w:tc>
-      </w:tr>
-      <w:tr>
-        <w:tc>
-          <w:tcPr>
-            <w:tcW w:type="dxa" w:w="907"/>
-            <w:tcMar>
-              <w:top w:w="50" w:type="dxa"/>
-              <w:bottom w:w="50" w:type="dxa"/>
-              <w:left w:w="90" w:type="dxa"/>
-              <w:right w:w="90" w:type="dxa"/>
-            </w:tcMar>
-            <w:shd w:val="clear" w:color="auto" w:fill="E5F5FF"/>
-          </w:tcPr>
-          <w:p>
-            <w:pPr>
-              <w:pStyle w:val="BDOITable"/>
-            </w:pPr>
-            <w:r>
-              <w:rPr>
-                <w:sz w:val="16"/>
-              </w:rPr>
-              <w:t>CFG-121</w:t>
-            </w:r>
-          </w:p>
-        </w:tc>
-        <w:tc>
-          <w:tcPr>
-            <w:tcW w:type="dxa" w:w="3966"/>
-            <w:tcMar>
-              <w:top w:w="50" w:type="dxa"/>
-              <w:bottom w:w="50" w:type="dxa"/>
-              <w:left w:w="90" w:type="dxa"/>
-              <w:right w:w="90" w:type="dxa"/>
-            </w:tcMar>
-            <w:shd w:val="clear" w:color="auto" w:fill="E5F5FF"/>
-          </w:tcPr>
-          <w:p>
-            <w:pPr>
-              <w:pStyle w:val="BDOITable"/>
-            </w:pPr>
-            <w:r>
-              <w:rPr>
-                <w:sz w:val="16"/>
-              </w:rPr>
-              <w:t>Remittance incentive rules</w:t>
-            </w:r>
-          </w:p>
-        </w:tc>
-        <w:tc>
-          <w:tcPr>
-            <w:tcW w:type="dxa" w:w="5099"/>
-            <w:tcMar>
-              <w:top w:w="50" w:type="dxa"/>
-              <w:bottom w:w="50" w:type="dxa"/>
-              <w:left w:w="90" w:type="dxa"/>
-              <w:right w:w="90" w:type="dxa"/>
-            </w:tcMar>
-            <w:shd w:val="clear" w:color="auto" w:fill="E5F5FF"/>
-          </w:tcPr>
-          <w:p>
-            <w:pPr>
-              <w:pStyle w:val="BDOITable"/>
-            </w:pPr>
-            <w:r>
-              <w:rPr>
-                <w:sz w:val="16"/>
-              </w:rPr>
-              <w:t>Finance › Remittance › Incentive Rules</w:t>
-            </w:r>
-          </w:p>
-        </w:tc>
-      </w:tr>
-      <w:tr>
-        <w:tc>
-          <w:tcPr>
-            <w:tcW w:type="dxa" w:w="907"/>
-            <w:tcMar>
-              <w:top w:w="50" w:type="dxa"/>
-              <w:bottom w:w="50" w:type="dxa"/>
-              <w:left w:w="90" w:type="dxa"/>
-              <w:right w:w="90" w:type="dxa"/>
-            </w:tcMar>
-          </w:tcPr>
-          <w:p>
-            <w:pPr>
-              <w:pStyle w:val="BDOITable"/>
-            </w:pPr>
-            <w:r>
-              <w:rPr>
-                <w:sz w:val="16"/>
-              </w:rPr>
-              <w:t>CFG-122</w:t>
-            </w:r>
-          </w:p>
-        </w:tc>
-        <w:tc>
-          <w:tcPr>
-            <w:tcW w:type="dxa" w:w="3966"/>
-            <w:tcMar>
-              <w:top w:w="50" w:type="dxa"/>
-              <w:bottom w:w="50" w:type="dxa"/>
-              <w:left w:w="90" w:type="dxa"/>
-              <w:right w:w="90" w:type="dxa"/>
-            </w:tcMar>
-          </w:tcPr>
-          <w:p>
-            <w:pPr>
-              <w:pStyle w:val="BDOITable"/>
-            </w:pPr>
-            <w:r>
-              <w:rPr>
-                <w:sz w:val="16"/>
-              </w:rPr>
-              <w:t>Commission incentive schemes</w:t>
-            </w:r>
-          </w:p>
-        </w:tc>
-        <w:tc>
-          <w:tcPr>
-            <w:tcW w:type="dxa" w:w="5099"/>
-            <w:tcMar>
-              <w:top w:w="50" w:type="dxa"/>
-              <w:bottom w:w="50" w:type="dxa"/>
-              <w:left w:w="90" w:type="dxa"/>
-              <w:right w:w="90" w:type="dxa"/>
-            </w:tcMar>
-          </w:tcPr>
-          <w:p>
-            <w:pPr>
-              <w:pStyle w:val="BDOITable"/>
-            </w:pPr>
-            <w:r>
-              <w:rPr>
-                <w:sz w:val="16"/>
-              </w:rPr>
-              <w:t>Finance › Commission Receivables › Incentive Schemes</w:t>
-            </w:r>
-          </w:p>
-        </w:tc>
-      </w:tr>
-      <w:tr>
-        <w:tc>
-          <w:tcPr>
-            <w:tcW w:type="dxa" w:w="907"/>
-            <w:tcMar>
-              <w:top w:w="50" w:type="dxa"/>
-              <w:bottom w:w="50" w:type="dxa"/>
-              <w:left w:w="90" w:type="dxa"/>
-              <w:right w:w="90" w:type="dxa"/>
-            </w:tcMar>
-            <w:shd w:val="clear" w:color="auto" w:fill="E5F5FF"/>
-          </w:tcPr>
-          <w:p>
-            <w:pPr>
-              <w:pStyle w:val="BDOITable"/>
-            </w:pPr>
-            <w:r>
-              <w:rPr>
-                <w:sz w:val="16"/>
-              </w:rPr>
-              <w:t>CFG-123</w:t>
-            </w:r>
-          </w:p>
-        </w:tc>
-        <w:tc>
-          <w:tcPr>
-            <w:tcW w:type="dxa" w:w="3966"/>
-            <w:tcMar>
-              <w:top w:w="50" w:type="dxa"/>
-              <w:bottom w:w="50" w:type="dxa"/>
-              <w:left w:w="90" w:type="dxa"/>
-              <w:right w:w="90" w:type="dxa"/>
-            </w:tcMar>
-            <w:shd w:val="clear" w:color="auto" w:fill="E5F5FF"/>
-          </w:tcPr>
-          <w:p>
-            <w:pPr>
-              <w:pStyle w:val="BDOITable"/>
-            </w:pPr>
-            <w:r>
-              <w:rPr>
-                <w:sz w:val="16"/>
-              </w:rPr>
-              <w:t>Collections assignment and escalation rules</w:t>
-            </w:r>
-          </w:p>
-        </w:tc>
-        <w:tc>
-          <w:tcPr>
-            <w:tcW w:type="dxa" w:w="5099"/>
-            <w:tcMar>
-              <w:top w:w="50" w:type="dxa"/>
-              <w:bottom w:w="50" w:type="dxa"/>
-              <w:left w:w="90" w:type="dxa"/>
-              <w:right w:w="90" w:type="dxa"/>
-            </w:tcMar>
-            <w:shd w:val="clear" w:color="auto" w:fill="E5F5FF"/>
-          </w:tcPr>
-          <w:p>
-            <w:pPr>
-              <w:pStyle w:val="BDOITable"/>
-            </w:pPr>
-            <w:r>
-              <w:rPr>
-                <w:sz w:val="16"/>
-              </w:rPr>
-              <w:t>Finance › Collections › Collections Setup</w:t>
-            </w:r>
-          </w:p>
-        </w:tc>
-      </w:tr>
-      <w:tr>
-        <w:tc>
-          <w:tcPr>
-            <w:tcW w:type="dxa" w:w="907"/>
-            <w:tcMar>
-              <w:top w:w="50" w:type="dxa"/>
-              <w:bottom w:w="50" w:type="dxa"/>
-              <w:left w:w="90" w:type="dxa"/>
-              <w:right w:w="90" w:type="dxa"/>
-            </w:tcMar>
-          </w:tcPr>
-          <w:p>
-            <w:pPr>
-              <w:pStyle w:val="BDOITable"/>
-            </w:pPr>
-            <w:r>
-              <w:rPr>
-                <w:sz w:val="16"/>
-              </w:rPr>
-              <w:t>CFG-124</w:t>
-            </w:r>
-          </w:p>
-        </w:tc>
-        <w:tc>
-          <w:tcPr>
-            <w:tcW w:type="dxa" w:w="3966"/>
-            <w:tcMar>
-              <w:top w:w="50" w:type="dxa"/>
-              <w:bottom w:w="50" w:type="dxa"/>
-              <w:left w:w="90" w:type="dxa"/>
-              <w:right w:w="90" w:type="dxa"/>
-            </w:tcMar>
-          </w:tcPr>
-          <w:p>
-            <w:pPr>
-              <w:pStyle w:val="BDOITable"/>
-            </w:pPr>
-            <w:r>
-              <w:rPr>
-                <w:sz w:val="16"/>
-              </w:rPr>
-              <w:t>Renewal buckets and decision matrix</w:t>
-            </w:r>
-          </w:p>
-        </w:tc>
-        <w:tc>
-          <w:tcPr>
-            <w:tcW w:type="dxa" w:w="5099"/>
-            <w:tcMar>
-              <w:top w:w="50" w:type="dxa"/>
-              <w:bottom w:w="50" w:type="dxa"/>
-              <w:left w:w="90" w:type="dxa"/>
-              <w:right w:w="90" w:type="dxa"/>
-            </w:tcMar>
-          </w:tcPr>
-          <w:p>
-            <w:pPr>
-              <w:pStyle w:val="BDOITable"/>
-            </w:pPr>
-            <w:r>
-              <w:rPr>
-                <w:sz w:val="16"/>
-              </w:rPr>
-              <w:t>Client &amp; Policy › Renewal › Renewal Setup</w:t>
-            </w:r>
-          </w:p>
-        </w:tc>
-      </w:tr>
-      <w:tr>
-        <w:tc>
-          <w:tcPr>
-            <w:tcW w:type="dxa" w:w="907"/>
-            <w:tcMar>
-              <w:top w:w="50" w:type="dxa"/>
-              <w:bottom w:w="50" w:type="dxa"/>
-              <w:left w:w="90" w:type="dxa"/>
-              <w:right w:w="90" w:type="dxa"/>
-            </w:tcMar>
-            <w:shd w:val="clear" w:color="auto" w:fill="E5F5FF"/>
-          </w:tcPr>
-          <w:p>
-            <w:pPr>
-              <w:pStyle w:val="BDOITable"/>
-            </w:pPr>
-            <w:r>
-              <w:rPr>
-                <w:sz w:val="16"/>
-              </w:rPr>
-              <w:t>CFG-125</w:t>
-            </w:r>
-          </w:p>
-        </w:tc>
-        <w:tc>
-          <w:tcPr>
-            <w:tcW w:type="dxa" w:w="3966"/>
-            <w:tcMar>
-              <w:top w:w="50" w:type="dxa"/>
-              <w:bottom w:w="50" w:type="dxa"/>
-              <w:left w:w="90" w:type="dxa"/>
-              <w:right w:w="90" w:type="dxa"/>
-            </w:tcMar>
-            <w:shd w:val="clear" w:color="auto" w:fill="E5F5FF"/>
-          </w:tcPr>
-          <w:p>
-            <w:pPr>
-              <w:pStyle w:val="BDOITable"/>
-            </w:pPr>
-            <w:r>
-              <w:rPr>
-                <w:sz w:val="16"/>
-              </w:rPr>
-              <w:t>Submitted Policies rules, limits and letters</w:t>
-            </w:r>
-          </w:p>
-        </w:tc>
-        <w:tc>
-          <w:tcPr>
-            <w:tcW w:type="dxa" w:w="5099"/>
-            <w:tcMar>
-              <w:top w:w="50" w:type="dxa"/>
-              <w:bottom w:w="50" w:type="dxa"/>
-              <w:left w:w="90" w:type="dxa"/>
-              <w:right w:w="90" w:type="dxa"/>
-            </w:tcMar>
-            <w:shd w:val="clear" w:color="auto" w:fill="E5F5FF"/>
-          </w:tcPr>
-          <w:p>
-            <w:pPr>
-              <w:pStyle w:val="BDOITable"/>
-            </w:pPr>
-            <w:r>
-              <w:rPr>
-                <w:sz w:val="16"/>
-              </w:rPr>
-              <w:t>Client &amp; Policy › Submitted Policies › Submitted Policies Setup</w:t>
-            </w:r>
-          </w:p>
-        </w:tc>
-      </w:tr>
-      <w:tr>
-        <w:tc>
-          <w:tcPr>
-            <w:tcW w:type="dxa" w:w="907"/>
-            <w:tcMar>
-              <w:top w:w="50" w:type="dxa"/>
-              <w:bottom w:w="50" w:type="dxa"/>
-              <w:left w:w="90" w:type="dxa"/>
-              <w:right w:w="90" w:type="dxa"/>
-            </w:tcMar>
-          </w:tcPr>
-          <w:p>
-            <w:pPr>
-              <w:pStyle w:val="BDOITable"/>
-            </w:pPr>
-            <w:r>
-              <w:rPr>
-                <w:sz w:val="16"/>
-              </w:rPr>
-              <w:t>CFG-126</w:t>
-            </w:r>
-          </w:p>
-        </w:tc>
-        <w:tc>
-          <w:tcPr>
-            <w:tcW w:type="dxa" w:w="3966"/>
-            <w:tcMar>
-              <w:top w:w="50" w:type="dxa"/>
-              <w:bottom w:w="50" w:type="dxa"/>
-              <w:left w:w="90" w:type="dxa"/>
-              <w:right w:w="90" w:type="dxa"/>
-            </w:tcMar>
-          </w:tcPr>
-          <w:p>
-            <w:pPr>
-              <w:pStyle w:val="BDOITable"/>
-            </w:pPr>
-            <w:r>
-              <w:rPr>
-                <w:sz w:val="16"/>
-              </w:rPr>
-              <w:t>Screening configuration</w:t>
-            </w:r>
-          </w:p>
-        </w:tc>
-        <w:tc>
-          <w:tcPr>
-            <w:tcW w:type="dxa" w:w="5099"/>
-            <w:tcMar>
-              <w:top w:w="50" w:type="dxa"/>
-              <w:bottom w:w="50" w:type="dxa"/>
-              <w:left w:w="90" w:type="dxa"/>
-              <w:right w:w="90" w:type="dxa"/>
-            </w:tcMar>
-          </w:tcPr>
-          <w:p>
-            <w:pPr>
-              <w:pStyle w:val="BDOITable"/>
-            </w:pPr>
-            <w:r>
-              <w:rPr>
-                <w:sz w:val="16"/>
-              </w:rPr>
-              <w:t>Setup &amp; Administration › Compliance Setup › Configuration Versions</w:t>
-            </w:r>
-          </w:p>
-        </w:tc>
-      </w:tr>
-      <w:tr>
-        <w:tc>
-          <w:tcPr>
-            <w:tcW w:type="dxa" w:w="907"/>
-            <w:tcMar>
-              <w:top w:w="50" w:type="dxa"/>
-              <w:bottom w:w="50" w:type="dxa"/>
-              <w:left w:w="90" w:type="dxa"/>
-              <w:right w:w="90" w:type="dxa"/>
-            </w:tcMar>
-            <w:shd w:val="clear" w:color="auto" w:fill="E5F5FF"/>
-          </w:tcPr>
-          <w:p>
-            <w:pPr>
-              <w:pStyle w:val="BDOITable"/>
-            </w:pPr>
-            <w:r>
-              <w:rPr>
-                <w:sz w:val="16"/>
-              </w:rPr>
-              <w:t>CFG-127</w:t>
-            </w:r>
-          </w:p>
-        </w:tc>
-        <w:tc>
-          <w:tcPr>
-            <w:tcW w:type="dxa" w:w="3966"/>
-            <w:tcMar>
-              <w:top w:w="50" w:type="dxa"/>
-              <w:bottom w:w="50" w:type="dxa"/>
-              <w:left w:w="90" w:type="dxa"/>
-              <w:right w:w="90" w:type="dxa"/>
-            </w:tcMar>
-            <w:shd w:val="clear" w:color="auto" w:fill="E5F5FF"/>
-          </w:tcPr>
-          <w:p>
-            <w:pPr>
-              <w:pStyle w:val="BDOITable"/>
-            </w:pPr>
-            <w:r>
-              <w:rPr>
-                <w:sz w:val="16"/>
-              </w:rPr>
-              <w:t>Watchlist sources and entries</w:t>
-            </w:r>
-          </w:p>
-        </w:tc>
-        <w:tc>
-          <w:tcPr>
-            <w:tcW w:type="dxa" w:w="5099"/>
-            <w:tcMar>
-              <w:top w:w="50" w:type="dxa"/>
-              <w:bottom w:w="50" w:type="dxa"/>
-              <w:left w:w="90" w:type="dxa"/>
-              <w:right w:w="90" w:type="dxa"/>
-            </w:tcMar>
-            <w:shd w:val="clear" w:color="auto" w:fill="E5F5FF"/>
-          </w:tcPr>
-          <w:p>
-            <w:pPr>
-              <w:pStyle w:val="BDOITable"/>
-            </w:pPr>
-            <w:r>
-              <w:rPr>
-                <w:sz w:val="16"/>
-              </w:rPr>
-              <w:t>Setup &amp; Administration › Compliance Setup › List Sources and Runs</w:t>
-            </w:r>
-          </w:p>
-        </w:tc>
-      </w:tr>
-      <w:tr>
-        <w:tc>
-          <w:tcPr>
-            <w:tcW w:type="dxa" w:w="907"/>
-            <w:tcMar>
-              <w:top w:w="50" w:type="dxa"/>
-              <w:bottom w:w="50" w:type="dxa"/>
-              <w:left w:w="90" w:type="dxa"/>
-              <w:right w:w="90" w:type="dxa"/>
-            </w:tcMar>
-          </w:tcPr>
-          <w:p>
-            <w:pPr>
-              <w:pStyle w:val="BDOITable"/>
-            </w:pPr>
-            <w:r>
-              <w:rPr>
-                <w:sz w:val="16"/>
-              </w:rPr>
-              <w:t>CFG-128</w:t>
-            </w:r>
-          </w:p>
-        </w:tc>
-        <w:tc>
-          <w:tcPr>
-            <w:tcW w:type="dxa" w:w="3966"/>
-            <w:tcMar>
-              <w:top w:w="50" w:type="dxa"/>
-              <w:bottom w:w="50" w:type="dxa"/>
-              <w:left w:w="90" w:type="dxa"/>
-              <w:right w:w="90" w:type="dxa"/>
-            </w:tcMar>
-          </w:tcPr>
-          <w:p>
-            <w:pPr>
-              <w:pStyle w:val="BDOITable"/>
-            </w:pPr>
-            <w:r>
-              <w:rPr>
-                <w:sz w:val="16"/>
-              </w:rPr>
-              <w:t>Employee Benefits set-up</w:t>
-            </w:r>
-          </w:p>
-        </w:tc>
-        <w:tc>
-          <w:tcPr>
-            <w:tcW w:type="dxa" w:w="5099"/>
-            <w:tcMar>
-              <w:top w:w="50" w:type="dxa"/>
-              <w:bottom w:w="50" w:type="dxa"/>
-              <w:left w:w="90" w:type="dxa"/>
-              <w:right w:w="90" w:type="dxa"/>
-            </w:tcMar>
-          </w:tcPr>
-          <w:p>
-            <w:pPr>
-              <w:pStyle w:val="BDOITable"/>
-            </w:pPr>
-            <w:r>
-              <w:rPr>
-                <w:sz w:val="16"/>
-              </w:rPr>
-              <w:t>Client &amp; Policy › Employee Benefits › EB Setup</w:t>
-            </w:r>
-          </w:p>
-        </w:tc>
-      </w:tr>
-      <w:tr>
-        <w:tc>
-          <w:tcPr>
-            <w:tcW w:type="dxa" w:w="907"/>
-            <w:tcMar>
-              <w:top w:w="50" w:type="dxa"/>
-              <w:bottom w:w="50" w:type="dxa"/>
-              <w:left w:w="90" w:type="dxa"/>
-              <w:right w:w="90" w:type="dxa"/>
-            </w:tcMar>
-            <w:shd w:val="clear" w:color="auto" w:fill="E5F5FF"/>
-          </w:tcPr>
-          <w:p>
-            <w:pPr>
-              <w:pStyle w:val="BDOITable"/>
-            </w:pPr>
-            <w:r>
-              <w:rPr>
-                <w:sz w:val="16"/>
-              </w:rPr>
-              <w:t>CFG-129</w:t>
-            </w:r>
-          </w:p>
-        </w:tc>
-        <w:tc>
-          <w:tcPr>
-            <w:tcW w:type="dxa" w:w="3966"/>
-            <w:tcMar>
-              <w:top w:w="50" w:type="dxa"/>
-              <w:bottom w:w="50" w:type="dxa"/>
-              <w:left w:w="90" w:type="dxa"/>
-              <w:right w:w="90" w:type="dxa"/>
-            </w:tcMar>
-            <w:shd w:val="clear" w:color="auto" w:fill="E5F5FF"/>
-          </w:tcPr>
-          <w:p>
-            <w:pPr>
-              <w:pStyle w:val="BDOITable"/>
-            </w:pPr>
-            <w:r>
-              <w:rPr>
-                <w:sz w:val="16"/>
-              </w:rPr>
-              <w:t>Claims handlers and set-up</w:t>
-            </w:r>
-          </w:p>
-        </w:tc>
-        <w:tc>
-          <w:tcPr>
-            <w:tcW w:type="dxa" w:w="5099"/>
-            <w:tcMar>
-              <w:top w:w="50" w:type="dxa"/>
-              <w:bottom w:w="50" w:type="dxa"/>
-              <w:left w:w="90" w:type="dxa"/>
-              <w:right w:w="90" w:type="dxa"/>
-            </w:tcMar>
-            <w:shd w:val="clear" w:color="auto" w:fill="E5F5FF"/>
-          </w:tcPr>
-          <w:p>
-            <w:pPr>
-              <w:pStyle w:val="BDOITable"/>
-            </w:pPr>
-            <w:r>
-              <w:rPr>
-                <w:sz w:val="16"/>
-              </w:rPr>
-              <w:t>Claims &amp; Insurance › Claims Handling › Claims Setup</w:t>
-            </w:r>
-          </w:p>
-        </w:tc>
-      </w:tr>
-      <w:tr>
-        <w:tc>
-          <w:tcPr>
-            <w:tcW w:type="dxa" w:w="907"/>
-            <w:tcMar>
-              <w:top w:w="50" w:type="dxa"/>
-              <w:bottom w:w="50" w:type="dxa"/>
-              <w:left w:w="90" w:type="dxa"/>
-              <w:right w:w="90" w:type="dxa"/>
-            </w:tcMar>
-          </w:tcPr>
-          <w:p>
-            <w:pPr>
-              <w:pStyle w:val="BDOITable"/>
-            </w:pPr>
-            <w:r>
-              <w:rPr>
-                <w:sz w:val="16"/>
-              </w:rPr>
-              <w:t>CFG-130</w:t>
-            </w:r>
-          </w:p>
-        </w:tc>
-        <w:tc>
-          <w:tcPr>
-            <w:tcW w:type="dxa" w:w="3966"/>
-            <w:tcMar>
-              <w:top w:w="50" w:type="dxa"/>
-              <w:bottom w:w="50" w:type="dxa"/>
-              <w:left w:w="90" w:type="dxa"/>
-              <w:right w:w="90" w:type="dxa"/>
-            </w:tcMar>
-          </w:tcPr>
-          <w:p>
-            <w:pPr>
-              <w:pStyle w:val="BDOITable"/>
-            </w:pPr>
-            <w:r>
-              <w:rPr>
-                <w:sz w:val="16"/>
-              </w:rPr>
-              <w:t>Production reconciliation extract schedules</w:t>
-            </w:r>
-          </w:p>
-        </w:tc>
-        <w:tc>
-          <w:tcPr>
-            <w:tcW w:type="dxa" w:w="5099"/>
-            <w:tcMar>
-              <w:top w:w="50" w:type="dxa"/>
-              <w:bottom w:w="50" w:type="dxa"/>
-              <w:left w:w="90" w:type="dxa"/>
-              <w:right w:w="90" w:type="dxa"/>
-            </w:tcMar>
-          </w:tcPr>
-          <w:p>
-            <w:pPr>
-              <w:pStyle w:val="BDOITable"/>
-            </w:pPr>
-            <w:r>
-              <w:rPr>
-                <w:sz w:val="16"/>
-              </w:rPr>
-              <w:t>Client &amp; Policy › Production Reconciliation › Extract Schedules</w:t>
-            </w:r>
-          </w:p>
-        </w:tc>
-      </w:tr>
-      <w:tr>
-        <w:tc>
-          <w:tcPr>
-            <w:tcW w:type="dxa" w:w="907"/>
-            <w:tcMar>
-              <w:top w:w="50" w:type="dxa"/>
-              <w:bottom w:w="50" w:type="dxa"/>
-              <w:left w:w="90" w:type="dxa"/>
-              <w:right w:w="90" w:type="dxa"/>
-            </w:tcMar>
-            <w:shd w:val="clear" w:color="auto" w:fill="E5F5FF"/>
-          </w:tcPr>
-          <w:p>
-            <w:pPr>
-              <w:pStyle w:val="BDOITable"/>
-            </w:pPr>
-            <w:r>
-              <w:rPr>
-                <w:sz w:val="16"/>
-              </w:rPr>
-              <w:t>CFG-131</w:t>
-            </w:r>
-          </w:p>
-        </w:tc>
-        <w:tc>
-          <w:tcPr>
-            <w:tcW w:type="dxa" w:w="3966"/>
-            <w:tcMar>
-              <w:top w:w="50" w:type="dxa"/>
-              <w:bottom w:w="50" w:type="dxa"/>
-              <w:left w:w="90" w:type="dxa"/>
-              <w:right w:w="90" w:type="dxa"/>
-            </w:tcMar>
-            <w:shd w:val="clear" w:color="auto" w:fill="E5F5FF"/>
-          </w:tcPr>
-          <w:p>
-            <w:pPr>
-              <w:pStyle w:val="BDOITable"/>
-            </w:pPr>
-            <w:r>
-              <w:rPr>
-                <w:sz w:val="16"/>
-              </w:rPr>
-              <w:t>New Business report variants</w:t>
-            </w:r>
-          </w:p>
-        </w:tc>
-        <w:tc>
-          <w:tcPr>
-            <w:tcW w:type="dxa" w:w="5099"/>
-            <w:tcMar>
-              <w:top w:w="50" w:type="dxa"/>
-              <w:bottom w:w="50" w:type="dxa"/>
-              <w:left w:w="90" w:type="dxa"/>
-              <w:right w:w="90" w:type="dxa"/>
-            </w:tcMar>
-            <w:shd w:val="clear" w:color="auto" w:fill="E5F5FF"/>
-          </w:tcPr>
-          <w:p>
-            <w:pPr>
-              <w:pStyle w:val="BDOITable"/>
-            </w:pPr>
-            <w:r>
-              <w:rPr>
-                <w:sz w:val="16"/>
-              </w:rPr>
-              <w:t>Reports › New Business Reports › New Business Reports</w:t>
-            </w:r>
-          </w:p>
-        </w:tc>
-      </w:tr>
-    </w:tbl>
-    <w:p>
-      <w:pPr>
-        <w:pStyle w:val="BDOISpacer"/>
-      </w:pPr>
     </w:p>
     <w:p>
       <w:pPr>
@@ -16890,13 +14498,14 @@
       </w:r>
     </w:p>
     <w:sectPr>
-      <w:headerReference w:type="default" r:id="rId19"/>
-      <w:footerReference w:type="default" r:id="rId20"/>
-      <w:headerReference w:type="first" r:id="rId21"/>
-      <w:footerReference w:type="first" r:id="rId22"/>
+      <w:headerReference w:type="default" r:id="rId9"/>
+      <w:footerReference w:type="default" r:id="rId10"/>
+      <w:headerReference w:type="first" r:id="rId11"/>
+      <w:footerReference w:type="first" r:id="rId12"/>
       <w:pgSz w:w="12240" w:h="15840"/>
       <w:pgMar w:top="1417" w:right="1134" w:bottom="1247" w:left="1134" w:header="567" w:footer="510" w:gutter="0"/>
       <w:cols w:space="720"/>
+      <w:titlePg/>
       <w:docGrid w:linePitch="360"/>
     </w:sectPr>
   </w:body>
@@ -17021,260 +14630,6 @@
 </file>
 
 <file path=word/footer2.xml><?xml version="1.0" encoding="utf-8"?>
-<w:ftr xmlns:m="http://schemas.openxmlformats.org/officeDocument/2006/math" xmlns:mc="http://schemas.openxmlformats.org/markup-compatibility/2006" xmlns:mo="http://schemas.microsoft.com/office/mac/office/2008/main" xmlns:mv="urn:schemas-microsoft-com:mac:vml" xmlns:o="urn:schemas-microsoft-com:office:office" xmlns:r="http://schemas.openxmlformats.org/officeDocument/2006/relationships" xmlns:v="urn:schemas-microsoft-com:vml" xmlns:w10="urn:schemas-microsoft-com:office:word" xmlns:w14="http://schemas.microsoft.com/office/word/2010/wordml" xmlns:w="http://schemas.openxmlformats.org/wordprocessingml/2006/main" xmlns:wne="http://schemas.microsoft.com/office/word/2006/wordml" xmlns:wp14="http://schemas.microsoft.com/office/word/2010/wordprocessingDrawing" xmlns:wp="http://schemas.openxmlformats.org/drawingml/2006/wordprocessingDrawing" xmlns:wpc="http://schemas.microsoft.com/office/word/2010/wordprocessingCanvas" xmlns:wpg="http://schemas.microsoft.com/office/word/2010/wordprocessingGroup" xmlns:wpi="http://schemas.microsoft.com/office/word/2010/wordprocessingInk" xmlns:wps="http://schemas.microsoft.com/office/word/2010/wordprocessingShape" mc:Ignorable="w14 wp14">
-  <w:p>
-    <w:pPr>
-      <w:pStyle w:val="Footer"/>
-    </w:pPr>
-  </w:p>
-</w:ftr>
-</file>
-
-<file path=word/footer3.xml><?xml version="1.0" encoding="utf-8"?>
-<w:ftr xmlns:m="http://schemas.openxmlformats.org/officeDocument/2006/math" xmlns:mc="http://schemas.openxmlformats.org/markup-compatibility/2006" xmlns:mo="http://schemas.microsoft.com/office/mac/office/2008/main" xmlns:mv="urn:schemas-microsoft-com:mac:vml" xmlns:o="urn:schemas-microsoft-com:office:office" xmlns:r="http://schemas.openxmlformats.org/officeDocument/2006/relationships" xmlns:v="urn:schemas-microsoft-com:vml" xmlns:w10="urn:schemas-microsoft-com:office:word" xmlns:w14="http://schemas.microsoft.com/office/word/2010/wordml" xmlns:w="http://schemas.openxmlformats.org/wordprocessingml/2006/main" xmlns:wne="http://schemas.microsoft.com/office/word/2006/wordml" xmlns:wp14="http://schemas.microsoft.com/office/word/2010/wordprocessingDrawing" xmlns:wp="http://schemas.openxmlformats.org/drawingml/2006/wordprocessingDrawing" xmlns:wpc="http://schemas.microsoft.com/office/word/2010/wordprocessingCanvas" xmlns:wpg="http://schemas.microsoft.com/office/word/2010/wordprocessingGroup" xmlns:wpi="http://schemas.microsoft.com/office/word/2010/wordprocessingInk" xmlns:wps="http://schemas.microsoft.com/office/word/2010/wordprocessingShape" mc:Ignorable="w14 wp14">
-  <w:p>
-    <w:pPr>
-      <w:tabs>
-        <w:tab w:pos="6786" w:val="center"/>
-        <w:tab w:pos="13572" w:val="right"/>
-      </w:tabs>
-      <w:pBdr>
-        <w:top w:val="single" w:sz="4" w:space="4" w:color="C2C2C1"/>
-      </w:pBdr>
-    </w:pPr>
-    <w:r/>
-    <w:r>
-      <w:rPr>
-        <w:color w:val="656565"/>
-        <w:sz w:val="16"/>
-      </w:rPr>
-      <w:t>Confidential – BDOI</w:t>
-    </w:r>
-    <w:r>
-      <w:rPr>
-        <w:color w:val="656565"/>
-        <w:sz w:val="16"/>
-      </w:rPr>
-      <w:tab/>
-      <w:t xml:space="preserve">Page </w:t>
-    </w:r>
-    <w:r>
-      <w:rPr>
-        <w:color w:val="656565"/>
-        <w:sz w:val="16"/>
-      </w:rPr>
-      <w:fldChar w:fldCharType="begin"/>
-    </w:r>
-    <w:r>
-      <w:rPr>
-        <w:color w:val="656565"/>
-        <w:sz w:val="16"/>
-      </w:rPr>
-      <w:instrText xml:space="preserve"> PAGE </w:instrText>
-    </w:r>
-    <w:r>
-      <w:rPr>
-        <w:color w:val="656565"/>
-        <w:sz w:val="16"/>
-      </w:rPr>
-      <w:fldChar w:fldCharType="separate"/>
-    </w:r>
-    <w:r>
-      <w:rPr>
-        <w:color w:val="656565"/>
-        <w:sz w:val="16"/>
-      </w:rPr>
-      <w:t>1</w:t>
-    </w:r>
-    <w:r>
-      <w:rPr>
-        <w:color w:val="656565"/>
-        <w:sz w:val="16"/>
-      </w:rPr>
-      <w:fldChar w:fldCharType="end"/>
-    </w:r>
-    <w:r>
-      <w:rPr>
-        <w:color w:val="656565"/>
-        <w:sz w:val="16"/>
-      </w:rPr>
-      <w:t xml:space="preserve"> of </w:t>
-    </w:r>
-    <w:r>
-      <w:rPr>
-        <w:color w:val="656565"/>
-        <w:sz w:val="16"/>
-      </w:rPr>
-      <w:fldChar w:fldCharType="begin"/>
-    </w:r>
-    <w:r>
-      <w:rPr>
-        <w:color w:val="656565"/>
-        <w:sz w:val="16"/>
-      </w:rPr>
-      <w:instrText xml:space="preserve"> NUMPAGES </w:instrText>
-    </w:r>
-    <w:r>
-      <w:rPr>
-        <w:color w:val="656565"/>
-        <w:sz w:val="16"/>
-      </w:rPr>
-      <w:fldChar w:fldCharType="separate"/>
-    </w:r>
-    <w:r>
-      <w:rPr>
-        <w:color w:val="656565"/>
-        <w:sz w:val="16"/>
-      </w:rPr>
-      <w:t>1</w:t>
-    </w:r>
-    <w:r>
-      <w:rPr>
-        <w:color w:val="656565"/>
-        <w:sz w:val="16"/>
-      </w:rPr>
-      <w:fldChar w:fldCharType="end"/>
-    </w:r>
-    <w:r>
-      <w:rPr>
-        <w:color w:val="656565"/>
-        <w:sz w:val="16"/>
-      </w:rPr>
-      <w:tab/>
-      <w:t>Version 1.0</w:t>
-    </w:r>
-  </w:p>
-</w:ftr>
-</file>
-
-<file path=word/footer4.xml><?xml version="1.0" encoding="utf-8"?>
-<w:ftr xmlns:m="http://schemas.openxmlformats.org/officeDocument/2006/math" xmlns:mc="http://schemas.openxmlformats.org/markup-compatibility/2006" xmlns:mo="http://schemas.microsoft.com/office/mac/office/2008/main" xmlns:mv="urn:schemas-microsoft-com:mac:vml" xmlns:o="urn:schemas-microsoft-com:office:office" xmlns:r="http://schemas.openxmlformats.org/officeDocument/2006/relationships" xmlns:v="urn:schemas-microsoft-com:vml" xmlns:w10="urn:schemas-microsoft-com:office:word" xmlns:w14="http://schemas.microsoft.com/office/word/2010/wordml" xmlns:w="http://schemas.openxmlformats.org/wordprocessingml/2006/main" xmlns:wne="http://schemas.microsoft.com/office/word/2006/wordml" xmlns:wp14="http://schemas.microsoft.com/office/word/2010/wordprocessingDrawing" xmlns:wp="http://schemas.openxmlformats.org/drawingml/2006/wordprocessingDrawing" xmlns:wpc="http://schemas.microsoft.com/office/word/2010/wordprocessingCanvas" xmlns:wpg="http://schemas.microsoft.com/office/word/2010/wordprocessingGroup" xmlns:wpi="http://schemas.microsoft.com/office/word/2010/wordprocessingInk" xmlns:wps="http://schemas.microsoft.com/office/word/2010/wordprocessingShape" mc:Ignorable="w14 wp14">
-  <w:p>
-    <w:pPr>
-      <w:pStyle w:val="Footer"/>
-    </w:pPr>
-  </w:p>
-</w:ftr>
-</file>
-
-<file path=word/footer5.xml><?xml version="1.0" encoding="utf-8"?>
-<w:ftr xmlns:m="http://schemas.openxmlformats.org/officeDocument/2006/math" xmlns:mc="http://schemas.openxmlformats.org/markup-compatibility/2006" xmlns:mo="http://schemas.microsoft.com/office/mac/office/2008/main" xmlns:mv="urn:schemas-microsoft-com:mac:vml" xmlns:o="urn:schemas-microsoft-com:office:office" xmlns:r="http://schemas.openxmlformats.org/officeDocument/2006/relationships" xmlns:v="urn:schemas-microsoft-com:vml" xmlns:w10="urn:schemas-microsoft-com:office:word" xmlns:w14="http://schemas.microsoft.com/office/word/2010/wordml" xmlns:w="http://schemas.openxmlformats.org/wordprocessingml/2006/main" xmlns:wne="http://schemas.microsoft.com/office/word/2006/wordml" xmlns:wp14="http://schemas.microsoft.com/office/word/2010/wordprocessingDrawing" xmlns:wp="http://schemas.openxmlformats.org/drawingml/2006/wordprocessingDrawing" xmlns:wpc="http://schemas.microsoft.com/office/word/2010/wordprocessingCanvas" xmlns:wpg="http://schemas.microsoft.com/office/word/2010/wordprocessingGroup" xmlns:wpi="http://schemas.microsoft.com/office/word/2010/wordprocessingInk" xmlns:wps="http://schemas.microsoft.com/office/word/2010/wordprocessingShape" mc:Ignorable="w14 wp14">
-  <w:p>
-    <w:pPr>
-      <w:tabs>
-        <w:tab w:pos="4986" w:val="center"/>
-        <w:tab w:pos="9972" w:val="right"/>
-      </w:tabs>
-      <w:pBdr>
-        <w:top w:val="single" w:sz="4" w:space="4" w:color="C2C2C1"/>
-      </w:pBdr>
-    </w:pPr>
-    <w:r/>
-    <w:r>
-      <w:rPr>
-        <w:color w:val="656565"/>
-        <w:sz w:val="16"/>
-      </w:rPr>
-      <w:t>Confidential – BDOI</w:t>
-    </w:r>
-    <w:r>
-      <w:rPr>
-        <w:color w:val="656565"/>
-        <w:sz w:val="16"/>
-      </w:rPr>
-      <w:tab/>
-      <w:t xml:space="preserve">Page </w:t>
-    </w:r>
-    <w:r>
-      <w:rPr>
-        <w:color w:val="656565"/>
-        <w:sz w:val="16"/>
-      </w:rPr>
-      <w:fldChar w:fldCharType="begin"/>
-    </w:r>
-    <w:r>
-      <w:rPr>
-        <w:color w:val="656565"/>
-        <w:sz w:val="16"/>
-      </w:rPr>
-      <w:instrText xml:space="preserve"> PAGE </w:instrText>
-    </w:r>
-    <w:r>
-      <w:rPr>
-        <w:color w:val="656565"/>
-        <w:sz w:val="16"/>
-      </w:rPr>
-      <w:fldChar w:fldCharType="separate"/>
-    </w:r>
-    <w:r>
-      <w:rPr>
-        <w:color w:val="656565"/>
-        <w:sz w:val="16"/>
-      </w:rPr>
-      <w:t>1</w:t>
-    </w:r>
-    <w:r>
-      <w:rPr>
-        <w:color w:val="656565"/>
-        <w:sz w:val="16"/>
-      </w:rPr>
-      <w:fldChar w:fldCharType="end"/>
-    </w:r>
-    <w:r>
-      <w:rPr>
-        <w:color w:val="656565"/>
-        <w:sz w:val="16"/>
-      </w:rPr>
-      <w:t xml:space="preserve"> of </w:t>
-    </w:r>
-    <w:r>
-      <w:rPr>
-        <w:color w:val="656565"/>
-        <w:sz w:val="16"/>
-      </w:rPr>
-      <w:fldChar w:fldCharType="begin"/>
-    </w:r>
-    <w:r>
-      <w:rPr>
-        <w:color w:val="656565"/>
-        <w:sz w:val="16"/>
-      </w:rPr>
-      <w:instrText xml:space="preserve"> NUMPAGES </w:instrText>
-    </w:r>
-    <w:r>
-      <w:rPr>
-        <w:color w:val="656565"/>
-        <w:sz w:val="16"/>
-      </w:rPr>
-      <w:fldChar w:fldCharType="separate"/>
-    </w:r>
-    <w:r>
-      <w:rPr>
-        <w:color w:val="656565"/>
-        <w:sz w:val="16"/>
-      </w:rPr>
-      <w:t>1</w:t>
-    </w:r>
-    <w:r>
-      <w:rPr>
-        <w:color w:val="656565"/>
-        <w:sz w:val="16"/>
-      </w:rPr>
-      <w:fldChar w:fldCharType="end"/>
-    </w:r>
-    <w:r>
-      <w:rPr>
-        <w:color w:val="656565"/>
-        <w:sz w:val="16"/>
-      </w:rPr>
-      <w:tab/>
-      <w:t>Version 1.0</w:t>
-    </w:r>
-  </w:p>
-</w:ftr>
-</file>
-
-<file path=word/footer6.xml><?xml version="1.0" encoding="utf-8"?>
 <w:ftr xmlns:m="http://schemas.openxmlformats.org/officeDocument/2006/math" xmlns:mc="http://schemas.openxmlformats.org/markup-compatibility/2006" xmlns:mo="http://schemas.microsoft.com/office/mac/office/2008/main" xmlns:mv="urn:schemas-microsoft-com:mac:vml" xmlns:o="urn:schemas-microsoft-com:office:office" xmlns:r="http://schemas.openxmlformats.org/officeDocument/2006/relationships" xmlns:v="urn:schemas-microsoft-com:vml" xmlns:w10="urn:schemas-microsoft-com:office:word" xmlns:w14="http://schemas.microsoft.com/office/word/2010/wordml" xmlns:w="http://schemas.openxmlformats.org/wordprocessingml/2006/main" xmlns:wne="http://schemas.microsoft.com/office/word/2006/wordml" xmlns:wp14="http://schemas.microsoft.com/office/word/2010/wordprocessingDrawing" xmlns:wp="http://schemas.openxmlformats.org/drawingml/2006/wordprocessingDrawing" xmlns:wpc="http://schemas.microsoft.com/office/word/2010/wordprocessingCanvas" xmlns:wpg="http://schemas.microsoft.com/office/word/2010/wordprocessingGroup" xmlns:wpi="http://schemas.microsoft.com/office/word/2010/wordprocessingInk" xmlns:wps="http://schemas.microsoft.com/office/word/2010/wordprocessingShape" mc:Ignorable="w14 wp14">
   <w:p>
     <w:pPr>
@@ -17354,164 +14709,6 @@
 </file>
 
 <file path=word/header2.xml><?xml version="1.0" encoding="utf-8"?>
-<w:hdr xmlns:m="http://schemas.openxmlformats.org/officeDocument/2006/math" xmlns:mc="http://schemas.openxmlformats.org/markup-compatibility/2006" xmlns:mo="http://schemas.microsoft.com/office/mac/office/2008/main" xmlns:mv="urn:schemas-microsoft-com:mac:vml" xmlns:o="urn:schemas-microsoft-com:office:office" xmlns:r="http://schemas.openxmlformats.org/officeDocument/2006/relationships" xmlns:v="urn:schemas-microsoft-com:vml" xmlns:w10="urn:schemas-microsoft-com:office:word" xmlns:w14="http://schemas.microsoft.com/office/word/2010/wordml" xmlns:w="http://schemas.openxmlformats.org/wordprocessingml/2006/main" xmlns:wne="http://schemas.microsoft.com/office/word/2006/wordml" xmlns:wp14="http://schemas.microsoft.com/office/word/2010/wordprocessingDrawing" xmlns:wp="http://schemas.openxmlformats.org/drawingml/2006/wordprocessingDrawing" xmlns:wpc="http://schemas.microsoft.com/office/word/2010/wordprocessingCanvas" xmlns:wpg="http://schemas.microsoft.com/office/word/2010/wordprocessingGroup" xmlns:wpi="http://schemas.microsoft.com/office/word/2010/wordprocessingInk" xmlns:wps="http://schemas.microsoft.com/office/word/2010/wordprocessingShape" mc:Ignorable="w14 wp14">
-  <w:p>
-    <w:pPr>
-      <w:pStyle w:val="Header"/>
-    </w:pPr>
-  </w:p>
-</w:hdr>
-</file>
-
-<file path=word/header3.xml><?xml version="1.0" encoding="utf-8"?>
-<w:hdr xmlns:m="http://schemas.openxmlformats.org/officeDocument/2006/math" xmlns:mc="http://schemas.openxmlformats.org/markup-compatibility/2006" xmlns:mo="http://schemas.microsoft.com/office/mac/office/2008/main" xmlns:mv="urn:schemas-microsoft-com:mac:vml" xmlns:o="urn:schemas-microsoft-com:office:office" xmlns:r="http://schemas.openxmlformats.org/officeDocument/2006/relationships" xmlns:v="urn:schemas-microsoft-com:vml" xmlns:w10="urn:schemas-microsoft-com:office:word" xmlns:w14="http://schemas.microsoft.com/office/word/2010/wordml" xmlns:w="http://schemas.openxmlformats.org/wordprocessingml/2006/main" xmlns:wne="http://schemas.microsoft.com/office/word/2006/wordml" xmlns:wp14="http://schemas.microsoft.com/office/word/2010/wordprocessingDrawing" xmlns:wp="http://schemas.openxmlformats.org/drawingml/2006/wordprocessingDrawing" xmlns:wpc="http://schemas.microsoft.com/office/word/2010/wordprocessingCanvas" xmlns:wpg="http://schemas.microsoft.com/office/word/2010/wordprocessingGroup" xmlns:wpi="http://schemas.microsoft.com/office/word/2010/wordprocessingInk" xmlns:wps="http://schemas.microsoft.com/office/word/2010/wordprocessingShape" mc:Ignorable="w14 wp14">
-  <w:p>
-    <w:pPr>
-      <w:tabs>
-        <w:tab w:pos="13572" w:val="right"/>
-      </w:tabs>
-      <w:spacing w:after="0"/>
-      <w:pBdr>
-        <w:bottom w:val="single" w:sz="6" w:space="4" w:color="FDB913"/>
-      </w:pBdr>
-    </w:pPr>
-    <w:r/>
-    <w:r>
-      <w:rPr>
-        <w:b/>
-        <w:color w:val="004EA8"/>
-        <w:sz w:val="17"/>
-      </w:rPr>
-      <w:t>Master Data Upload Guide</w:t>
-    </w:r>
-    <w:r>
-      <w:rPr>
-        <w:color w:val="656565"/>
-        <w:sz w:val="16"/>
-      </w:rPr>
-      <w:t xml:space="preserve">   Guide to the master data and configuration upload templates</w:t>
-    </w:r>
-    <w:r>
-      <w:tab/>
-    </w:r>
-    <w:r>
-      <w:drawing>
-        <wp:inline xmlns:a="http://schemas.openxmlformats.org/drawingml/2006/main" xmlns:pic="http://schemas.openxmlformats.org/drawingml/2006/picture">
-          <wp:extent cx="1095709" cy="223200"/>
-          <wp:docPr id="1" name="Picture 1"/>
-          <wp:cNvGraphicFramePr>
-            <a:graphicFrameLocks noChangeAspect="1"/>
-          </wp:cNvGraphicFramePr>
-          <a:graphic>
-            <a:graphicData uri="http://schemas.openxmlformats.org/drawingml/2006/picture">
-              <pic:pic>
-                <pic:nvPicPr>
-                  <pic:cNvPr id="0" name="client-logo.png"/>
-                  <pic:cNvPicPr/>
-                </pic:nvPicPr>
-                <pic:blipFill>
-                  <a:blip r:embed="rId1"/>
-                  <a:stretch>
-                    <a:fillRect/>
-                  </a:stretch>
-                </pic:blipFill>
-                <pic:spPr>
-                  <a:xfrm>
-                    <a:off x="0" y="0"/>
-                    <a:ext cx="1095709" cy="223200"/>
-                  </a:xfrm>
-                  <a:prstGeom prst="rect"/>
-                </pic:spPr>
-              </pic:pic>
-            </a:graphicData>
-          </a:graphic>
-        </wp:inline>
-      </w:drawing>
-    </w:r>
-  </w:p>
-</w:hdr>
-</file>
-
-<file path=word/header4.xml><?xml version="1.0" encoding="utf-8"?>
-<w:hdr xmlns:m="http://schemas.openxmlformats.org/officeDocument/2006/math" xmlns:mc="http://schemas.openxmlformats.org/markup-compatibility/2006" xmlns:mo="http://schemas.microsoft.com/office/mac/office/2008/main" xmlns:mv="urn:schemas-microsoft-com:mac:vml" xmlns:o="urn:schemas-microsoft-com:office:office" xmlns:r="http://schemas.openxmlformats.org/officeDocument/2006/relationships" xmlns:v="urn:schemas-microsoft-com:vml" xmlns:w10="urn:schemas-microsoft-com:office:word" xmlns:w14="http://schemas.microsoft.com/office/word/2010/wordml" xmlns:w="http://schemas.openxmlformats.org/wordprocessingml/2006/main" xmlns:wne="http://schemas.microsoft.com/office/word/2006/wordml" xmlns:wp14="http://schemas.microsoft.com/office/word/2010/wordprocessingDrawing" xmlns:wp="http://schemas.openxmlformats.org/drawingml/2006/wordprocessingDrawing" xmlns:wpc="http://schemas.microsoft.com/office/word/2010/wordprocessingCanvas" xmlns:wpg="http://schemas.microsoft.com/office/word/2010/wordprocessingGroup" xmlns:wpi="http://schemas.microsoft.com/office/word/2010/wordprocessingInk" xmlns:wps="http://schemas.microsoft.com/office/word/2010/wordprocessingShape" mc:Ignorable="w14 wp14">
-  <w:p>
-    <w:pPr>
-      <w:pStyle w:val="Header"/>
-    </w:pPr>
-  </w:p>
-</w:hdr>
-</file>
-
-<file path=word/header5.xml><?xml version="1.0" encoding="utf-8"?>
-<w:hdr xmlns:m="http://schemas.openxmlformats.org/officeDocument/2006/math" xmlns:mc="http://schemas.openxmlformats.org/markup-compatibility/2006" xmlns:mo="http://schemas.microsoft.com/office/mac/office/2008/main" xmlns:mv="urn:schemas-microsoft-com:mac:vml" xmlns:o="urn:schemas-microsoft-com:office:office" xmlns:r="http://schemas.openxmlformats.org/officeDocument/2006/relationships" xmlns:v="urn:schemas-microsoft-com:vml" xmlns:w10="urn:schemas-microsoft-com:office:word" xmlns:w14="http://schemas.microsoft.com/office/word/2010/wordml" xmlns:w="http://schemas.openxmlformats.org/wordprocessingml/2006/main" xmlns:wne="http://schemas.microsoft.com/office/word/2006/wordml" xmlns:wp14="http://schemas.microsoft.com/office/word/2010/wordprocessingDrawing" xmlns:wp="http://schemas.openxmlformats.org/drawingml/2006/wordprocessingDrawing" xmlns:wpc="http://schemas.microsoft.com/office/word/2010/wordprocessingCanvas" xmlns:wpg="http://schemas.microsoft.com/office/word/2010/wordprocessingGroup" xmlns:wpi="http://schemas.microsoft.com/office/word/2010/wordprocessingInk" xmlns:wps="http://schemas.microsoft.com/office/word/2010/wordprocessingShape" mc:Ignorable="w14 wp14">
-  <w:p>
-    <w:pPr>
-      <w:tabs>
-        <w:tab w:pos="9972" w:val="right"/>
-      </w:tabs>
-      <w:spacing w:after="0"/>
-      <w:pBdr>
-        <w:bottom w:val="single" w:sz="6" w:space="4" w:color="FDB913"/>
-      </w:pBdr>
-    </w:pPr>
-    <w:r/>
-    <w:r>
-      <w:rPr>
-        <w:b/>
-        <w:color w:val="004EA8"/>
-        <w:sz w:val="17"/>
-      </w:rPr>
-      <w:t>Master Data Upload Guide</w:t>
-    </w:r>
-    <w:r>
-      <w:rPr>
-        <w:color w:val="656565"/>
-        <w:sz w:val="16"/>
-      </w:rPr>
-      <w:t xml:space="preserve">   Guide to the master data and configuration upload templates</w:t>
-    </w:r>
-    <w:r>
-      <w:tab/>
-    </w:r>
-    <w:r>
-      <w:drawing>
-        <wp:inline xmlns:a="http://schemas.openxmlformats.org/drawingml/2006/main" xmlns:pic="http://schemas.openxmlformats.org/drawingml/2006/picture">
-          <wp:extent cx="1095709" cy="223200"/>
-          <wp:docPr id="1" name="Picture 1"/>
-          <wp:cNvGraphicFramePr>
-            <a:graphicFrameLocks noChangeAspect="1"/>
-          </wp:cNvGraphicFramePr>
-          <a:graphic>
-            <a:graphicData uri="http://schemas.openxmlformats.org/drawingml/2006/picture">
-              <pic:pic>
-                <pic:nvPicPr>
-                  <pic:cNvPr id="0" name="client-logo.png"/>
-                  <pic:cNvPicPr/>
-                </pic:nvPicPr>
-                <pic:blipFill>
-                  <a:blip r:embed="rId1"/>
-                  <a:stretch>
-                    <a:fillRect/>
-                  </a:stretch>
-                </pic:blipFill>
-                <pic:spPr>
-                  <a:xfrm>
-                    <a:off x="0" y="0"/>
-                    <a:ext cx="1095709" cy="223200"/>
-                  </a:xfrm>
-                  <a:prstGeom prst="rect"/>
-                </pic:spPr>
-              </pic:pic>
-            </a:graphicData>
-          </a:graphic>
-        </wp:inline>
-      </w:drawing>
-    </w:r>
-  </w:p>
-</w:hdr>
-</file>
-
-<file path=word/header6.xml><?xml version="1.0" encoding="utf-8"?>
 <w:hdr xmlns:m="http://schemas.openxmlformats.org/officeDocument/2006/math" xmlns:mc="http://schemas.openxmlformats.org/markup-compatibility/2006" xmlns:mo="http://schemas.microsoft.com/office/mac/office/2008/main" xmlns:mv="urn:schemas-microsoft-com:mac:vml" xmlns:o="urn:schemas-microsoft-com:office:office" xmlns:r="http://schemas.openxmlformats.org/officeDocument/2006/relationships" xmlns:v="urn:schemas-microsoft-com:vml" xmlns:w10="urn:schemas-microsoft-com:office:word" xmlns:w14="http://schemas.microsoft.com/office/word/2010/wordml" xmlns:w="http://schemas.openxmlformats.org/wordprocessingml/2006/main" xmlns:wne="http://schemas.microsoft.com/office/word/2006/wordml" xmlns:wp14="http://schemas.microsoft.com/office/word/2010/wordprocessingDrawing" xmlns:wp="http://schemas.openxmlformats.org/drawingml/2006/wordprocessingDrawing" xmlns:wpc="http://schemas.microsoft.com/office/word/2010/wordprocessingCanvas" xmlns:wpg="http://schemas.microsoft.com/office/word/2010/wordprocessingGroup" xmlns:wpi="http://schemas.microsoft.com/office/word/2010/wordprocessingInk" xmlns:wps="http://schemas.microsoft.com/office/word/2010/wordprocessingShape" mc:Ignorable="w14 wp14">
   <w:p>
     <w:pPr>
